--- a/Tables/Updated/VBT_Predictive_Factors_Table1.docx
+++ b/Tables/Updated/VBT_Predictive_Factors_Table1.docx
@@ -447,7 +447,7 @@
                 <w:szCs w:val="18"/>
                 <w:color w:val="000000"/>
               </w:rPr>
-              <w:t xml:space="preserve">269</w:t>
+              <w:t xml:space="preserve">283</w:t>
             </w:r>
           </w:p>
         </w:tc>
@@ -500,7 +500,7 @@
                 <w:szCs w:val="18"/>
                 <w:color w:val="000000"/>
               </w:rPr>
-              <w:t xml:space="preserve">130</w:t>
+              <w:t xml:space="preserve">128</w:t>
             </w:r>
           </w:p>
         </w:tc>
@@ -553,7 +553,7 @@
                 <w:szCs w:val="18"/>
                 <w:color w:val="000000"/>
               </w:rPr>
-              <w:t xml:space="preserve">61</w:t>
+              <w:t xml:space="preserve">63</w:t>
             </w:r>
           </w:p>
         </w:tc>
@@ -989,113 +989,113 @@
                 <w:szCs w:val="18"/>
                 <w:color w:val="000000"/>
               </w:rPr>
-              <w:t xml:space="preserve">269 (100.0)</w:t>
-            </w:r>
-          </w:p>
-        </w:tc>
-        <w:tc>
-          <w:tcPr>
-            <w:tcBorders>
-              <w:bottom w:val="single" w:sz="6" w:space="0" w:color="666666"/>
-              <w:top w:val="single" w:sz="6" w:space="0" w:color="666666"/>
-              <w:left w:val="none" w:sz="0" w:space="0" w:color="000000"/>
-              <w:right w:val="none" w:sz="0" w:space="0" w:color="000000"/>
-            </w:tcBorders>
-            <w:shd w:val="clear" w:color="auto" w:fill="FFFFFF"/>
-            <w:tcMar>
-              <w:top w:w="0" w:type="dxa"/>
-              <w:bottom w:w="0" w:type="dxa"/>
-              <w:left w:w="0" w:type="dxa"/>
-              <w:right w:w="0" w:type="dxa"/>
-            </w:tcMar>
-            <w:vAlign w:val="center"/>
-          </w:tcPr>
-          <w:p>
-            <w:pPr>
-              <w:pStyle w:val="Normal"/>
-              <w:jc w:val="left"/>
-              <w:pBdr>
-                <w:bottom w:val="none" w:sz="0" w:space="0" w:color="000000"/>
-                <w:top w:val="none" w:sz="0" w:space="0" w:color="000000"/>
-                <w:left w:val="none" w:sz="0" w:space="0" w:color="000000"/>
-                <w:right w:val="none" w:sz="0" w:space="0" w:color="000000"/>
-              </w:pBdr>
-              <w:spacing w:after="100" w:before="100" w:line="240"/>
-              <w:ind w:left="100" w:right="100" w:firstLine="0" w:firstLineChars="0"/>
-              <w:rPr>
-                <w:rFonts w:ascii="Arial" w:hAnsi="Arial" w:eastAsia="Arial" w:cs="Arial"/>
-                <w:i w:val="false"/>
-                <w:b w:val="false"/>
-                <w:u w:val="none"/>
-                <w:sz w:val="18"/>
-                <w:szCs w:val="18"/>
-                <w:color w:val="000000"/>
-              </w:rPr>
-            </w:pPr>
-            <w:r>
-              <w:rPr>
-                <w:rFonts w:ascii="Arial" w:hAnsi="Arial" w:eastAsia="Arial" w:cs="Arial"/>
-                <w:i w:val="false"/>
-                <w:b w:val="false"/>
-                <w:u w:val="none"/>
-                <w:sz w:val="18"/>
-                <w:szCs w:val="18"/>
-                <w:color w:val="000000"/>
-              </w:rPr>
-              <w:t xml:space="preserve">130 (100.0)</w:t>
-            </w:r>
-          </w:p>
-        </w:tc>
-        <w:tc>
-          <w:tcPr>
-            <w:tcBorders>
-              <w:bottom w:val="single" w:sz="6" w:space="0" w:color="666666"/>
-              <w:top w:val="single" w:sz="6" w:space="0" w:color="666666"/>
-              <w:left w:val="none" w:sz="0" w:space="0" w:color="000000"/>
-              <w:right w:val="none" w:sz="0" w:space="0" w:color="000000"/>
-            </w:tcBorders>
-            <w:shd w:val="clear" w:color="auto" w:fill="FFFFFF"/>
-            <w:tcMar>
-              <w:top w:w="0" w:type="dxa"/>
-              <w:bottom w:w="0" w:type="dxa"/>
-              <w:left w:w="0" w:type="dxa"/>
-              <w:right w:w="0" w:type="dxa"/>
-            </w:tcMar>
-            <w:vAlign w:val="center"/>
-          </w:tcPr>
-          <w:p>
-            <w:pPr>
-              <w:pStyle w:val="Normal"/>
-              <w:jc w:val="left"/>
-              <w:pBdr>
-                <w:bottom w:val="none" w:sz="0" w:space="0" w:color="000000"/>
-                <w:top w:val="none" w:sz="0" w:space="0" w:color="000000"/>
-                <w:left w:val="none" w:sz="0" w:space="0" w:color="000000"/>
-                <w:right w:val="none" w:sz="0" w:space="0" w:color="000000"/>
-              </w:pBdr>
-              <w:spacing w:after="100" w:before="100" w:line="240"/>
-              <w:ind w:left="100" w:right="100" w:firstLine="0" w:firstLineChars="0"/>
-              <w:rPr>
-                <w:rFonts w:ascii="Arial" w:hAnsi="Arial" w:eastAsia="Arial" w:cs="Arial"/>
-                <w:i w:val="false"/>
-                <w:b w:val="false"/>
-                <w:u w:val="none"/>
-                <w:sz w:val="18"/>
-                <w:szCs w:val="18"/>
-                <w:color w:val="000000"/>
-              </w:rPr>
-            </w:pPr>
-            <w:r>
-              <w:rPr>
-                <w:rFonts w:ascii="Arial" w:hAnsi="Arial" w:eastAsia="Arial" w:cs="Arial"/>
-                <w:i w:val="false"/>
-                <w:b w:val="false"/>
-                <w:u w:val="none"/>
-                <w:sz w:val="18"/>
-                <w:szCs w:val="18"/>
-                <w:color w:val="000000"/>
-              </w:rPr>
-              <w:t xml:space="preserve">61 (100.0)</w:t>
+              <w:t xml:space="preserve">283 (100.0)</w:t>
+            </w:r>
+          </w:p>
+        </w:tc>
+        <w:tc>
+          <w:tcPr>
+            <w:tcBorders>
+              <w:bottom w:val="single" w:sz="6" w:space="0" w:color="666666"/>
+              <w:top w:val="single" w:sz="6" w:space="0" w:color="666666"/>
+              <w:left w:val="none" w:sz="0" w:space="0" w:color="000000"/>
+              <w:right w:val="none" w:sz="0" w:space="0" w:color="000000"/>
+            </w:tcBorders>
+            <w:shd w:val="clear" w:color="auto" w:fill="FFFFFF"/>
+            <w:tcMar>
+              <w:top w:w="0" w:type="dxa"/>
+              <w:bottom w:w="0" w:type="dxa"/>
+              <w:left w:w="0" w:type="dxa"/>
+              <w:right w:w="0" w:type="dxa"/>
+            </w:tcMar>
+            <w:vAlign w:val="center"/>
+          </w:tcPr>
+          <w:p>
+            <w:pPr>
+              <w:pStyle w:val="Normal"/>
+              <w:jc w:val="left"/>
+              <w:pBdr>
+                <w:bottom w:val="none" w:sz="0" w:space="0" w:color="000000"/>
+                <w:top w:val="none" w:sz="0" w:space="0" w:color="000000"/>
+                <w:left w:val="none" w:sz="0" w:space="0" w:color="000000"/>
+                <w:right w:val="none" w:sz="0" w:space="0" w:color="000000"/>
+              </w:pBdr>
+              <w:spacing w:after="100" w:before="100" w:line="240"/>
+              <w:ind w:left="100" w:right="100" w:firstLine="0" w:firstLineChars="0"/>
+              <w:rPr>
+                <w:rFonts w:ascii="Arial" w:hAnsi="Arial" w:eastAsia="Arial" w:cs="Arial"/>
+                <w:i w:val="false"/>
+                <w:b w:val="false"/>
+                <w:u w:val="none"/>
+                <w:sz w:val="18"/>
+                <w:szCs w:val="18"/>
+                <w:color w:val="000000"/>
+              </w:rPr>
+            </w:pPr>
+            <w:r>
+              <w:rPr>
+                <w:rFonts w:ascii="Arial" w:hAnsi="Arial" w:eastAsia="Arial" w:cs="Arial"/>
+                <w:i w:val="false"/>
+                <w:b w:val="false"/>
+                <w:u w:val="none"/>
+                <w:sz w:val="18"/>
+                <w:szCs w:val="18"/>
+                <w:color w:val="000000"/>
+              </w:rPr>
+              <w:t xml:space="preserve">128 (100.0)</w:t>
+            </w:r>
+          </w:p>
+        </w:tc>
+        <w:tc>
+          <w:tcPr>
+            <w:tcBorders>
+              <w:bottom w:val="single" w:sz="6" w:space="0" w:color="666666"/>
+              <w:top w:val="single" w:sz="6" w:space="0" w:color="666666"/>
+              <w:left w:val="none" w:sz="0" w:space="0" w:color="000000"/>
+              <w:right w:val="none" w:sz="0" w:space="0" w:color="000000"/>
+            </w:tcBorders>
+            <w:shd w:val="clear" w:color="auto" w:fill="FFFFFF"/>
+            <w:tcMar>
+              <w:top w:w="0" w:type="dxa"/>
+              <w:bottom w:w="0" w:type="dxa"/>
+              <w:left w:w="0" w:type="dxa"/>
+              <w:right w:w="0" w:type="dxa"/>
+            </w:tcMar>
+            <w:vAlign w:val="center"/>
+          </w:tcPr>
+          <w:p>
+            <w:pPr>
+              <w:pStyle w:val="Normal"/>
+              <w:jc w:val="left"/>
+              <w:pBdr>
+                <w:bottom w:val="none" w:sz="0" w:space="0" w:color="000000"/>
+                <w:top w:val="none" w:sz="0" w:space="0" w:color="000000"/>
+                <w:left w:val="none" w:sz="0" w:space="0" w:color="000000"/>
+                <w:right w:val="none" w:sz="0" w:space="0" w:color="000000"/>
+              </w:pBdr>
+              <w:spacing w:after="100" w:before="100" w:line="240"/>
+              <w:ind w:left="100" w:right="100" w:firstLine="0" w:firstLineChars="0"/>
+              <w:rPr>
+                <w:rFonts w:ascii="Arial" w:hAnsi="Arial" w:eastAsia="Arial" w:cs="Arial"/>
+                <w:i w:val="false"/>
+                <w:b w:val="false"/>
+                <w:u w:val="none"/>
+                <w:sz w:val="18"/>
+                <w:szCs w:val="18"/>
+                <w:color w:val="000000"/>
+              </w:rPr>
+            </w:pPr>
+            <w:r>
+              <w:rPr>
+                <w:rFonts w:ascii="Arial" w:hAnsi="Arial" w:eastAsia="Arial" w:cs="Arial"/>
+                <w:i w:val="false"/>
+                <w:b w:val="false"/>
+                <w:u w:val="none"/>
+                <w:sz w:val="18"/>
+                <w:szCs w:val="18"/>
+                <w:color w:val="000000"/>
+              </w:rPr>
+              <w:t xml:space="preserve">63 (100.0)</w:t>
             </w:r>
           </w:p>
         </w:tc>
@@ -1260,113 +1260,113 @@
                 <w:szCs w:val="18"/>
                 <w:color w:val="000000"/>
               </w:rPr>
-              <w:t xml:space="preserve">10 (3.7)</w:t>
-            </w:r>
-          </w:p>
-        </w:tc>
-        <w:tc>
-          <w:tcPr>
-            <w:tcBorders>
-              <w:bottom w:val="single" w:sz="6" w:space="0" w:color="666666"/>
-              <w:top w:val="single" w:sz="6" w:space="0" w:color="666666"/>
-              <w:left w:val="none" w:sz="0" w:space="0" w:color="000000"/>
-              <w:right w:val="none" w:sz="0" w:space="0" w:color="000000"/>
-            </w:tcBorders>
-            <w:shd w:val="clear" w:color="auto" w:fill="FFFFFF"/>
-            <w:tcMar>
-              <w:top w:w="0" w:type="dxa"/>
-              <w:bottom w:w="0" w:type="dxa"/>
-              <w:left w:w="0" w:type="dxa"/>
-              <w:right w:w="0" w:type="dxa"/>
-            </w:tcMar>
-            <w:vAlign w:val="center"/>
-          </w:tcPr>
-          <w:p>
-            <w:pPr>
-              <w:pStyle w:val="Normal"/>
-              <w:jc w:val="left"/>
-              <w:pBdr>
-                <w:bottom w:val="none" w:sz="0" w:space="0" w:color="000000"/>
-                <w:top w:val="none" w:sz="0" w:space="0" w:color="000000"/>
-                <w:left w:val="none" w:sz="0" w:space="0" w:color="000000"/>
-                <w:right w:val="none" w:sz="0" w:space="0" w:color="000000"/>
-              </w:pBdr>
-              <w:spacing w:after="100" w:before="100" w:line="240"/>
-              <w:ind w:left="100" w:right="100" w:firstLine="0" w:firstLineChars="0"/>
-              <w:rPr>
-                <w:rFonts w:ascii="Arial" w:hAnsi="Arial" w:eastAsia="Arial" w:cs="Arial"/>
-                <w:i w:val="false"/>
-                <w:b w:val="false"/>
-                <w:u w:val="none"/>
-                <w:sz w:val="18"/>
-                <w:szCs w:val="18"/>
-                <w:color w:val="000000"/>
-              </w:rPr>
-            </w:pPr>
-            <w:r>
-              <w:rPr>
-                <w:rFonts w:ascii="Arial" w:hAnsi="Arial" w:eastAsia="Arial" w:cs="Arial"/>
-                <w:i w:val="false"/>
-                <w:b w:val="false"/>
-                <w:u w:val="none"/>
-                <w:sz w:val="18"/>
-                <w:szCs w:val="18"/>
-                <w:color w:val="000000"/>
-              </w:rPr>
-              <w:t xml:space="preserve">2 (1.5)</w:t>
-            </w:r>
-          </w:p>
-        </w:tc>
-        <w:tc>
-          <w:tcPr>
-            <w:tcBorders>
-              <w:bottom w:val="single" w:sz="6" w:space="0" w:color="666666"/>
-              <w:top w:val="single" w:sz="6" w:space="0" w:color="666666"/>
-              <w:left w:val="none" w:sz="0" w:space="0" w:color="000000"/>
-              <w:right w:val="none" w:sz="0" w:space="0" w:color="000000"/>
-            </w:tcBorders>
-            <w:shd w:val="clear" w:color="auto" w:fill="FFFFFF"/>
-            <w:tcMar>
-              <w:top w:w="0" w:type="dxa"/>
-              <w:bottom w:w="0" w:type="dxa"/>
-              <w:left w:w="0" w:type="dxa"/>
-              <w:right w:w="0" w:type="dxa"/>
-            </w:tcMar>
-            <w:vAlign w:val="center"/>
-          </w:tcPr>
-          <w:p>
-            <w:pPr>
-              <w:pStyle w:val="Normal"/>
-              <w:jc w:val="left"/>
-              <w:pBdr>
-                <w:bottom w:val="none" w:sz="0" w:space="0" w:color="000000"/>
-                <w:top w:val="none" w:sz="0" w:space="0" w:color="000000"/>
-                <w:left w:val="none" w:sz="0" w:space="0" w:color="000000"/>
-                <w:right w:val="none" w:sz="0" w:space="0" w:color="000000"/>
-              </w:pBdr>
-              <w:spacing w:after="100" w:before="100" w:line="240"/>
-              <w:ind w:left="100" w:right="100" w:firstLine="0" w:firstLineChars="0"/>
-              <w:rPr>
-                <w:rFonts w:ascii="Arial" w:hAnsi="Arial" w:eastAsia="Arial" w:cs="Arial"/>
-                <w:i w:val="false"/>
-                <w:b w:val="false"/>
-                <w:u w:val="none"/>
-                <w:sz w:val="18"/>
-                <w:szCs w:val="18"/>
-                <w:color w:val="000000"/>
-              </w:rPr>
-            </w:pPr>
-            <w:r>
-              <w:rPr>
-                <w:rFonts w:ascii="Arial" w:hAnsi="Arial" w:eastAsia="Arial" w:cs="Arial"/>
-                <w:i w:val="false"/>
-                <w:b w:val="false"/>
-                <w:u w:val="none"/>
-                <w:sz w:val="18"/>
-                <w:szCs w:val="18"/>
-                <w:color w:val="000000"/>
-              </w:rPr>
-              <w:t xml:space="preserve">2 (3.3)</w:t>
+              <w:t xml:space="preserve">10 (3.5)</w:t>
+            </w:r>
+          </w:p>
+        </w:tc>
+        <w:tc>
+          <w:tcPr>
+            <w:tcBorders>
+              <w:bottom w:val="single" w:sz="6" w:space="0" w:color="666666"/>
+              <w:top w:val="single" w:sz="6" w:space="0" w:color="666666"/>
+              <w:left w:val="none" w:sz="0" w:space="0" w:color="000000"/>
+              <w:right w:val="none" w:sz="0" w:space="0" w:color="000000"/>
+            </w:tcBorders>
+            <w:shd w:val="clear" w:color="auto" w:fill="FFFFFF"/>
+            <w:tcMar>
+              <w:top w:w="0" w:type="dxa"/>
+              <w:bottom w:w="0" w:type="dxa"/>
+              <w:left w:w="0" w:type="dxa"/>
+              <w:right w:w="0" w:type="dxa"/>
+            </w:tcMar>
+            <w:vAlign w:val="center"/>
+          </w:tcPr>
+          <w:p>
+            <w:pPr>
+              <w:pStyle w:val="Normal"/>
+              <w:jc w:val="left"/>
+              <w:pBdr>
+                <w:bottom w:val="none" w:sz="0" w:space="0" w:color="000000"/>
+                <w:top w:val="none" w:sz="0" w:space="0" w:color="000000"/>
+                <w:left w:val="none" w:sz="0" w:space="0" w:color="000000"/>
+                <w:right w:val="none" w:sz="0" w:space="0" w:color="000000"/>
+              </w:pBdr>
+              <w:spacing w:after="100" w:before="100" w:line="240"/>
+              <w:ind w:left="100" w:right="100" w:firstLine="0" w:firstLineChars="0"/>
+              <w:rPr>
+                <w:rFonts w:ascii="Arial" w:hAnsi="Arial" w:eastAsia="Arial" w:cs="Arial"/>
+                <w:i w:val="false"/>
+                <w:b w:val="false"/>
+                <w:u w:val="none"/>
+                <w:sz w:val="18"/>
+                <w:szCs w:val="18"/>
+                <w:color w:val="000000"/>
+              </w:rPr>
+            </w:pPr>
+            <w:r>
+              <w:rPr>
+                <w:rFonts w:ascii="Arial" w:hAnsi="Arial" w:eastAsia="Arial" w:cs="Arial"/>
+                <w:i w:val="false"/>
+                <w:b w:val="false"/>
+                <w:u w:val="none"/>
+                <w:sz w:val="18"/>
+                <w:szCs w:val="18"/>
+                <w:color w:val="000000"/>
+              </w:rPr>
+              <w:t xml:space="preserve">2 (1.6)</w:t>
+            </w:r>
+          </w:p>
+        </w:tc>
+        <w:tc>
+          <w:tcPr>
+            <w:tcBorders>
+              <w:bottom w:val="single" w:sz="6" w:space="0" w:color="666666"/>
+              <w:top w:val="single" w:sz="6" w:space="0" w:color="666666"/>
+              <w:left w:val="none" w:sz="0" w:space="0" w:color="000000"/>
+              <w:right w:val="none" w:sz="0" w:space="0" w:color="000000"/>
+            </w:tcBorders>
+            <w:shd w:val="clear" w:color="auto" w:fill="FFFFFF"/>
+            <w:tcMar>
+              <w:top w:w="0" w:type="dxa"/>
+              <w:bottom w:w="0" w:type="dxa"/>
+              <w:left w:w="0" w:type="dxa"/>
+              <w:right w:w="0" w:type="dxa"/>
+            </w:tcMar>
+            <w:vAlign w:val="center"/>
+          </w:tcPr>
+          <w:p>
+            <w:pPr>
+              <w:pStyle w:val="Normal"/>
+              <w:jc w:val="left"/>
+              <w:pBdr>
+                <w:bottom w:val="none" w:sz="0" w:space="0" w:color="000000"/>
+                <w:top w:val="none" w:sz="0" w:space="0" w:color="000000"/>
+                <w:left w:val="none" w:sz="0" w:space="0" w:color="000000"/>
+                <w:right w:val="none" w:sz="0" w:space="0" w:color="000000"/>
+              </w:pBdr>
+              <w:spacing w:after="100" w:before="100" w:line="240"/>
+              <w:ind w:left="100" w:right="100" w:firstLine="0" w:firstLineChars="0"/>
+              <w:rPr>
+                <w:rFonts w:ascii="Arial" w:hAnsi="Arial" w:eastAsia="Arial" w:cs="Arial"/>
+                <w:i w:val="false"/>
+                <w:b w:val="false"/>
+                <w:u w:val="none"/>
+                <w:sz w:val="18"/>
+                <w:szCs w:val="18"/>
+                <w:color w:val="000000"/>
+              </w:rPr>
+            </w:pPr>
+            <w:r>
+              <w:rPr>
+                <w:rFonts w:ascii="Arial" w:hAnsi="Arial" w:eastAsia="Arial" w:cs="Arial"/>
+                <w:i w:val="false"/>
+                <w:b w:val="false"/>
+                <w:u w:val="none"/>
+                <w:sz w:val="18"/>
+                <w:szCs w:val="18"/>
+                <w:color w:val="000000"/>
+              </w:rPr>
+              <w:t xml:space="preserve">2 (3.2)</w:t>
             </w:r>
           </w:p>
         </w:tc>
@@ -1531,7 +1531,7 @@
                 <w:szCs w:val="18"/>
                 <w:color w:val="000000"/>
               </w:rPr>
-              <w:t xml:space="preserve">10 (3.7)</w:t>
+              <w:t xml:space="preserve">11 (3.9)</w:t>
             </w:r>
           </w:p>
         </w:tc>
@@ -2073,113 +2073,113 @@
                 <w:szCs w:val="18"/>
                 <w:color w:val="000000"/>
               </w:rPr>
-              <w:t xml:space="preserve">247 (91.8)</w:t>
-            </w:r>
-          </w:p>
-        </w:tc>
-        <w:tc>
-          <w:tcPr>
-            <w:tcBorders>
-              <w:bottom w:val="single" w:sz="6" w:space="0" w:color="666666"/>
-              <w:top w:val="single" w:sz="6" w:space="0" w:color="666666"/>
-              <w:left w:val="none" w:sz="0" w:space="0" w:color="000000"/>
-              <w:right w:val="none" w:sz="0" w:space="0" w:color="000000"/>
-            </w:tcBorders>
-            <w:shd w:val="clear" w:color="auto" w:fill="FFFFFF"/>
-            <w:tcMar>
-              <w:top w:w="0" w:type="dxa"/>
-              <w:bottom w:w="0" w:type="dxa"/>
-              <w:left w:w="0" w:type="dxa"/>
-              <w:right w:w="0" w:type="dxa"/>
-            </w:tcMar>
-            <w:vAlign w:val="center"/>
-          </w:tcPr>
-          <w:p>
-            <w:pPr>
-              <w:pStyle w:val="Normal"/>
-              <w:jc w:val="left"/>
-              <w:pBdr>
-                <w:bottom w:val="none" w:sz="0" w:space="0" w:color="000000"/>
-                <w:top w:val="none" w:sz="0" w:space="0" w:color="000000"/>
-                <w:left w:val="none" w:sz="0" w:space="0" w:color="000000"/>
-                <w:right w:val="none" w:sz="0" w:space="0" w:color="000000"/>
-              </w:pBdr>
-              <w:spacing w:after="100" w:before="100" w:line="240"/>
-              <w:ind w:left="100" w:right="100" w:firstLine="0" w:firstLineChars="0"/>
-              <w:rPr>
-                <w:rFonts w:ascii="Arial" w:hAnsi="Arial" w:eastAsia="Arial" w:cs="Arial"/>
-                <w:i w:val="false"/>
-                <w:b w:val="false"/>
-                <w:u w:val="none"/>
-                <w:sz w:val="18"/>
-                <w:szCs w:val="18"/>
-                <w:color w:val="000000"/>
-              </w:rPr>
-            </w:pPr>
-            <w:r>
-              <w:rPr>
-                <w:rFonts w:ascii="Arial" w:hAnsi="Arial" w:eastAsia="Arial" w:cs="Arial"/>
-                <w:i w:val="false"/>
-                <w:b w:val="false"/>
-                <w:u w:val="none"/>
-                <w:sz w:val="18"/>
-                <w:szCs w:val="18"/>
-                <w:color w:val="000000"/>
-              </w:rPr>
-              <w:t xml:space="preserve">120 (92.3)</w:t>
-            </w:r>
-          </w:p>
-        </w:tc>
-        <w:tc>
-          <w:tcPr>
-            <w:tcBorders>
-              <w:bottom w:val="single" w:sz="6" w:space="0" w:color="666666"/>
-              <w:top w:val="single" w:sz="6" w:space="0" w:color="666666"/>
-              <w:left w:val="none" w:sz="0" w:space="0" w:color="000000"/>
-              <w:right w:val="none" w:sz="0" w:space="0" w:color="000000"/>
-            </w:tcBorders>
-            <w:shd w:val="clear" w:color="auto" w:fill="FFFFFF"/>
-            <w:tcMar>
-              <w:top w:w="0" w:type="dxa"/>
-              <w:bottom w:w="0" w:type="dxa"/>
-              <w:left w:w="0" w:type="dxa"/>
-              <w:right w:w="0" w:type="dxa"/>
-            </w:tcMar>
-            <w:vAlign w:val="center"/>
-          </w:tcPr>
-          <w:p>
-            <w:pPr>
-              <w:pStyle w:val="Normal"/>
-              <w:jc w:val="left"/>
-              <w:pBdr>
-                <w:bottom w:val="none" w:sz="0" w:space="0" w:color="000000"/>
-                <w:top w:val="none" w:sz="0" w:space="0" w:color="000000"/>
-                <w:left w:val="none" w:sz="0" w:space="0" w:color="000000"/>
-                <w:right w:val="none" w:sz="0" w:space="0" w:color="000000"/>
-              </w:pBdr>
-              <w:spacing w:after="100" w:before="100" w:line="240"/>
-              <w:ind w:left="100" w:right="100" w:firstLine="0" w:firstLineChars="0"/>
-              <w:rPr>
-                <w:rFonts w:ascii="Arial" w:hAnsi="Arial" w:eastAsia="Arial" w:cs="Arial"/>
-                <w:i w:val="false"/>
-                <w:b w:val="false"/>
-                <w:u w:val="none"/>
-                <w:sz w:val="18"/>
-                <w:szCs w:val="18"/>
-                <w:color w:val="000000"/>
-              </w:rPr>
-            </w:pPr>
-            <w:r>
-              <w:rPr>
-                <w:rFonts w:ascii="Arial" w:hAnsi="Arial" w:eastAsia="Arial" w:cs="Arial"/>
-                <w:i w:val="false"/>
-                <w:b w:val="false"/>
-                <w:u w:val="none"/>
-                <w:sz w:val="18"/>
-                <w:szCs w:val="18"/>
-                <w:color w:val="000000"/>
-              </w:rPr>
-              <w:t xml:space="preserve">58 (95.1)</w:t>
+              <w:t xml:space="preserve">260 (91.9)</w:t>
+            </w:r>
+          </w:p>
+        </w:tc>
+        <w:tc>
+          <w:tcPr>
+            <w:tcBorders>
+              <w:bottom w:val="single" w:sz="6" w:space="0" w:color="666666"/>
+              <w:top w:val="single" w:sz="6" w:space="0" w:color="666666"/>
+              <w:left w:val="none" w:sz="0" w:space="0" w:color="000000"/>
+              <w:right w:val="none" w:sz="0" w:space="0" w:color="000000"/>
+            </w:tcBorders>
+            <w:shd w:val="clear" w:color="auto" w:fill="FFFFFF"/>
+            <w:tcMar>
+              <w:top w:w="0" w:type="dxa"/>
+              <w:bottom w:w="0" w:type="dxa"/>
+              <w:left w:w="0" w:type="dxa"/>
+              <w:right w:w="0" w:type="dxa"/>
+            </w:tcMar>
+            <w:vAlign w:val="center"/>
+          </w:tcPr>
+          <w:p>
+            <w:pPr>
+              <w:pStyle w:val="Normal"/>
+              <w:jc w:val="left"/>
+              <w:pBdr>
+                <w:bottom w:val="none" w:sz="0" w:space="0" w:color="000000"/>
+                <w:top w:val="none" w:sz="0" w:space="0" w:color="000000"/>
+                <w:left w:val="none" w:sz="0" w:space="0" w:color="000000"/>
+                <w:right w:val="none" w:sz="0" w:space="0" w:color="000000"/>
+              </w:pBdr>
+              <w:spacing w:after="100" w:before="100" w:line="240"/>
+              <w:ind w:left="100" w:right="100" w:firstLine="0" w:firstLineChars="0"/>
+              <w:rPr>
+                <w:rFonts w:ascii="Arial" w:hAnsi="Arial" w:eastAsia="Arial" w:cs="Arial"/>
+                <w:i w:val="false"/>
+                <w:b w:val="false"/>
+                <w:u w:val="none"/>
+                <w:sz w:val="18"/>
+                <w:szCs w:val="18"/>
+                <w:color w:val="000000"/>
+              </w:rPr>
+            </w:pPr>
+            <w:r>
+              <w:rPr>
+                <w:rFonts w:ascii="Arial" w:hAnsi="Arial" w:eastAsia="Arial" w:cs="Arial"/>
+                <w:i w:val="false"/>
+                <w:b w:val="false"/>
+                <w:u w:val="none"/>
+                <w:sz w:val="18"/>
+                <w:szCs w:val="18"/>
+                <w:color w:val="000000"/>
+              </w:rPr>
+              <w:t xml:space="preserve">118 (92.2)</w:t>
+            </w:r>
+          </w:p>
+        </w:tc>
+        <w:tc>
+          <w:tcPr>
+            <w:tcBorders>
+              <w:bottom w:val="single" w:sz="6" w:space="0" w:color="666666"/>
+              <w:top w:val="single" w:sz="6" w:space="0" w:color="666666"/>
+              <w:left w:val="none" w:sz="0" w:space="0" w:color="000000"/>
+              <w:right w:val="none" w:sz="0" w:space="0" w:color="000000"/>
+            </w:tcBorders>
+            <w:shd w:val="clear" w:color="auto" w:fill="FFFFFF"/>
+            <w:tcMar>
+              <w:top w:w="0" w:type="dxa"/>
+              <w:bottom w:w="0" w:type="dxa"/>
+              <w:left w:w="0" w:type="dxa"/>
+              <w:right w:w="0" w:type="dxa"/>
+            </w:tcMar>
+            <w:vAlign w:val="center"/>
+          </w:tcPr>
+          <w:p>
+            <w:pPr>
+              <w:pStyle w:val="Normal"/>
+              <w:jc w:val="left"/>
+              <w:pBdr>
+                <w:bottom w:val="none" w:sz="0" w:space="0" w:color="000000"/>
+                <w:top w:val="none" w:sz="0" w:space="0" w:color="000000"/>
+                <w:left w:val="none" w:sz="0" w:space="0" w:color="000000"/>
+                <w:right w:val="none" w:sz="0" w:space="0" w:color="000000"/>
+              </w:pBdr>
+              <w:spacing w:after="100" w:before="100" w:line="240"/>
+              <w:ind w:left="100" w:right="100" w:firstLine="0" w:firstLineChars="0"/>
+              <w:rPr>
+                <w:rFonts w:ascii="Arial" w:hAnsi="Arial" w:eastAsia="Arial" w:cs="Arial"/>
+                <w:i w:val="false"/>
+                <w:b w:val="false"/>
+                <w:u w:val="none"/>
+                <w:sz w:val="18"/>
+                <w:szCs w:val="18"/>
+                <w:color w:val="000000"/>
+              </w:rPr>
+            </w:pPr>
+            <w:r>
+              <w:rPr>
+                <w:rFonts w:ascii="Arial" w:hAnsi="Arial" w:eastAsia="Arial" w:cs="Arial"/>
+                <w:i w:val="false"/>
+                <w:b w:val="false"/>
+                <w:u w:val="none"/>
+                <w:sz w:val="18"/>
+                <w:szCs w:val="18"/>
+                <w:color w:val="000000"/>
+              </w:rPr>
+              <w:t xml:space="preserve">60 (95.2)</w:t>
             </w:r>
           </w:p>
         </w:tc>
@@ -2344,113 +2344,113 @@
                 <w:szCs w:val="18"/>
                 <w:color w:val="000000"/>
               </w:rPr>
-              <w:t xml:space="preserve">31 (11.5)</w:t>
-            </w:r>
-          </w:p>
-        </w:tc>
-        <w:tc>
-          <w:tcPr>
-            <w:tcBorders>
-              <w:bottom w:val="single" w:sz="6" w:space="0" w:color="666666"/>
-              <w:top w:val="single" w:sz="6" w:space="0" w:color="666666"/>
-              <w:left w:val="none" w:sz="0" w:space="0" w:color="000000"/>
-              <w:right w:val="none" w:sz="0" w:space="0" w:color="000000"/>
-            </w:tcBorders>
-            <w:shd w:val="clear" w:color="auto" w:fill="FFFFFF"/>
-            <w:tcMar>
-              <w:top w:w="0" w:type="dxa"/>
-              <w:bottom w:w="0" w:type="dxa"/>
-              <w:left w:w="0" w:type="dxa"/>
-              <w:right w:w="0" w:type="dxa"/>
-            </w:tcMar>
-            <w:vAlign w:val="center"/>
-          </w:tcPr>
-          <w:p>
-            <w:pPr>
-              <w:pStyle w:val="Normal"/>
-              <w:jc w:val="left"/>
-              <w:pBdr>
-                <w:bottom w:val="none" w:sz="0" w:space="0" w:color="000000"/>
-                <w:top w:val="none" w:sz="0" w:space="0" w:color="000000"/>
-                <w:left w:val="none" w:sz="0" w:space="0" w:color="000000"/>
-                <w:right w:val="none" w:sz="0" w:space="0" w:color="000000"/>
-              </w:pBdr>
-              <w:spacing w:after="100" w:before="100" w:line="240"/>
-              <w:ind w:left="100" w:right="100" w:firstLine="0" w:firstLineChars="0"/>
-              <w:rPr>
-                <w:rFonts w:ascii="Arial" w:hAnsi="Arial" w:eastAsia="Arial" w:cs="Arial"/>
-                <w:i w:val="false"/>
-                <w:b w:val="false"/>
-                <w:u w:val="none"/>
-                <w:sz w:val="18"/>
-                <w:szCs w:val="18"/>
-                <w:color w:val="000000"/>
-              </w:rPr>
-            </w:pPr>
-            <w:r>
-              <w:rPr>
-                <w:rFonts w:ascii="Arial" w:hAnsi="Arial" w:eastAsia="Arial" w:cs="Arial"/>
-                <w:i w:val="false"/>
-                <w:b w:val="false"/>
-                <w:u w:val="none"/>
-                <w:sz w:val="18"/>
-                <w:szCs w:val="18"/>
-                <w:color w:val="000000"/>
-              </w:rPr>
-              <w:t xml:space="preserve">21 (16.2)</w:t>
-            </w:r>
-          </w:p>
-        </w:tc>
-        <w:tc>
-          <w:tcPr>
-            <w:tcBorders>
-              <w:bottom w:val="single" w:sz="6" w:space="0" w:color="666666"/>
-              <w:top w:val="single" w:sz="6" w:space="0" w:color="666666"/>
-              <w:left w:val="none" w:sz="0" w:space="0" w:color="000000"/>
-              <w:right w:val="none" w:sz="0" w:space="0" w:color="000000"/>
-            </w:tcBorders>
-            <w:shd w:val="clear" w:color="auto" w:fill="FFFFFF"/>
-            <w:tcMar>
-              <w:top w:w="0" w:type="dxa"/>
-              <w:bottom w:w="0" w:type="dxa"/>
-              <w:left w:w="0" w:type="dxa"/>
-              <w:right w:w="0" w:type="dxa"/>
-            </w:tcMar>
-            <w:vAlign w:val="center"/>
-          </w:tcPr>
-          <w:p>
-            <w:pPr>
-              <w:pStyle w:val="Normal"/>
-              <w:jc w:val="left"/>
-              <w:pBdr>
-                <w:bottom w:val="none" w:sz="0" w:space="0" w:color="000000"/>
-                <w:top w:val="none" w:sz="0" w:space="0" w:color="000000"/>
-                <w:left w:val="none" w:sz="0" w:space="0" w:color="000000"/>
-                <w:right w:val="none" w:sz="0" w:space="0" w:color="000000"/>
-              </w:pBdr>
-              <w:spacing w:after="100" w:before="100" w:line="240"/>
-              <w:ind w:left="100" w:right="100" w:firstLine="0" w:firstLineChars="0"/>
-              <w:rPr>
-                <w:rFonts w:ascii="Arial" w:hAnsi="Arial" w:eastAsia="Arial" w:cs="Arial"/>
-                <w:i w:val="false"/>
-                <w:b w:val="false"/>
-                <w:u w:val="none"/>
-                <w:sz w:val="18"/>
-                <w:szCs w:val="18"/>
-                <w:color w:val="000000"/>
-              </w:rPr>
-            </w:pPr>
-            <w:r>
-              <w:rPr>
-                <w:rFonts w:ascii="Arial" w:hAnsi="Arial" w:eastAsia="Arial" w:cs="Arial"/>
-                <w:i w:val="false"/>
-                <w:b w:val="false"/>
-                <w:u w:val="none"/>
-                <w:sz w:val="18"/>
-                <w:szCs w:val="18"/>
-                <w:color w:val="000000"/>
-              </w:rPr>
-              <w:t xml:space="preserve">17 (27.9)</w:t>
+              <w:t xml:space="preserve">34 (12.0)</w:t>
+            </w:r>
+          </w:p>
+        </w:tc>
+        <w:tc>
+          <w:tcPr>
+            <w:tcBorders>
+              <w:bottom w:val="single" w:sz="6" w:space="0" w:color="666666"/>
+              <w:top w:val="single" w:sz="6" w:space="0" w:color="666666"/>
+              <w:left w:val="none" w:sz="0" w:space="0" w:color="000000"/>
+              <w:right w:val="none" w:sz="0" w:space="0" w:color="000000"/>
+            </w:tcBorders>
+            <w:shd w:val="clear" w:color="auto" w:fill="FFFFFF"/>
+            <w:tcMar>
+              <w:top w:w="0" w:type="dxa"/>
+              <w:bottom w:w="0" w:type="dxa"/>
+              <w:left w:w="0" w:type="dxa"/>
+              <w:right w:w="0" w:type="dxa"/>
+            </w:tcMar>
+            <w:vAlign w:val="center"/>
+          </w:tcPr>
+          <w:p>
+            <w:pPr>
+              <w:pStyle w:val="Normal"/>
+              <w:jc w:val="left"/>
+              <w:pBdr>
+                <w:bottom w:val="none" w:sz="0" w:space="0" w:color="000000"/>
+                <w:top w:val="none" w:sz="0" w:space="0" w:color="000000"/>
+                <w:left w:val="none" w:sz="0" w:space="0" w:color="000000"/>
+                <w:right w:val="none" w:sz="0" w:space="0" w:color="000000"/>
+              </w:pBdr>
+              <w:spacing w:after="100" w:before="100" w:line="240"/>
+              <w:ind w:left="100" w:right="100" w:firstLine="0" w:firstLineChars="0"/>
+              <w:rPr>
+                <w:rFonts w:ascii="Arial" w:hAnsi="Arial" w:eastAsia="Arial" w:cs="Arial"/>
+                <w:i w:val="false"/>
+                <w:b w:val="false"/>
+                <w:u w:val="none"/>
+                <w:sz w:val="18"/>
+                <w:szCs w:val="18"/>
+                <w:color w:val="000000"/>
+              </w:rPr>
+            </w:pPr>
+            <w:r>
+              <w:rPr>
+                <w:rFonts w:ascii="Arial" w:hAnsi="Arial" w:eastAsia="Arial" w:cs="Arial"/>
+                <w:i w:val="false"/>
+                <w:b w:val="false"/>
+                <w:u w:val="none"/>
+                <w:sz w:val="18"/>
+                <w:szCs w:val="18"/>
+                <w:color w:val="000000"/>
+              </w:rPr>
+              <w:t xml:space="preserve">21 (16.4)</w:t>
+            </w:r>
+          </w:p>
+        </w:tc>
+        <w:tc>
+          <w:tcPr>
+            <w:tcBorders>
+              <w:bottom w:val="single" w:sz="6" w:space="0" w:color="666666"/>
+              <w:top w:val="single" w:sz="6" w:space="0" w:color="666666"/>
+              <w:left w:val="none" w:sz="0" w:space="0" w:color="000000"/>
+              <w:right w:val="none" w:sz="0" w:space="0" w:color="000000"/>
+            </w:tcBorders>
+            <w:shd w:val="clear" w:color="auto" w:fill="FFFFFF"/>
+            <w:tcMar>
+              <w:top w:w="0" w:type="dxa"/>
+              <w:bottom w:w="0" w:type="dxa"/>
+              <w:left w:w="0" w:type="dxa"/>
+              <w:right w:w="0" w:type="dxa"/>
+            </w:tcMar>
+            <w:vAlign w:val="center"/>
+          </w:tcPr>
+          <w:p>
+            <w:pPr>
+              <w:pStyle w:val="Normal"/>
+              <w:jc w:val="left"/>
+              <w:pBdr>
+                <w:bottom w:val="none" w:sz="0" w:space="0" w:color="000000"/>
+                <w:top w:val="none" w:sz="0" w:space="0" w:color="000000"/>
+                <w:left w:val="none" w:sz="0" w:space="0" w:color="000000"/>
+                <w:right w:val="none" w:sz="0" w:space="0" w:color="000000"/>
+              </w:pBdr>
+              <w:spacing w:after="100" w:before="100" w:line="240"/>
+              <w:ind w:left="100" w:right="100" w:firstLine="0" w:firstLineChars="0"/>
+              <w:rPr>
+                <w:rFonts w:ascii="Arial" w:hAnsi="Arial" w:eastAsia="Arial" w:cs="Arial"/>
+                <w:i w:val="false"/>
+                <w:b w:val="false"/>
+                <w:u w:val="none"/>
+                <w:sz w:val="18"/>
+                <w:szCs w:val="18"/>
+                <w:color w:val="000000"/>
+              </w:rPr>
+            </w:pPr>
+            <w:r>
+              <w:rPr>
+                <w:rFonts w:ascii="Arial" w:hAnsi="Arial" w:eastAsia="Arial" w:cs="Arial"/>
+                <w:i w:val="false"/>
+                <w:b w:val="false"/>
+                <w:u w:val="none"/>
+                <w:sz w:val="18"/>
+                <w:szCs w:val="18"/>
+                <w:color w:val="000000"/>
+              </w:rPr>
+              <w:t xml:space="preserve">18 (28.6)</w:t>
             </w:r>
           </w:p>
         </w:tc>
@@ -2615,113 +2615,113 @@
                 <w:szCs w:val="18"/>
                 <w:color w:val="000000"/>
               </w:rPr>
-              <w:t xml:space="preserve">37 (13.8)</w:t>
-            </w:r>
-          </w:p>
-        </w:tc>
-        <w:tc>
-          <w:tcPr>
-            <w:tcBorders>
-              <w:bottom w:val="single" w:sz="6" w:space="0" w:color="666666"/>
-              <w:top w:val="single" w:sz="6" w:space="0" w:color="666666"/>
-              <w:left w:val="none" w:sz="0" w:space="0" w:color="000000"/>
-              <w:right w:val="none" w:sz="0" w:space="0" w:color="000000"/>
-            </w:tcBorders>
-            <w:shd w:val="clear" w:color="auto" w:fill="FFFFFF"/>
-            <w:tcMar>
-              <w:top w:w="0" w:type="dxa"/>
-              <w:bottom w:w="0" w:type="dxa"/>
-              <w:left w:w="0" w:type="dxa"/>
-              <w:right w:w="0" w:type="dxa"/>
-            </w:tcMar>
-            <w:vAlign w:val="center"/>
-          </w:tcPr>
-          <w:p>
-            <w:pPr>
-              <w:pStyle w:val="Normal"/>
-              <w:jc w:val="left"/>
-              <w:pBdr>
-                <w:bottom w:val="none" w:sz="0" w:space="0" w:color="000000"/>
-                <w:top w:val="none" w:sz="0" w:space="0" w:color="000000"/>
-                <w:left w:val="none" w:sz="0" w:space="0" w:color="000000"/>
-                <w:right w:val="none" w:sz="0" w:space="0" w:color="000000"/>
-              </w:pBdr>
-              <w:spacing w:after="100" w:before="100" w:line="240"/>
-              <w:ind w:left="100" w:right="100" w:firstLine="0" w:firstLineChars="0"/>
-              <w:rPr>
-                <w:rFonts w:ascii="Arial" w:hAnsi="Arial" w:eastAsia="Arial" w:cs="Arial"/>
-                <w:i w:val="false"/>
-                <w:b w:val="false"/>
-                <w:u w:val="none"/>
-                <w:sz w:val="18"/>
-                <w:szCs w:val="18"/>
-                <w:color w:val="000000"/>
-              </w:rPr>
-            </w:pPr>
-            <w:r>
-              <w:rPr>
-                <w:rFonts w:ascii="Arial" w:hAnsi="Arial" w:eastAsia="Arial" w:cs="Arial"/>
-                <w:i w:val="false"/>
-                <w:b w:val="false"/>
-                <w:u w:val="none"/>
-                <w:sz w:val="18"/>
-                <w:szCs w:val="18"/>
-                <w:color w:val="000000"/>
-              </w:rPr>
-              <w:t xml:space="preserve">25 (19.2)</w:t>
-            </w:r>
-          </w:p>
-        </w:tc>
-        <w:tc>
-          <w:tcPr>
-            <w:tcBorders>
-              <w:bottom w:val="single" w:sz="6" w:space="0" w:color="666666"/>
-              <w:top w:val="single" w:sz="6" w:space="0" w:color="666666"/>
-              <w:left w:val="none" w:sz="0" w:space="0" w:color="000000"/>
-              <w:right w:val="none" w:sz="0" w:space="0" w:color="000000"/>
-            </w:tcBorders>
-            <w:shd w:val="clear" w:color="auto" w:fill="FFFFFF"/>
-            <w:tcMar>
-              <w:top w:w="0" w:type="dxa"/>
-              <w:bottom w:w="0" w:type="dxa"/>
-              <w:left w:w="0" w:type="dxa"/>
-              <w:right w:w="0" w:type="dxa"/>
-            </w:tcMar>
-            <w:vAlign w:val="center"/>
-          </w:tcPr>
-          <w:p>
-            <w:pPr>
-              <w:pStyle w:val="Normal"/>
-              <w:jc w:val="left"/>
-              <w:pBdr>
-                <w:bottom w:val="none" w:sz="0" w:space="0" w:color="000000"/>
-                <w:top w:val="none" w:sz="0" w:space="0" w:color="000000"/>
-                <w:left w:val="none" w:sz="0" w:space="0" w:color="000000"/>
-                <w:right w:val="none" w:sz="0" w:space="0" w:color="000000"/>
-              </w:pBdr>
-              <w:spacing w:after="100" w:before="100" w:line="240"/>
-              <w:ind w:left="100" w:right="100" w:firstLine="0" w:firstLineChars="0"/>
-              <w:rPr>
-                <w:rFonts w:ascii="Arial" w:hAnsi="Arial" w:eastAsia="Arial" w:cs="Arial"/>
-                <w:i w:val="false"/>
-                <w:b w:val="false"/>
-                <w:u w:val="none"/>
-                <w:sz w:val="18"/>
-                <w:szCs w:val="18"/>
-                <w:color w:val="000000"/>
-              </w:rPr>
-            </w:pPr>
-            <w:r>
-              <w:rPr>
-                <w:rFonts w:ascii="Arial" w:hAnsi="Arial" w:eastAsia="Arial" w:cs="Arial"/>
-                <w:i w:val="false"/>
-                <w:b w:val="false"/>
-                <w:u w:val="none"/>
-                <w:sz w:val="18"/>
-                <w:szCs w:val="18"/>
-                <w:color w:val="000000"/>
-              </w:rPr>
-              <w:t xml:space="preserve">2 (3.3)</w:t>
+              <w:t xml:space="preserve">38 (13.4)</w:t>
+            </w:r>
+          </w:p>
+        </w:tc>
+        <w:tc>
+          <w:tcPr>
+            <w:tcBorders>
+              <w:bottom w:val="single" w:sz="6" w:space="0" w:color="666666"/>
+              <w:top w:val="single" w:sz="6" w:space="0" w:color="666666"/>
+              <w:left w:val="none" w:sz="0" w:space="0" w:color="000000"/>
+              <w:right w:val="none" w:sz="0" w:space="0" w:color="000000"/>
+            </w:tcBorders>
+            <w:shd w:val="clear" w:color="auto" w:fill="FFFFFF"/>
+            <w:tcMar>
+              <w:top w:w="0" w:type="dxa"/>
+              <w:bottom w:w="0" w:type="dxa"/>
+              <w:left w:w="0" w:type="dxa"/>
+              <w:right w:w="0" w:type="dxa"/>
+            </w:tcMar>
+            <w:vAlign w:val="center"/>
+          </w:tcPr>
+          <w:p>
+            <w:pPr>
+              <w:pStyle w:val="Normal"/>
+              <w:jc w:val="left"/>
+              <w:pBdr>
+                <w:bottom w:val="none" w:sz="0" w:space="0" w:color="000000"/>
+                <w:top w:val="none" w:sz="0" w:space="0" w:color="000000"/>
+                <w:left w:val="none" w:sz="0" w:space="0" w:color="000000"/>
+                <w:right w:val="none" w:sz="0" w:space="0" w:color="000000"/>
+              </w:pBdr>
+              <w:spacing w:after="100" w:before="100" w:line="240"/>
+              <w:ind w:left="100" w:right="100" w:firstLine="0" w:firstLineChars="0"/>
+              <w:rPr>
+                <w:rFonts w:ascii="Arial" w:hAnsi="Arial" w:eastAsia="Arial" w:cs="Arial"/>
+                <w:i w:val="false"/>
+                <w:b w:val="false"/>
+                <w:u w:val="none"/>
+                <w:sz w:val="18"/>
+                <w:szCs w:val="18"/>
+                <w:color w:val="000000"/>
+              </w:rPr>
+            </w:pPr>
+            <w:r>
+              <w:rPr>
+                <w:rFonts w:ascii="Arial" w:hAnsi="Arial" w:eastAsia="Arial" w:cs="Arial"/>
+                <w:i w:val="false"/>
+                <w:b w:val="false"/>
+                <w:u w:val="none"/>
+                <w:sz w:val="18"/>
+                <w:szCs w:val="18"/>
+                <w:color w:val="000000"/>
+              </w:rPr>
+              <w:t xml:space="preserve">24 (18.8)</w:t>
+            </w:r>
+          </w:p>
+        </w:tc>
+        <w:tc>
+          <w:tcPr>
+            <w:tcBorders>
+              <w:bottom w:val="single" w:sz="6" w:space="0" w:color="666666"/>
+              <w:top w:val="single" w:sz="6" w:space="0" w:color="666666"/>
+              <w:left w:val="none" w:sz="0" w:space="0" w:color="000000"/>
+              <w:right w:val="none" w:sz="0" w:space="0" w:color="000000"/>
+            </w:tcBorders>
+            <w:shd w:val="clear" w:color="auto" w:fill="FFFFFF"/>
+            <w:tcMar>
+              <w:top w:w="0" w:type="dxa"/>
+              <w:bottom w:w="0" w:type="dxa"/>
+              <w:left w:w="0" w:type="dxa"/>
+              <w:right w:w="0" w:type="dxa"/>
+            </w:tcMar>
+            <w:vAlign w:val="center"/>
+          </w:tcPr>
+          <w:p>
+            <w:pPr>
+              <w:pStyle w:val="Normal"/>
+              <w:jc w:val="left"/>
+              <w:pBdr>
+                <w:bottom w:val="none" w:sz="0" w:space="0" w:color="000000"/>
+                <w:top w:val="none" w:sz="0" w:space="0" w:color="000000"/>
+                <w:left w:val="none" w:sz="0" w:space="0" w:color="000000"/>
+                <w:right w:val="none" w:sz="0" w:space="0" w:color="000000"/>
+              </w:pBdr>
+              <w:spacing w:after="100" w:before="100" w:line="240"/>
+              <w:ind w:left="100" w:right="100" w:firstLine="0" w:firstLineChars="0"/>
+              <w:rPr>
+                <w:rFonts w:ascii="Arial" w:hAnsi="Arial" w:eastAsia="Arial" w:cs="Arial"/>
+                <w:i w:val="false"/>
+                <w:b w:val="false"/>
+                <w:u w:val="none"/>
+                <w:sz w:val="18"/>
+                <w:szCs w:val="18"/>
+                <w:color w:val="000000"/>
+              </w:rPr>
+            </w:pPr>
+            <w:r>
+              <w:rPr>
+                <w:rFonts w:ascii="Arial" w:hAnsi="Arial" w:eastAsia="Arial" w:cs="Arial"/>
+                <w:i w:val="false"/>
+                <w:b w:val="false"/>
+                <w:u w:val="none"/>
+                <w:sz w:val="18"/>
+                <w:szCs w:val="18"/>
+                <w:color w:val="000000"/>
+              </w:rPr>
+              <w:t xml:space="preserve">2 (3.2)</w:t>
             </w:r>
           </w:p>
         </w:tc>
@@ -2886,113 +2886,113 @@
                 <w:szCs w:val="18"/>
                 <w:color w:val="000000"/>
               </w:rPr>
-              <w:t xml:space="preserve">19 (7.1)</w:t>
-            </w:r>
-          </w:p>
-        </w:tc>
-        <w:tc>
-          <w:tcPr>
-            <w:tcBorders>
-              <w:bottom w:val="single" w:sz="6" w:space="0" w:color="666666"/>
-              <w:top w:val="single" w:sz="6" w:space="0" w:color="666666"/>
-              <w:left w:val="none" w:sz="0" w:space="0" w:color="000000"/>
-              <w:right w:val="none" w:sz="0" w:space="0" w:color="000000"/>
-            </w:tcBorders>
-            <w:shd w:val="clear" w:color="auto" w:fill="FFFFFF"/>
-            <w:tcMar>
-              <w:top w:w="0" w:type="dxa"/>
-              <w:bottom w:w="0" w:type="dxa"/>
-              <w:left w:w="0" w:type="dxa"/>
-              <w:right w:w="0" w:type="dxa"/>
-            </w:tcMar>
-            <w:vAlign w:val="center"/>
-          </w:tcPr>
-          <w:p>
-            <w:pPr>
-              <w:pStyle w:val="Normal"/>
-              <w:jc w:val="left"/>
-              <w:pBdr>
-                <w:bottom w:val="none" w:sz="0" w:space="0" w:color="000000"/>
-                <w:top w:val="none" w:sz="0" w:space="0" w:color="000000"/>
-                <w:left w:val="none" w:sz="0" w:space="0" w:color="000000"/>
-                <w:right w:val="none" w:sz="0" w:space="0" w:color="000000"/>
-              </w:pBdr>
-              <w:spacing w:after="100" w:before="100" w:line="240"/>
-              <w:ind w:left="100" w:right="100" w:firstLine="0" w:firstLineChars="0"/>
-              <w:rPr>
-                <w:rFonts w:ascii="Arial" w:hAnsi="Arial" w:eastAsia="Arial" w:cs="Arial"/>
-                <w:i w:val="false"/>
-                <w:b w:val="false"/>
-                <w:u w:val="none"/>
-                <w:sz w:val="18"/>
-                <w:szCs w:val="18"/>
-                <w:color w:val="000000"/>
-              </w:rPr>
-            </w:pPr>
-            <w:r>
-              <w:rPr>
-                <w:rFonts w:ascii="Arial" w:hAnsi="Arial" w:eastAsia="Arial" w:cs="Arial"/>
-                <w:i w:val="false"/>
-                <w:b w:val="false"/>
-                <w:u w:val="none"/>
-                <w:sz w:val="18"/>
-                <w:szCs w:val="18"/>
-                <w:color w:val="000000"/>
-              </w:rPr>
-              <w:t xml:space="preserve">7 (5.4)</w:t>
-            </w:r>
-          </w:p>
-        </w:tc>
-        <w:tc>
-          <w:tcPr>
-            <w:tcBorders>
-              <w:bottom w:val="single" w:sz="6" w:space="0" w:color="666666"/>
-              <w:top w:val="single" w:sz="6" w:space="0" w:color="666666"/>
-              <w:left w:val="none" w:sz="0" w:space="0" w:color="000000"/>
-              <w:right w:val="none" w:sz="0" w:space="0" w:color="000000"/>
-            </w:tcBorders>
-            <w:shd w:val="clear" w:color="auto" w:fill="FFFFFF"/>
-            <w:tcMar>
-              <w:top w:w="0" w:type="dxa"/>
-              <w:bottom w:w="0" w:type="dxa"/>
-              <w:left w:w="0" w:type="dxa"/>
-              <w:right w:w="0" w:type="dxa"/>
-            </w:tcMar>
-            <w:vAlign w:val="center"/>
-          </w:tcPr>
-          <w:p>
-            <w:pPr>
-              <w:pStyle w:val="Normal"/>
-              <w:jc w:val="left"/>
-              <w:pBdr>
-                <w:bottom w:val="none" w:sz="0" w:space="0" w:color="000000"/>
-                <w:top w:val="none" w:sz="0" w:space="0" w:color="000000"/>
-                <w:left w:val="none" w:sz="0" w:space="0" w:color="000000"/>
-                <w:right w:val="none" w:sz="0" w:space="0" w:color="000000"/>
-              </w:pBdr>
-              <w:spacing w:after="100" w:before="100" w:line="240"/>
-              <w:ind w:left="100" w:right="100" w:firstLine="0" w:firstLineChars="0"/>
-              <w:rPr>
-                <w:rFonts w:ascii="Arial" w:hAnsi="Arial" w:eastAsia="Arial" w:cs="Arial"/>
-                <w:i w:val="false"/>
-                <w:b w:val="false"/>
-                <w:u w:val="none"/>
-                <w:sz w:val="18"/>
-                <w:szCs w:val="18"/>
-                <w:color w:val="000000"/>
-              </w:rPr>
-            </w:pPr>
-            <w:r>
-              <w:rPr>
-                <w:rFonts w:ascii="Arial" w:hAnsi="Arial" w:eastAsia="Arial" w:cs="Arial"/>
-                <w:i w:val="false"/>
-                <w:b w:val="false"/>
-                <w:u w:val="none"/>
-                <w:sz w:val="18"/>
-                <w:szCs w:val="18"/>
-                <w:color w:val="000000"/>
-              </w:rPr>
-              <w:t xml:space="preserve">4 (6.6)</w:t>
+              <w:t xml:space="preserve">20 (7.1)</w:t>
+            </w:r>
+          </w:p>
+        </w:tc>
+        <w:tc>
+          <w:tcPr>
+            <w:tcBorders>
+              <w:bottom w:val="single" w:sz="6" w:space="0" w:color="666666"/>
+              <w:top w:val="single" w:sz="6" w:space="0" w:color="666666"/>
+              <w:left w:val="none" w:sz="0" w:space="0" w:color="000000"/>
+              <w:right w:val="none" w:sz="0" w:space="0" w:color="000000"/>
+            </w:tcBorders>
+            <w:shd w:val="clear" w:color="auto" w:fill="FFFFFF"/>
+            <w:tcMar>
+              <w:top w:w="0" w:type="dxa"/>
+              <w:bottom w:w="0" w:type="dxa"/>
+              <w:left w:w="0" w:type="dxa"/>
+              <w:right w:w="0" w:type="dxa"/>
+            </w:tcMar>
+            <w:vAlign w:val="center"/>
+          </w:tcPr>
+          <w:p>
+            <w:pPr>
+              <w:pStyle w:val="Normal"/>
+              <w:jc w:val="left"/>
+              <w:pBdr>
+                <w:bottom w:val="none" w:sz="0" w:space="0" w:color="000000"/>
+                <w:top w:val="none" w:sz="0" w:space="0" w:color="000000"/>
+                <w:left w:val="none" w:sz="0" w:space="0" w:color="000000"/>
+                <w:right w:val="none" w:sz="0" w:space="0" w:color="000000"/>
+              </w:pBdr>
+              <w:spacing w:after="100" w:before="100" w:line="240"/>
+              <w:ind w:left="100" w:right="100" w:firstLine="0" w:firstLineChars="0"/>
+              <w:rPr>
+                <w:rFonts w:ascii="Arial" w:hAnsi="Arial" w:eastAsia="Arial" w:cs="Arial"/>
+                <w:i w:val="false"/>
+                <w:b w:val="false"/>
+                <w:u w:val="none"/>
+                <w:sz w:val="18"/>
+                <w:szCs w:val="18"/>
+                <w:color w:val="000000"/>
+              </w:rPr>
+            </w:pPr>
+            <w:r>
+              <w:rPr>
+                <w:rFonts w:ascii="Arial" w:hAnsi="Arial" w:eastAsia="Arial" w:cs="Arial"/>
+                <w:i w:val="false"/>
+                <w:b w:val="false"/>
+                <w:u w:val="none"/>
+                <w:sz w:val="18"/>
+                <w:szCs w:val="18"/>
+                <w:color w:val="000000"/>
+              </w:rPr>
+              <w:t xml:space="preserve">6 (4.7)</w:t>
+            </w:r>
+          </w:p>
+        </w:tc>
+        <w:tc>
+          <w:tcPr>
+            <w:tcBorders>
+              <w:bottom w:val="single" w:sz="6" w:space="0" w:color="666666"/>
+              <w:top w:val="single" w:sz="6" w:space="0" w:color="666666"/>
+              <w:left w:val="none" w:sz="0" w:space="0" w:color="000000"/>
+              <w:right w:val="none" w:sz="0" w:space="0" w:color="000000"/>
+            </w:tcBorders>
+            <w:shd w:val="clear" w:color="auto" w:fill="FFFFFF"/>
+            <w:tcMar>
+              <w:top w:w="0" w:type="dxa"/>
+              <w:bottom w:w="0" w:type="dxa"/>
+              <w:left w:w="0" w:type="dxa"/>
+              <w:right w:w="0" w:type="dxa"/>
+            </w:tcMar>
+            <w:vAlign w:val="center"/>
+          </w:tcPr>
+          <w:p>
+            <w:pPr>
+              <w:pStyle w:val="Normal"/>
+              <w:jc w:val="left"/>
+              <w:pBdr>
+                <w:bottom w:val="none" w:sz="0" w:space="0" w:color="000000"/>
+                <w:top w:val="none" w:sz="0" w:space="0" w:color="000000"/>
+                <w:left w:val="none" w:sz="0" w:space="0" w:color="000000"/>
+                <w:right w:val="none" w:sz="0" w:space="0" w:color="000000"/>
+              </w:pBdr>
+              <w:spacing w:after="100" w:before="100" w:line="240"/>
+              <w:ind w:left="100" w:right="100" w:firstLine="0" w:firstLineChars="0"/>
+              <w:rPr>
+                <w:rFonts w:ascii="Arial" w:hAnsi="Arial" w:eastAsia="Arial" w:cs="Arial"/>
+                <w:i w:val="false"/>
+                <w:b w:val="false"/>
+                <w:u w:val="none"/>
+                <w:sz w:val="18"/>
+                <w:szCs w:val="18"/>
+                <w:color w:val="000000"/>
+              </w:rPr>
+            </w:pPr>
+            <w:r>
+              <w:rPr>
+                <w:rFonts w:ascii="Arial" w:hAnsi="Arial" w:eastAsia="Arial" w:cs="Arial"/>
+                <w:i w:val="false"/>
+                <w:b w:val="false"/>
+                <w:u w:val="none"/>
+                <w:sz w:val="18"/>
+                <w:szCs w:val="18"/>
+                <w:color w:val="000000"/>
+              </w:rPr>
+              <w:t xml:space="preserve">4 (6.3)</w:t>
             </w:r>
           </w:p>
         </w:tc>
@@ -3157,113 +3157,113 @@
                 <w:szCs w:val="18"/>
                 <w:color w:val="000000"/>
               </w:rPr>
-              <w:t xml:space="preserve">13 (4.8)</w:t>
-            </w:r>
-          </w:p>
-        </w:tc>
-        <w:tc>
-          <w:tcPr>
-            <w:tcBorders>
-              <w:bottom w:val="single" w:sz="6" w:space="0" w:color="666666"/>
-              <w:top w:val="single" w:sz="6" w:space="0" w:color="666666"/>
-              <w:left w:val="none" w:sz="0" w:space="0" w:color="000000"/>
-              <w:right w:val="none" w:sz="0" w:space="0" w:color="000000"/>
-            </w:tcBorders>
-            <w:shd w:val="clear" w:color="auto" w:fill="FFFFFF"/>
-            <w:tcMar>
-              <w:top w:w="0" w:type="dxa"/>
-              <w:bottom w:w="0" w:type="dxa"/>
-              <w:left w:w="0" w:type="dxa"/>
-              <w:right w:w="0" w:type="dxa"/>
-            </w:tcMar>
-            <w:vAlign w:val="center"/>
-          </w:tcPr>
-          <w:p>
-            <w:pPr>
-              <w:pStyle w:val="Normal"/>
-              <w:jc w:val="left"/>
-              <w:pBdr>
-                <w:bottom w:val="none" w:sz="0" w:space="0" w:color="000000"/>
-                <w:top w:val="none" w:sz="0" w:space="0" w:color="000000"/>
-                <w:left w:val="none" w:sz="0" w:space="0" w:color="000000"/>
-                <w:right w:val="none" w:sz="0" w:space="0" w:color="000000"/>
-              </w:pBdr>
-              <w:spacing w:after="100" w:before="100" w:line="240"/>
-              <w:ind w:left="100" w:right="100" w:firstLine="0" w:firstLineChars="0"/>
-              <w:rPr>
-                <w:rFonts w:ascii="Arial" w:hAnsi="Arial" w:eastAsia="Arial" w:cs="Arial"/>
-                <w:i w:val="false"/>
-                <w:b w:val="false"/>
-                <w:u w:val="none"/>
-                <w:sz w:val="18"/>
-                <w:szCs w:val="18"/>
-                <w:color w:val="000000"/>
-              </w:rPr>
-            </w:pPr>
-            <w:r>
-              <w:rPr>
-                <w:rFonts w:ascii="Arial" w:hAnsi="Arial" w:eastAsia="Arial" w:cs="Arial"/>
-                <w:i w:val="false"/>
-                <w:b w:val="false"/>
-                <w:u w:val="none"/>
-                <w:sz w:val="18"/>
-                <w:szCs w:val="18"/>
-                <w:color w:val="000000"/>
-              </w:rPr>
-              <w:t xml:space="preserve">2 (1.5)</w:t>
-            </w:r>
-          </w:p>
-        </w:tc>
-        <w:tc>
-          <w:tcPr>
-            <w:tcBorders>
-              <w:bottom w:val="single" w:sz="6" w:space="0" w:color="666666"/>
-              <w:top w:val="single" w:sz="6" w:space="0" w:color="666666"/>
-              <w:left w:val="none" w:sz="0" w:space="0" w:color="000000"/>
-              <w:right w:val="none" w:sz="0" w:space="0" w:color="000000"/>
-            </w:tcBorders>
-            <w:shd w:val="clear" w:color="auto" w:fill="FFFFFF"/>
-            <w:tcMar>
-              <w:top w:w="0" w:type="dxa"/>
-              <w:bottom w:w="0" w:type="dxa"/>
-              <w:left w:w="0" w:type="dxa"/>
-              <w:right w:w="0" w:type="dxa"/>
-            </w:tcMar>
-            <w:vAlign w:val="center"/>
-          </w:tcPr>
-          <w:p>
-            <w:pPr>
-              <w:pStyle w:val="Normal"/>
-              <w:jc w:val="left"/>
-              <w:pBdr>
-                <w:bottom w:val="none" w:sz="0" w:space="0" w:color="000000"/>
-                <w:top w:val="none" w:sz="0" w:space="0" w:color="000000"/>
-                <w:left w:val="none" w:sz="0" w:space="0" w:color="000000"/>
-                <w:right w:val="none" w:sz="0" w:space="0" w:color="000000"/>
-              </w:pBdr>
-              <w:spacing w:after="100" w:before="100" w:line="240"/>
-              <w:ind w:left="100" w:right="100" w:firstLine="0" w:firstLineChars="0"/>
-              <w:rPr>
-                <w:rFonts w:ascii="Arial" w:hAnsi="Arial" w:eastAsia="Arial" w:cs="Arial"/>
-                <w:i w:val="false"/>
-                <w:b w:val="false"/>
-                <w:u w:val="none"/>
-                <w:sz w:val="18"/>
-                <w:szCs w:val="18"/>
-                <w:color w:val="000000"/>
-              </w:rPr>
-            </w:pPr>
-            <w:r>
-              <w:rPr>
-                <w:rFonts w:ascii="Arial" w:hAnsi="Arial" w:eastAsia="Arial" w:cs="Arial"/>
-                <w:i w:val="false"/>
-                <w:b w:val="false"/>
-                <w:u w:val="none"/>
-                <w:sz w:val="18"/>
-                <w:szCs w:val="18"/>
-                <w:color w:val="000000"/>
-              </w:rPr>
-              <w:t xml:space="preserve">4 (6.6)</w:t>
+              <w:t xml:space="preserve">14 (4.9)</w:t>
+            </w:r>
+          </w:p>
+        </w:tc>
+        <w:tc>
+          <w:tcPr>
+            <w:tcBorders>
+              <w:bottom w:val="single" w:sz="6" w:space="0" w:color="666666"/>
+              <w:top w:val="single" w:sz="6" w:space="0" w:color="666666"/>
+              <w:left w:val="none" w:sz="0" w:space="0" w:color="000000"/>
+              <w:right w:val="none" w:sz="0" w:space="0" w:color="000000"/>
+            </w:tcBorders>
+            <w:shd w:val="clear" w:color="auto" w:fill="FFFFFF"/>
+            <w:tcMar>
+              <w:top w:w="0" w:type="dxa"/>
+              <w:bottom w:w="0" w:type="dxa"/>
+              <w:left w:w="0" w:type="dxa"/>
+              <w:right w:w="0" w:type="dxa"/>
+            </w:tcMar>
+            <w:vAlign w:val="center"/>
+          </w:tcPr>
+          <w:p>
+            <w:pPr>
+              <w:pStyle w:val="Normal"/>
+              <w:jc w:val="left"/>
+              <w:pBdr>
+                <w:bottom w:val="none" w:sz="0" w:space="0" w:color="000000"/>
+                <w:top w:val="none" w:sz="0" w:space="0" w:color="000000"/>
+                <w:left w:val="none" w:sz="0" w:space="0" w:color="000000"/>
+                <w:right w:val="none" w:sz="0" w:space="0" w:color="000000"/>
+              </w:pBdr>
+              <w:spacing w:after="100" w:before="100" w:line="240"/>
+              <w:ind w:left="100" w:right="100" w:firstLine="0" w:firstLineChars="0"/>
+              <w:rPr>
+                <w:rFonts w:ascii="Arial" w:hAnsi="Arial" w:eastAsia="Arial" w:cs="Arial"/>
+                <w:i w:val="false"/>
+                <w:b w:val="false"/>
+                <w:u w:val="none"/>
+                <w:sz w:val="18"/>
+                <w:szCs w:val="18"/>
+                <w:color w:val="000000"/>
+              </w:rPr>
+            </w:pPr>
+            <w:r>
+              <w:rPr>
+                <w:rFonts w:ascii="Arial" w:hAnsi="Arial" w:eastAsia="Arial" w:cs="Arial"/>
+                <w:i w:val="false"/>
+                <w:b w:val="false"/>
+                <w:u w:val="none"/>
+                <w:sz w:val="18"/>
+                <w:szCs w:val="18"/>
+                <w:color w:val="000000"/>
+              </w:rPr>
+              <w:t xml:space="preserve">2 (1.6)</w:t>
+            </w:r>
+          </w:p>
+        </w:tc>
+        <w:tc>
+          <w:tcPr>
+            <w:tcBorders>
+              <w:bottom w:val="single" w:sz="6" w:space="0" w:color="666666"/>
+              <w:top w:val="single" w:sz="6" w:space="0" w:color="666666"/>
+              <w:left w:val="none" w:sz="0" w:space="0" w:color="000000"/>
+              <w:right w:val="none" w:sz="0" w:space="0" w:color="000000"/>
+            </w:tcBorders>
+            <w:shd w:val="clear" w:color="auto" w:fill="FFFFFF"/>
+            <w:tcMar>
+              <w:top w:w="0" w:type="dxa"/>
+              <w:bottom w:w="0" w:type="dxa"/>
+              <w:left w:w="0" w:type="dxa"/>
+              <w:right w:w="0" w:type="dxa"/>
+            </w:tcMar>
+            <w:vAlign w:val="center"/>
+          </w:tcPr>
+          <w:p>
+            <w:pPr>
+              <w:pStyle w:val="Normal"/>
+              <w:jc w:val="left"/>
+              <w:pBdr>
+                <w:bottom w:val="none" w:sz="0" w:space="0" w:color="000000"/>
+                <w:top w:val="none" w:sz="0" w:space="0" w:color="000000"/>
+                <w:left w:val="none" w:sz="0" w:space="0" w:color="000000"/>
+                <w:right w:val="none" w:sz="0" w:space="0" w:color="000000"/>
+              </w:pBdr>
+              <w:spacing w:after="100" w:before="100" w:line="240"/>
+              <w:ind w:left="100" w:right="100" w:firstLine="0" w:firstLineChars="0"/>
+              <w:rPr>
+                <w:rFonts w:ascii="Arial" w:hAnsi="Arial" w:eastAsia="Arial" w:cs="Arial"/>
+                <w:i w:val="false"/>
+                <w:b w:val="false"/>
+                <w:u w:val="none"/>
+                <w:sz w:val="18"/>
+                <w:szCs w:val="18"/>
+                <w:color w:val="000000"/>
+              </w:rPr>
+            </w:pPr>
+            <w:r>
+              <w:rPr>
+                <w:rFonts w:ascii="Arial" w:hAnsi="Arial" w:eastAsia="Arial" w:cs="Arial"/>
+                <w:i w:val="false"/>
+                <w:b w:val="false"/>
+                <w:u w:val="none"/>
+                <w:sz w:val="18"/>
+                <w:szCs w:val="18"/>
+                <w:color w:val="000000"/>
+              </w:rPr>
+              <w:t xml:space="preserve">4 (6.3)</w:t>
             </w:r>
           </w:p>
         </w:tc>
@@ -3428,60 +3428,60 @@
                 <w:szCs w:val="18"/>
                 <w:color w:val="000000"/>
               </w:rPr>
-              <w:t xml:space="preserve">7 (2.6)</w:t>
-            </w:r>
-          </w:p>
-        </w:tc>
-        <w:tc>
-          <w:tcPr>
-            <w:tcBorders>
-              <w:bottom w:val="single" w:sz="6" w:space="0" w:color="666666"/>
-              <w:top w:val="single" w:sz="6" w:space="0" w:color="666666"/>
-              <w:left w:val="none" w:sz="0" w:space="0" w:color="000000"/>
-              <w:right w:val="none" w:sz="0" w:space="0" w:color="000000"/>
-            </w:tcBorders>
-            <w:shd w:val="clear" w:color="auto" w:fill="FFFFFF"/>
-            <w:tcMar>
-              <w:top w:w="0" w:type="dxa"/>
-              <w:bottom w:w="0" w:type="dxa"/>
-              <w:left w:w="0" w:type="dxa"/>
-              <w:right w:w="0" w:type="dxa"/>
-            </w:tcMar>
-            <w:vAlign w:val="center"/>
-          </w:tcPr>
-          <w:p>
-            <w:pPr>
-              <w:pStyle w:val="Normal"/>
-              <w:jc w:val="left"/>
-              <w:pBdr>
-                <w:bottom w:val="none" w:sz="0" w:space="0" w:color="000000"/>
-                <w:top w:val="none" w:sz="0" w:space="0" w:color="000000"/>
-                <w:left w:val="none" w:sz="0" w:space="0" w:color="000000"/>
-                <w:right w:val="none" w:sz="0" w:space="0" w:color="000000"/>
-              </w:pBdr>
-              <w:spacing w:after="100" w:before="100" w:line="240"/>
-              <w:ind w:left="100" w:right="100" w:firstLine="0" w:firstLineChars="0"/>
-              <w:rPr>
-                <w:rFonts w:ascii="Arial" w:hAnsi="Arial" w:eastAsia="Arial" w:cs="Arial"/>
-                <w:i w:val="false"/>
-                <w:b w:val="false"/>
-                <w:u w:val="none"/>
-                <w:sz w:val="18"/>
-                <w:szCs w:val="18"/>
-                <w:color w:val="000000"/>
-              </w:rPr>
-            </w:pPr>
-            <w:r>
-              <w:rPr>
-                <w:rFonts w:ascii="Arial" w:hAnsi="Arial" w:eastAsia="Arial" w:cs="Arial"/>
-                <w:i w:val="false"/>
-                <w:b w:val="false"/>
-                <w:u w:val="none"/>
-                <w:sz w:val="18"/>
-                <w:szCs w:val="18"/>
-                <w:color w:val="000000"/>
-              </w:rPr>
-              <w:t xml:space="preserve">7 (5.4)</w:t>
+              <w:t xml:space="preserve">7 (2.5)</w:t>
+            </w:r>
+          </w:p>
+        </w:tc>
+        <w:tc>
+          <w:tcPr>
+            <w:tcBorders>
+              <w:bottom w:val="single" w:sz="6" w:space="0" w:color="666666"/>
+              <w:top w:val="single" w:sz="6" w:space="0" w:color="666666"/>
+              <w:left w:val="none" w:sz="0" w:space="0" w:color="000000"/>
+              <w:right w:val="none" w:sz="0" w:space="0" w:color="000000"/>
+            </w:tcBorders>
+            <w:shd w:val="clear" w:color="auto" w:fill="FFFFFF"/>
+            <w:tcMar>
+              <w:top w:w="0" w:type="dxa"/>
+              <w:bottom w:w="0" w:type="dxa"/>
+              <w:left w:w="0" w:type="dxa"/>
+              <w:right w:w="0" w:type="dxa"/>
+            </w:tcMar>
+            <w:vAlign w:val="center"/>
+          </w:tcPr>
+          <w:p>
+            <w:pPr>
+              <w:pStyle w:val="Normal"/>
+              <w:jc w:val="left"/>
+              <w:pBdr>
+                <w:bottom w:val="none" w:sz="0" w:space="0" w:color="000000"/>
+                <w:top w:val="none" w:sz="0" w:space="0" w:color="000000"/>
+                <w:left w:val="none" w:sz="0" w:space="0" w:color="000000"/>
+                <w:right w:val="none" w:sz="0" w:space="0" w:color="000000"/>
+              </w:pBdr>
+              <w:spacing w:after="100" w:before="100" w:line="240"/>
+              <w:ind w:left="100" w:right="100" w:firstLine="0" w:firstLineChars="0"/>
+              <w:rPr>
+                <w:rFonts w:ascii="Arial" w:hAnsi="Arial" w:eastAsia="Arial" w:cs="Arial"/>
+                <w:i w:val="false"/>
+                <w:b w:val="false"/>
+                <w:u w:val="none"/>
+                <w:sz w:val="18"/>
+                <w:szCs w:val="18"/>
+                <w:color w:val="000000"/>
+              </w:rPr>
+            </w:pPr>
+            <w:r>
+              <w:rPr>
+                <w:rFonts w:ascii="Arial" w:hAnsi="Arial" w:eastAsia="Arial" w:cs="Arial"/>
+                <w:i w:val="false"/>
+                <w:b w:val="false"/>
+                <w:u w:val="none"/>
+                <w:sz w:val="18"/>
+                <w:szCs w:val="18"/>
+                <w:color w:val="000000"/>
+              </w:rPr>
+              <w:t xml:space="preserve">8 (6.2)</w:t>
             </w:r>
           </w:p>
         </w:tc>
@@ -3699,113 +3699,113 @@
                 <w:szCs w:val="18"/>
                 <w:color w:val="000000"/>
               </w:rPr>
-              <w:t xml:space="preserve">162 (60.2)</w:t>
-            </w:r>
-          </w:p>
-        </w:tc>
-        <w:tc>
-          <w:tcPr>
-            <w:tcBorders>
-              <w:bottom w:val="single" w:sz="6" w:space="0" w:color="666666"/>
-              <w:top w:val="single" w:sz="6" w:space="0" w:color="666666"/>
-              <w:left w:val="none" w:sz="0" w:space="0" w:color="000000"/>
-              <w:right w:val="none" w:sz="0" w:space="0" w:color="000000"/>
-            </w:tcBorders>
-            <w:shd w:val="clear" w:color="auto" w:fill="FFFFFF"/>
-            <w:tcMar>
-              <w:top w:w="0" w:type="dxa"/>
-              <w:bottom w:w="0" w:type="dxa"/>
-              <w:left w:w="0" w:type="dxa"/>
-              <w:right w:w="0" w:type="dxa"/>
-            </w:tcMar>
-            <w:vAlign w:val="center"/>
-          </w:tcPr>
-          <w:p>
-            <w:pPr>
-              <w:pStyle w:val="Normal"/>
-              <w:jc w:val="left"/>
-              <w:pBdr>
-                <w:bottom w:val="none" w:sz="0" w:space="0" w:color="000000"/>
-                <w:top w:val="none" w:sz="0" w:space="0" w:color="000000"/>
-                <w:left w:val="none" w:sz="0" w:space="0" w:color="000000"/>
-                <w:right w:val="none" w:sz="0" w:space="0" w:color="000000"/>
-              </w:pBdr>
-              <w:spacing w:after="100" w:before="100" w:line="240"/>
-              <w:ind w:left="100" w:right="100" w:firstLine="0" w:firstLineChars="0"/>
-              <w:rPr>
-                <w:rFonts w:ascii="Arial" w:hAnsi="Arial" w:eastAsia="Arial" w:cs="Arial"/>
-                <w:i w:val="false"/>
-                <w:b w:val="false"/>
-                <w:u w:val="none"/>
-                <w:sz w:val="18"/>
-                <w:szCs w:val="18"/>
-                <w:color w:val="000000"/>
-              </w:rPr>
-            </w:pPr>
-            <w:r>
-              <w:rPr>
-                <w:rFonts w:ascii="Arial" w:hAnsi="Arial" w:eastAsia="Arial" w:cs="Arial"/>
-                <w:i w:val="false"/>
-                <w:b w:val="false"/>
-                <w:u w:val="none"/>
-                <w:sz w:val="18"/>
-                <w:szCs w:val="18"/>
-                <w:color w:val="000000"/>
-              </w:rPr>
-              <w:t xml:space="preserve">68 (52.3)</w:t>
-            </w:r>
-          </w:p>
-        </w:tc>
-        <w:tc>
-          <w:tcPr>
-            <w:tcBorders>
-              <w:bottom w:val="single" w:sz="6" w:space="0" w:color="666666"/>
-              <w:top w:val="single" w:sz="6" w:space="0" w:color="666666"/>
-              <w:left w:val="none" w:sz="0" w:space="0" w:color="000000"/>
-              <w:right w:val="none" w:sz="0" w:space="0" w:color="000000"/>
-            </w:tcBorders>
-            <w:shd w:val="clear" w:color="auto" w:fill="FFFFFF"/>
-            <w:tcMar>
-              <w:top w:w="0" w:type="dxa"/>
-              <w:bottom w:w="0" w:type="dxa"/>
-              <w:left w:w="0" w:type="dxa"/>
-              <w:right w:w="0" w:type="dxa"/>
-            </w:tcMar>
-            <w:vAlign w:val="center"/>
-          </w:tcPr>
-          <w:p>
-            <w:pPr>
-              <w:pStyle w:val="Normal"/>
-              <w:jc w:val="left"/>
-              <w:pBdr>
-                <w:bottom w:val="none" w:sz="0" w:space="0" w:color="000000"/>
-                <w:top w:val="none" w:sz="0" w:space="0" w:color="000000"/>
-                <w:left w:val="none" w:sz="0" w:space="0" w:color="000000"/>
-                <w:right w:val="none" w:sz="0" w:space="0" w:color="000000"/>
-              </w:pBdr>
-              <w:spacing w:after="100" w:before="100" w:line="240"/>
-              <w:ind w:left="100" w:right="100" w:firstLine="0" w:firstLineChars="0"/>
-              <w:rPr>
-                <w:rFonts w:ascii="Arial" w:hAnsi="Arial" w:eastAsia="Arial" w:cs="Arial"/>
-                <w:i w:val="false"/>
-                <w:b w:val="false"/>
-                <w:u w:val="none"/>
-                <w:sz w:val="18"/>
-                <w:szCs w:val="18"/>
-                <w:color w:val="000000"/>
-              </w:rPr>
-            </w:pPr>
-            <w:r>
-              <w:rPr>
-                <w:rFonts w:ascii="Arial" w:hAnsi="Arial" w:eastAsia="Arial" w:cs="Arial"/>
-                <w:i w:val="false"/>
-                <w:b w:val="false"/>
-                <w:u w:val="none"/>
-                <w:sz w:val="18"/>
-                <w:szCs w:val="18"/>
-                <w:color w:val="000000"/>
-              </w:rPr>
-              <w:t xml:space="preserve">33 (54.1)</w:t>
+              <w:t xml:space="preserve">170 (60.1)</w:t>
+            </w:r>
+          </w:p>
+        </w:tc>
+        <w:tc>
+          <w:tcPr>
+            <w:tcBorders>
+              <w:bottom w:val="single" w:sz="6" w:space="0" w:color="666666"/>
+              <w:top w:val="single" w:sz="6" w:space="0" w:color="666666"/>
+              <w:left w:val="none" w:sz="0" w:space="0" w:color="000000"/>
+              <w:right w:val="none" w:sz="0" w:space="0" w:color="000000"/>
+            </w:tcBorders>
+            <w:shd w:val="clear" w:color="auto" w:fill="FFFFFF"/>
+            <w:tcMar>
+              <w:top w:w="0" w:type="dxa"/>
+              <w:bottom w:w="0" w:type="dxa"/>
+              <w:left w:w="0" w:type="dxa"/>
+              <w:right w:w="0" w:type="dxa"/>
+            </w:tcMar>
+            <w:vAlign w:val="center"/>
+          </w:tcPr>
+          <w:p>
+            <w:pPr>
+              <w:pStyle w:val="Normal"/>
+              <w:jc w:val="left"/>
+              <w:pBdr>
+                <w:bottom w:val="none" w:sz="0" w:space="0" w:color="000000"/>
+                <w:top w:val="none" w:sz="0" w:space="0" w:color="000000"/>
+                <w:left w:val="none" w:sz="0" w:space="0" w:color="000000"/>
+                <w:right w:val="none" w:sz="0" w:space="0" w:color="000000"/>
+              </w:pBdr>
+              <w:spacing w:after="100" w:before="100" w:line="240"/>
+              <w:ind w:left="100" w:right="100" w:firstLine="0" w:firstLineChars="0"/>
+              <w:rPr>
+                <w:rFonts w:ascii="Arial" w:hAnsi="Arial" w:eastAsia="Arial" w:cs="Arial"/>
+                <w:i w:val="false"/>
+                <w:b w:val="false"/>
+                <w:u w:val="none"/>
+                <w:sz w:val="18"/>
+                <w:szCs w:val="18"/>
+                <w:color w:val="000000"/>
+              </w:rPr>
+            </w:pPr>
+            <w:r>
+              <w:rPr>
+                <w:rFonts w:ascii="Arial" w:hAnsi="Arial" w:eastAsia="Arial" w:cs="Arial"/>
+                <w:i w:val="false"/>
+                <w:b w:val="false"/>
+                <w:u w:val="none"/>
+                <w:sz w:val="18"/>
+                <w:szCs w:val="18"/>
+                <w:color w:val="000000"/>
+              </w:rPr>
+              <w:t xml:space="preserve">67 (52.3)</w:t>
+            </w:r>
+          </w:p>
+        </w:tc>
+        <w:tc>
+          <w:tcPr>
+            <w:tcBorders>
+              <w:bottom w:val="single" w:sz="6" w:space="0" w:color="666666"/>
+              <w:top w:val="single" w:sz="6" w:space="0" w:color="666666"/>
+              <w:left w:val="none" w:sz="0" w:space="0" w:color="000000"/>
+              <w:right w:val="none" w:sz="0" w:space="0" w:color="000000"/>
+            </w:tcBorders>
+            <w:shd w:val="clear" w:color="auto" w:fill="FFFFFF"/>
+            <w:tcMar>
+              <w:top w:w="0" w:type="dxa"/>
+              <w:bottom w:w="0" w:type="dxa"/>
+              <w:left w:w="0" w:type="dxa"/>
+              <w:right w:w="0" w:type="dxa"/>
+            </w:tcMar>
+            <w:vAlign w:val="center"/>
+          </w:tcPr>
+          <w:p>
+            <w:pPr>
+              <w:pStyle w:val="Normal"/>
+              <w:jc w:val="left"/>
+              <w:pBdr>
+                <w:bottom w:val="none" w:sz="0" w:space="0" w:color="000000"/>
+                <w:top w:val="none" w:sz="0" w:space="0" w:color="000000"/>
+                <w:left w:val="none" w:sz="0" w:space="0" w:color="000000"/>
+                <w:right w:val="none" w:sz="0" w:space="0" w:color="000000"/>
+              </w:pBdr>
+              <w:spacing w:after="100" w:before="100" w:line="240"/>
+              <w:ind w:left="100" w:right="100" w:firstLine="0" w:firstLineChars="0"/>
+              <w:rPr>
+                <w:rFonts w:ascii="Arial" w:hAnsi="Arial" w:eastAsia="Arial" w:cs="Arial"/>
+                <w:i w:val="false"/>
+                <w:b w:val="false"/>
+                <w:u w:val="none"/>
+                <w:sz w:val="18"/>
+                <w:szCs w:val="18"/>
+                <w:color w:val="000000"/>
+              </w:rPr>
+            </w:pPr>
+            <w:r>
+              <w:rPr>
+                <w:rFonts w:ascii="Arial" w:hAnsi="Arial" w:eastAsia="Arial" w:cs="Arial"/>
+                <w:i w:val="false"/>
+                <w:b w:val="false"/>
+                <w:u w:val="none"/>
+                <w:sz w:val="18"/>
+                <w:szCs w:val="18"/>
+                <w:color w:val="000000"/>
+              </w:rPr>
+              <w:t xml:space="preserve">34 (54.0)</w:t>
             </w:r>
           </w:p>
         </w:tc>
@@ -3970,113 +3970,113 @@
                 <w:szCs w:val="18"/>
                 <w:color w:val="000000"/>
               </w:rPr>
-              <w:t xml:space="preserve">46 (17.1)</w:t>
-            </w:r>
-          </w:p>
-        </w:tc>
-        <w:tc>
-          <w:tcPr>
-            <w:tcBorders>
-              <w:bottom w:val="single" w:sz="6" w:space="0" w:color="666666"/>
-              <w:top w:val="single" w:sz="6" w:space="0" w:color="666666"/>
-              <w:left w:val="none" w:sz="0" w:space="0" w:color="000000"/>
-              <w:right w:val="none" w:sz="0" w:space="0" w:color="000000"/>
-            </w:tcBorders>
-            <w:shd w:val="clear" w:color="auto" w:fill="FFFFFF"/>
-            <w:tcMar>
-              <w:top w:w="0" w:type="dxa"/>
-              <w:bottom w:w="0" w:type="dxa"/>
-              <w:left w:w="0" w:type="dxa"/>
-              <w:right w:w="0" w:type="dxa"/>
-            </w:tcMar>
-            <w:vAlign w:val="center"/>
-          </w:tcPr>
-          <w:p>
-            <w:pPr>
-              <w:pStyle w:val="Normal"/>
-              <w:jc w:val="left"/>
-              <w:pBdr>
-                <w:bottom w:val="none" w:sz="0" w:space="0" w:color="000000"/>
-                <w:top w:val="none" w:sz="0" w:space="0" w:color="000000"/>
-                <w:left w:val="none" w:sz="0" w:space="0" w:color="000000"/>
-                <w:right w:val="none" w:sz="0" w:space="0" w:color="000000"/>
-              </w:pBdr>
-              <w:spacing w:after="100" w:before="100" w:line="240"/>
-              <w:ind w:left="100" w:right="100" w:firstLine="0" w:firstLineChars="0"/>
-              <w:rPr>
-                <w:rFonts w:ascii="Arial" w:hAnsi="Arial" w:eastAsia="Arial" w:cs="Arial"/>
-                <w:i w:val="false"/>
-                <w:b w:val="false"/>
-                <w:u w:val="none"/>
-                <w:sz w:val="18"/>
-                <w:szCs w:val="18"/>
-                <w:color w:val="000000"/>
-              </w:rPr>
-            </w:pPr>
-            <w:r>
-              <w:rPr>
-                <w:rFonts w:ascii="Arial" w:hAnsi="Arial" w:eastAsia="Arial" w:cs="Arial"/>
-                <w:i w:val="false"/>
-                <w:b w:val="false"/>
-                <w:u w:val="none"/>
-                <w:sz w:val="18"/>
-                <w:szCs w:val="18"/>
-                <w:color w:val="000000"/>
-              </w:rPr>
-              <w:t xml:space="preserve">28 (21.5)</w:t>
-            </w:r>
-          </w:p>
-        </w:tc>
-        <w:tc>
-          <w:tcPr>
-            <w:tcBorders>
-              <w:bottom w:val="single" w:sz="6" w:space="0" w:color="666666"/>
-              <w:top w:val="single" w:sz="6" w:space="0" w:color="666666"/>
-              <w:left w:val="none" w:sz="0" w:space="0" w:color="000000"/>
-              <w:right w:val="none" w:sz="0" w:space="0" w:color="000000"/>
-            </w:tcBorders>
-            <w:shd w:val="clear" w:color="auto" w:fill="FFFFFF"/>
-            <w:tcMar>
-              <w:top w:w="0" w:type="dxa"/>
-              <w:bottom w:w="0" w:type="dxa"/>
-              <w:left w:w="0" w:type="dxa"/>
-              <w:right w:w="0" w:type="dxa"/>
-            </w:tcMar>
-            <w:vAlign w:val="center"/>
-          </w:tcPr>
-          <w:p>
-            <w:pPr>
-              <w:pStyle w:val="Normal"/>
-              <w:jc w:val="left"/>
-              <w:pBdr>
-                <w:bottom w:val="none" w:sz="0" w:space="0" w:color="000000"/>
-                <w:top w:val="none" w:sz="0" w:space="0" w:color="000000"/>
-                <w:left w:val="none" w:sz="0" w:space="0" w:color="000000"/>
-                <w:right w:val="none" w:sz="0" w:space="0" w:color="000000"/>
-              </w:pBdr>
-              <w:spacing w:after="100" w:before="100" w:line="240"/>
-              <w:ind w:left="100" w:right="100" w:firstLine="0" w:firstLineChars="0"/>
-              <w:rPr>
-                <w:rFonts w:ascii="Arial" w:hAnsi="Arial" w:eastAsia="Arial" w:cs="Arial"/>
-                <w:i w:val="false"/>
-                <w:b w:val="false"/>
-                <w:u w:val="none"/>
-                <w:sz w:val="18"/>
-                <w:szCs w:val="18"/>
-                <w:color w:val="000000"/>
-              </w:rPr>
-            </w:pPr>
-            <w:r>
-              <w:rPr>
-                <w:rFonts w:ascii="Arial" w:hAnsi="Arial" w:eastAsia="Arial" w:cs="Arial"/>
-                <w:i w:val="false"/>
-                <w:b w:val="false"/>
-                <w:u w:val="none"/>
-                <w:sz w:val="18"/>
-                <w:szCs w:val="18"/>
-                <w:color w:val="000000"/>
-              </w:rPr>
-              <w:t xml:space="preserve">6 (9.8)</w:t>
+              <w:t xml:space="preserve">49 (17.3)</w:t>
+            </w:r>
+          </w:p>
+        </w:tc>
+        <w:tc>
+          <w:tcPr>
+            <w:tcBorders>
+              <w:bottom w:val="single" w:sz="6" w:space="0" w:color="666666"/>
+              <w:top w:val="single" w:sz="6" w:space="0" w:color="666666"/>
+              <w:left w:val="none" w:sz="0" w:space="0" w:color="000000"/>
+              <w:right w:val="none" w:sz="0" w:space="0" w:color="000000"/>
+            </w:tcBorders>
+            <w:shd w:val="clear" w:color="auto" w:fill="FFFFFF"/>
+            <w:tcMar>
+              <w:top w:w="0" w:type="dxa"/>
+              <w:bottom w:w="0" w:type="dxa"/>
+              <w:left w:w="0" w:type="dxa"/>
+              <w:right w:w="0" w:type="dxa"/>
+            </w:tcMar>
+            <w:vAlign w:val="center"/>
+          </w:tcPr>
+          <w:p>
+            <w:pPr>
+              <w:pStyle w:val="Normal"/>
+              <w:jc w:val="left"/>
+              <w:pBdr>
+                <w:bottom w:val="none" w:sz="0" w:space="0" w:color="000000"/>
+                <w:top w:val="none" w:sz="0" w:space="0" w:color="000000"/>
+                <w:left w:val="none" w:sz="0" w:space="0" w:color="000000"/>
+                <w:right w:val="none" w:sz="0" w:space="0" w:color="000000"/>
+              </w:pBdr>
+              <w:spacing w:after="100" w:before="100" w:line="240"/>
+              <w:ind w:left="100" w:right="100" w:firstLine="0" w:firstLineChars="0"/>
+              <w:rPr>
+                <w:rFonts w:ascii="Arial" w:hAnsi="Arial" w:eastAsia="Arial" w:cs="Arial"/>
+                <w:i w:val="false"/>
+                <w:b w:val="false"/>
+                <w:u w:val="none"/>
+                <w:sz w:val="18"/>
+                <w:szCs w:val="18"/>
+                <w:color w:val="000000"/>
+              </w:rPr>
+            </w:pPr>
+            <w:r>
+              <w:rPr>
+                <w:rFonts w:ascii="Arial" w:hAnsi="Arial" w:eastAsia="Arial" w:cs="Arial"/>
+                <w:i w:val="false"/>
+                <w:b w:val="false"/>
+                <w:u w:val="none"/>
+                <w:sz w:val="18"/>
+                <w:szCs w:val="18"/>
+                <w:color w:val="000000"/>
+              </w:rPr>
+              <w:t xml:space="preserve">28 (21.9)</w:t>
+            </w:r>
+          </w:p>
+        </w:tc>
+        <w:tc>
+          <w:tcPr>
+            <w:tcBorders>
+              <w:bottom w:val="single" w:sz="6" w:space="0" w:color="666666"/>
+              <w:top w:val="single" w:sz="6" w:space="0" w:color="666666"/>
+              <w:left w:val="none" w:sz="0" w:space="0" w:color="000000"/>
+              <w:right w:val="none" w:sz="0" w:space="0" w:color="000000"/>
+            </w:tcBorders>
+            <w:shd w:val="clear" w:color="auto" w:fill="FFFFFF"/>
+            <w:tcMar>
+              <w:top w:w="0" w:type="dxa"/>
+              <w:bottom w:w="0" w:type="dxa"/>
+              <w:left w:w="0" w:type="dxa"/>
+              <w:right w:w="0" w:type="dxa"/>
+            </w:tcMar>
+            <w:vAlign w:val="center"/>
+          </w:tcPr>
+          <w:p>
+            <w:pPr>
+              <w:pStyle w:val="Normal"/>
+              <w:jc w:val="left"/>
+              <w:pBdr>
+                <w:bottom w:val="none" w:sz="0" w:space="0" w:color="000000"/>
+                <w:top w:val="none" w:sz="0" w:space="0" w:color="000000"/>
+                <w:left w:val="none" w:sz="0" w:space="0" w:color="000000"/>
+                <w:right w:val="none" w:sz="0" w:space="0" w:color="000000"/>
+              </w:pBdr>
+              <w:spacing w:after="100" w:before="100" w:line="240"/>
+              <w:ind w:left="100" w:right="100" w:firstLine="0" w:firstLineChars="0"/>
+              <w:rPr>
+                <w:rFonts w:ascii="Arial" w:hAnsi="Arial" w:eastAsia="Arial" w:cs="Arial"/>
+                <w:i w:val="false"/>
+                <w:b w:val="false"/>
+                <w:u w:val="none"/>
+                <w:sz w:val="18"/>
+                <w:szCs w:val="18"/>
+                <w:color w:val="000000"/>
+              </w:rPr>
+            </w:pPr>
+            <w:r>
+              <w:rPr>
+                <w:rFonts w:ascii="Arial" w:hAnsi="Arial" w:eastAsia="Arial" w:cs="Arial"/>
+                <w:i w:val="false"/>
+                <w:b w:val="false"/>
+                <w:u w:val="none"/>
+                <w:sz w:val="18"/>
+                <w:szCs w:val="18"/>
+                <w:color w:val="000000"/>
+              </w:rPr>
+              <w:t xml:space="preserve">7 (11.1)</w:t>
             </w:r>
           </w:p>
         </w:tc>
@@ -4241,113 +4241,113 @@
                 <w:szCs w:val="18"/>
                 <w:color w:val="000000"/>
               </w:rPr>
-              <w:t xml:space="preserve">222 (82.5)</w:t>
-            </w:r>
-          </w:p>
-        </w:tc>
-        <w:tc>
-          <w:tcPr>
-            <w:tcBorders>
-              <w:bottom w:val="single" w:sz="6" w:space="0" w:color="666666"/>
-              <w:top w:val="single" w:sz="6" w:space="0" w:color="666666"/>
-              <w:left w:val="none" w:sz="0" w:space="0" w:color="000000"/>
-              <w:right w:val="none" w:sz="0" w:space="0" w:color="000000"/>
-            </w:tcBorders>
-            <w:shd w:val="clear" w:color="auto" w:fill="FFFFFF"/>
-            <w:tcMar>
-              <w:top w:w="0" w:type="dxa"/>
-              <w:bottom w:w="0" w:type="dxa"/>
-              <w:left w:w="0" w:type="dxa"/>
-              <w:right w:w="0" w:type="dxa"/>
-            </w:tcMar>
-            <w:vAlign w:val="center"/>
-          </w:tcPr>
-          <w:p>
-            <w:pPr>
-              <w:pStyle w:val="Normal"/>
-              <w:jc w:val="left"/>
-              <w:pBdr>
-                <w:bottom w:val="none" w:sz="0" w:space="0" w:color="000000"/>
-                <w:top w:val="none" w:sz="0" w:space="0" w:color="000000"/>
-                <w:left w:val="none" w:sz="0" w:space="0" w:color="000000"/>
-                <w:right w:val="none" w:sz="0" w:space="0" w:color="000000"/>
-              </w:pBdr>
-              <w:spacing w:after="100" w:before="100" w:line="240"/>
-              <w:ind w:left="100" w:right="100" w:firstLine="0" w:firstLineChars="0"/>
-              <w:rPr>
-                <w:rFonts w:ascii="Arial" w:hAnsi="Arial" w:eastAsia="Arial" w:cs="Arial"/>
-                <w:i w:val="false"/>
-                <w:b w:val="false"/>
-                <w:u w:val="none"/>
-                <w:sz w:val="18"/>
-                <w:szCs w:val="18"/>
-                <w:color w:val="000000"/>
-              </w:rPr>
-            </w:pPr>
-            <w:r>
-              <w:rPr>
-                <w:rFonts w:ascii="Arial" w:hAnsi="Arial" w:eastAsia="Arial" w:cs="Arial"/>
-                <w:i w:val="false"/>
-                <w:b w:val="false"/>
-                <w:u w:val="none"/>
-                <w:sz w:val="18"/>
-                <w:szCs w:val="18"/>
-                <w:color w:val="000000"/>
-              </w:rPr>
-              <w:t xml:space="preserve">99 (76.2)</w:t>
-            </w:r>
-          </w:p>
-        </w:tc>
-        <w:tc>
-          <w:tcPr>
-            <w:tcBorders>
-              <w:bottom w:val="single" w:sz="6" w:space="0" w:color="666666"/>
-              <w:top w:val="single" w:sz="6" w:space="0" w:color="666666"/>
-              <w:left w:val="none" w:sz="0" w:space="0" w:color="000000"/>
-              <w:right w:val="none" w:sz="0" w:space="0" w:color="000000"/>
-            </w:tcBorders>
-            <w:shd w:val="clear" w:color="auto" w:fill="FFFFFF"/>
-            <w:tcMar>
-              <w:top w:w="0" w:type="dxa"/>
-              <w:bottom w:w="0" w:type="dxa"/>
-              <w:left w:w="0" w:type="dxa"/>
-              <w:right w:w="0" w:type="dxa"/>
-            </w:tcMar>
-            <w:vAlign w:val="center"/>
-          </w:tcPr>
-          <w:p>
-            <w:pPr>
-              <w:pStyle w:val="Normal"/>
-              <w:jc w:val="left"/>
-              <w:pBdr>
-                <w:bottom w:val="none" w:sz="0" w:space="0" w:color="000000"/>
-                <w:top w:val="none" w:sz="0" w:space="0" w:color="000000"/>
-                <w:left w:val="none" w:sz="0" w:space="0" w:color="000000"/>
-                <w:right w:val="none" w:sz="0" w:space="0" w:color="000000"/>
-              </w:pBdr>
-              <w:spacing w:after="100" w:before="100" w:line="240"/>
-              <w:ind w:left="100" w:right="100" w:firstLine="0" w:firstLineChars="0"/>
-              <w:rPr>
-                <w:rFonts w:ascii="Arial" w:hAnsi="Arial" w:eastAsia="Arial" w:cs="Arial"/>
-                <w:i w:val="false"/>
-                <w:b w:val="false"/>
-                <w:u w:val="none"/>
-                <w:sz w:val="18"/>
-                <w:szCs w:val="18"/>
-                <w:color w:val="000000"/>
-              </w:rPr>
-            </w:pPr>
-            <w:r>
-              <w:rPr>
-                <w:rFonts w:ascii="Arial" w:hAnsi="Arial" w:eastAsia="Arial" w:cs="Arial"/>
-                <w:i w:val="false"/>
-                <w:b w:val="false"/>
-                <w:u w:val="none"/>
-                <w:sz w:val="18"/>
-                <w:szCs w:val="18"/>
-                <w:color w:val="000000"/>
-              </w:rPr>
-              <w:t xml:space="preserve">54 (88.5)</w:t>
+              <w:t xml:space="preserve">233 (82.3)</w:t>
+            </w:r>
+          </w:p>
+        </w:tc>
+        <w:tc>
+          <w:tcPr>
+            <w:tcBorders>
+              <w:bottom w:val="single" w:sz="6" w:space="0" w:color="666666"/>
+              <w:top w:val="single" w:sz="6" w:space="0" w:color="666666"/>
+              <w:left w:val="none" w:sz="0" w:space="0" w:color="000000"/>
+              <w:right w:val="none" w:sz="0" w:space="0" w:color="000000"/>
+            </w:tcBorders>
+            <w:shd w:val="clear" w:color="auto" w:fill="FFFFFF"/>
+            <w:tcMar>
+              <w:top w:w="0" w:type="dxa"/>
+              <w:bottom w:w="0" w:type="dxa"/>
+              <w:left w:w="0" w:type="dxa"/>
+              <w:right w:w="0" w:type="dxa"/>
+            </w:tcMar>
+            <w:vAlign w:val="center"/>
+          </w:tcPr>
+          <w:p>
+            <w:pPr>
+              <w:pStyle w:val="Normal"/>
+              <w:jc w:val="left"/>
+              <w:pBdr>
+                <w:bottom w:val="none" w:sz="0" w:space="0" w:color="000000"/>
+                <w:top w:val="none" w:sz="0" w:space="0" w:color="000000"/>
+                <w:left w:val="none" w:sz="0" w:space="0" w:color="000000"/>
+                <w:right w:val="none" w:sz="0" w:space="0" w:color="000000"/>
+              </w:pBdr>
+              <w:spacing w:after="100" w:before="100" w:line="240"/>
+              <w:ind w:left="100" w:right="100" w:firstLine="0" w:firstLineChars="0"/>
+              <w:rPr>
+                <w:rFonts w:ascii="Arial" w:hAnsi="Arial" w:eastAsia="Arial" w:cs="Arial"/>
+                <w:i w:val="false"/>
+                <w:b w:val="false"/>
+                <w:u w:val="none"/>
+                <w:sz w:val="18"/>
+                <w:szCs w:val="18"/>
+                <w:color w:val="000000"/>
+              </w:rPr>
+            </w:pPr>
+            <w:r>
+              <w:rPr>
+                <w:rFonts w:ascii="Arial" w:hAnsi="Arial" w:eastAsia="Arial" w:cs="Arial"/>
+                <w:i w:val="false"/>
+                <w:b w:val="false"/>
+                <w:u w:val="none"/>
+                <w:sz w:val="18"/>
+                <w:szCs w:val="18"/>
+                <w:color w:val="000000"/>
+              </w:rPr>
+              <w:t xml:space="preserve">97 (75.8)</w:t>
+            </w:r>
+          </w:p>
+        </w:tc>
+        <w:tc>
+          <w:tcPr>
+            <w:tcBorders>
+              <w:bottom w:val="single" w:sz="6" w:space="0" w:color="666666"/>
+              <w:top w:val="single" w:sz="6" w:space="0" w:color="666666"/>
+              <w:left w:val="none" w:sz="0" w:space="0" w:color="000000"/>
+              <w:right w:val="none" w:sz="0" w:space="0" w:color="000000"/>
+            </w:tcBorders>
+            <w:shd w:val="clear" w:color="auto" w:fill="FFFFFF"/>
+            <w:tcMar>
+              <w:top w:w="0" w:type="dxa"/>
+              <w:bottom w:w="0" w:type="dxa"/>
+              <w:left w:w="0" w:type="dxa"/>
+              <w:right w:w="0" w:type="dxa"/>
+            </w:tcMar>
+            <w:vAlign w:val="center"/>
+          </w:tcPr>
+          <w:p>
+            <w:pPr>
+              <w:pStyle w:val="Normal"/>
+              <w:jc w:val="left"/>
+              <w:pBdr>
+                <w:bottom w:val="none" w:sz="0" w:space="0" w:color="000000"/>
+                <w:top w:val="none" w:sz="0" w:space="0" w:color="000000"/>
+                <w:left w:val="none" w:sz="0" w:space="0" w:color="000000"/>
+                <w:right w:val="none" w:sz="0" w:space="0" w:color="000000"/>
+              </w:pBdr>
+              <w:spacing w:after="100" w:before="100" w:line="240"/>
+              <w:ind w:left="100" w:right="100" w:firstLine="0" w:firstLineChars="0"/>
+              <w:rPr>
+                <w:rFonts w:ascii="Arial" w:hAnsi="Arial" w:eastAsia="Arial" w:cs="Arial"/>
+                <w:i w:val="false"/>
+                <w:b w:val="false"/>
+                <w:u w:val="none"/>
+                <w:sz w:val="18"/>
+                <w:szCs w:val="18"/>
+                <w:color w:val="000000"/>
+              </w:rPr>
+            </w:pPr>
+            <w:r>
+              <w:rPr>
+                <w:rFonts w:ascii="Arial" w:hAnsi="Arial" w:eastAsia="Arial" w:cs="Arial"/>
+                <w:i w:val="false"/>
+                <w:b w:val="false"/>
+                <w:u w:val="none"/>
+                <w:sz w:val="18"/>
+                <w:szCs w:val="18"/>
+                <w:color w:val="000000"/>
+              </w:rPr>
+              <w:t xml:space="preserve">55 (87.3)</w:t>
             </w:r>
           </w:p>
         </w:tc>
@@ -4783,7 +4783,7 @@
                 <w:szCs w:val="18"/>
                 <w:color w:val="000000"/>
               </w:rPr>
-              <w:t xml:space="preserve">8 (3.0)</w:t>
+              <w:t xml:space="preserve">8 (2.8)</w:t>
             </w:r>
           </w:p>
         </w:tc>
@@ -5054,113 +5054,113 @@
                 <w:szCs w:val="18"/>
                 <w:color w:val="000000"/>
               </w:rPr>
-              <w:t xml:space="preserve">116 (43.1)</w:t>
-            </w:r>
-          </w:p>
-        </w:tc>
-        <w:tc>
-          <w:tcPr>
-            <w:tcBorders>
-              <w:bottom w:val="single" w:sz="6" w:space="0" w:color="666666"/>
-              <w:top w:val="single" w:sz="6" w:space="0" w:color="666666"/>
-              <w:left w:val="none" w:sz="0" w:space="0" w:color="000000"/>
-              <w:right w:val="none" w:sz="0" w:space="0" w:color="000000"/>
-            </w:tcBorders>
-            <w:shd w:val="clear" w:color="auto" w:fill="FFFFFF"/>
-            <w:tcMar>
-              <w:top w:w="0" w:type="dxa"/>
-              <w:bottom w:w="0" w:type="dxa"/>
-              <w:left w:w="0" w:type="dxa"/>
-              <w:right w:w="0" w:type="dxa"/>
-            </w:tcMar>
-            <w:vAlign w:val="center"/>
-          </w:tcPr>
-          <w:p>
-            <w:pPr>
-              <w:pStyle w:val="Normal"/>
-              <w:jc w:val="left"/>
-              <w:pBdr>
-                <w:bottom w:val="none" w:sz="0" w:space="0" w:color="000000"/>
-                <w:top w:val="none" w:sz="0" w:space="0" w:color="000000"/>
-                <w:left w:val="none" w:sz="0" w:space="0" w:color="000000"/>
-                <w:right w:val="none" w:sz="0" w:space="0" w:color="000000"/>
-              </w:pBdr>
-              <w:spacing w:after="100" w:before="100" w:line="240"/>
-              <w:ind w:left="100" w:right="100" w:firstLine="0" w:firstLineChars="0"/>
-              <w:rPr>
-                <w:rFonts w:ascii="Arial" w:hAnsi="Arial" w:eastAsia="Arial" w:cs="Arial"/>
-                <w:i w:val="false"/>
-                <w:b w:val="false"/>
-                <w:u w:val="none"/>
-                <w:sz w:val="18"/>
-                <w:szCs w:val="18"/>
-                <w:color w:val="000000"/>
-              </w:rPr>
-            </w:pPr>
-            <w:r>
-              <w:rPr>
-                <w:rFonts w:ascii="Arial" w:hAnsi="Arial" w:eastAsia="Arial" w:cs="Arial"/>
-                <w:i w:val="false"/>
-                <w:b w:val="false"/>
-                <w:u w:val="none"/>
-                <w:sz w:val="18"/>
-                <w:szCs w:val="18"/>
-                <w:color w:val="000000"/>
-              </w:rPr>
-              <w:t xml:space="preserve">72 (55.4)</w:t>
-            </w:r>
-          </w:p>
-        </w:tc>
-        <w:tc>
-          <w:tcPr>
-            <w:tcBorders>
-              <w:bottom w:val="single" w:sz="6" w:space="0" w:color="666666"/>
-              <w:top w:val="single" w:sz="6" w:space="0" w:color="666666"/>
-              <w:left w:val="none" w:sz="0" w:space="0" w:color="000000"/>
-              <w:right w:val="none" w:sz="0" w:space="0" w:color="000000"/>
-            </w:tcBorders>
-            <w:shd w:val="clear" w:color="auto" w:fill="FFFFFF"/>
-            <w:tcMar>
-              <w:top w:w="0" w:type="dxa"/>
-              <w:bottom w:w="0" w:type="dxa"/>
-              <w:left w:w="0" w:type="dxa"/>
-              <w:right w:w="0" w:type="dxa"/>
-            </w:tcMar>
-            <w:vAlign w:val="center"/>
-          </w:tcPr>
-          <w:p>
-            <w:pPr>
-              <w:pStyle w:val="Normal"/>
-              <w:jc w:val="left"/>
-              <w:pBdr>
-                <w:bottom w:val="none" w:sz="0" w:space="0" w:color="000000"/>
-                <w:top w:val="none" w:sz="0" w:space="0" w:color="000000"/>
-                <w:left w:val="none" w:sz="0" w:space="0" w:color="000000"/>
-                <w:right w:val="none" w:sz="0" w:space="0" w:color="000000"/>
-              </w:pBdr>
-              <w:spacing w:after="100" w:before="100" w:line="240"/>
-              <w:ind w:left="100" w:right="100" w:firstLine="0" w:firstLineChars="0"/>
-              <w:rPr>
-                <w:rFonts w:ascii="Arial" w:hAnsi="Arial" w:eastAsia="Arial" w:cs="Arial"/>
-                <w:i w:val="false"/>
-                <w:b w:val="false"/>
-                <w:u w:val="none"/>
-                <w:sz w:val="18"/>
-                <w:szCs w:val="18"/>
-                <w:color w:val="000000"/>
-              </w:rPr>
-            </w:pPr>
-            <w:r>
-              <w:rPr>
-                <w:rFonts w:ascii="Arial" w:hAnsi="Arial" w:eastAsia="Arial" w:cs="Arial"/>
-                <w:i w:val="false"/>
-                <w:b w:val="false"/>
-                <w:u w:val="none"/>
-                <w:sz w:val="18"/>
-                <w:szCs w:val="18"/>
-                <w:color w:val="000000"/>
-              </w:rPr>
-              <w:t xml:space="preserve">34 (55.7)</w:t>
+              <w:t xml:space="preserve">123 (43.5)</w:t>
+            </w:r>
+          </w:p>
+        </w:tc>
+        <w:tc>
+          <w:tcPr>
+            <w:tcBorders>
+              <w:bottom w:val="single" w:sz="6" w:space="0" w:color="666666"/>
+              <w:top w:val="single" w:sz="6" w:space="0" w:color="666666"/>
+              <w:left w:val="none" w:sz="0" w:space="0" w:color="000000"/>
+              <w:right w:val="none" w:sz="0" w:space="0" w:color="000000"/>
+            </w:tcBorders>
+            <w:shd w:val="clear" w:color="auto" w:fill="FFFFFF"/>
+            <w:tcMar>
+              <w:top w:w="0" w:type="dxa"/>
+              <w:bottom w:w="0" w:type="dxa"/>
+              <w:left w:w="0" w:type="dxa"/>
+              <w:right w:w="0" w:type="dxa"/>
+            </w:tcMar>
+            <w:vAlign w:val="center"/>
+          </w:tcPr>
+          <w:p>
+            <w:pPr>
+              <w:pStyle w:val="Normal"/>
+              <w:jc w:val="left"/>
+              <w:pBdr>
+                <w:bottom w:val="none" w:sz="0" w:space="0" w:color="000000"/>
+                <w:top w:val="none" w:sz="0" w:space="0" w:color="000000"/>
+                <w:left w:val="none" w:sz="0" w:space="0" w:color="000000"/>
+                <w:right w:val="none" w:sz="0" w:space="0" w:color="000000"/>
+              </w:pBdr>
+              <w:spacing w:after="100" w:before="100" w:line="240"/>
+              <w:ind w:left="100" w:right="100" w:firstLine="0" w:firstLineChars="0"/>
+              <w:rPr>
+                <w:rFonts w:ascii="Arial" w:hAnsi="Arial" w:eastAsia="Arial" w:cs="Arial"/>
+                <w:i w:val="false"/>
+                <w:b w:val="false"/>
+                <w:u w:val="none"/>
+                <w:sz w:val="18"/>
+                <w:szCs w:val="18"/>
+                <w:color w:val="000000"/>
+              </w:rPr>
+            </w:pPr>
+            <w:r>
+              <w:rPr>
+                <w:rFonts w:ascii="Arial" w:hAnsi="Arial" w:eastAsia="Arial" w:cs="Arial"/>
+                <w:i w:val="false"/>
+                <w:b w:val="false"/>
+                <w:u w:val="none"/>
+                <w:sz w:val="18"/>
+                <w:szCs w:val="18"/>
+                <w:color w:val="000000"/>
+              </w:rPr>
+              <w:t xml:space="preserve">69 (53.9)</w:t>
+            </w:r>
+          </w:p>
+        </w:tc>
+        <w:tc>
+          <w:tcPr>
+            <w:tcBorders>
+              <w:bottom w:val="single" w:sz="6" w:space="0" w:color="666666"/>
+              <w:top w:val="single" w:sz="6" w:space="0" w:color="666666"/>
+              <w:left w:val="none" w:sz="0" w:space="0" w:color="000000"/>
+              <w:right w:val="none" w:sz="0" w:space="0" w:color="000000"/>
+            </w:tcBorders>
+            <w:shd w:val="clear" w:color="auto" w:fill="FFFFFF"/>
+            <w:tcMar>
+              <w:top w:w="0" w:type="dxa"/>
+              <w:bottom w:w="0" w:type="dxa"/>
+              <w:left w:w="0" w:type="dxa"/>
+              <w:right w:w="0" w:type="dxa"/>
+            </w:tcMar>
+            <w:vAlign w:val="center"/>
+          </w:tcPr>
+          <w:p>
+            <w:pPr>
+              <w:pStyle w:val="Normal"/>
+              <w:jc w:val="left"/>
+              <w:pBdr>
+                <w:bottom w:val="none" w:sz="0" w:space="0" w:color="000000"/>
+                <w:top w:val="none" w:sz="0" w:space="0" w:color="000000"/>
+                <w:left w:val="none" w:sz="0" w:space="0" w:color="000000"/>
+                <w:right w:val="none" w:sz="0" w:space="0" w:color="000000"/>
+              </w:pBdr>
+              <w:spacing w:after="100" w:before="100" w:line="240"/>
+              <w:ind w:left="100" w:right="100" w:firstLine="0" w:firstLineChars="0"/>
+              <w:rPr>
+                <w:rFonts w:ascii="Arial" w:hAnsi="Arial" w:eastAsia="Arial" w:cs="Arial"/>
+                <w:i w:val="false"/>
+                <w:b w:val="false"/>
+                <w:u w:val="none"/>
+                <w:sz w:val="18"/>
+                <w:szCs w:val="18"/>
+                <w:color w:val="000000"/>
+              </w:rPr>
+            </w:pPr>
+            <w:r>
+              <w:rPr>
+                <w:rFonts w:ascii="Arial" w:hAnsi="Arial" w:eastAsia="Arial" w:cs="Arial"/>
+                <w:i w:val="false"/>
+                <w:b w:val="false"/>
+                <w:u w:val="none"/>
+                <w:sz w:val="18"/>
+                <w:szCs w:val="18"/>
+                <w:color w:val="000000"/>
+              </w:rPr>
+              <w:t xml:space="preserve">35 (55.6)</w:t>
             </w:r>
           </w:p>
         </w:tc>
@@ -5431,7 +5431,7 @@
                 <w:szCs w:val="18"/>
                 <w:color w:val="000000"/>
               </w:rPr>
-              <w:t xml:space="preserve">2 (3.3)</w:t>
+              <w:t xml:space="preserve">2 (3.2)</w:t>
             </w:r>
           </w:p>
         </w:tc>
@@ -5596,113 +5596,113 @@
                 <w:szCs w:val="18"/>
                 <w:color w:val="000000"/>
               </w:rPr>
-              <w:t xml:space="preserve">19 (7.1)</w:t>
-            </w:r>
-          </w:p>
-        </w:tc>
-        <w:tc>
-          <w:tcPr>
-            <w:tcBorders>
-              <w:bottom w:val="single" w:sz="6" w:space="0" w:color="666666"/>
-              <w:top w:val="single" w:sz="6" w:space="0" w:color="666666"/>
-              <w:left w:val="none" w:sz="0" w:space="0" w:color="000000"/>
-              <w:right w:val="none" w:sz="0" w:space="0" w:color="000000"/>
-            </w:tcBorders>
-            <w:shd w:val="clear" w:color="auto" w:fill="FFFFFF"/>
-            <w:tcMar>
-              <w:top w:w="0" w:type="dxa"/>
-              <w:bottom w:w="0" w:type="dxa"/>
-              <w:left w:w="0" w:type="dxa"/>
-              <w:right w:w="0" w:type="dxa"/>
-            </w:tcMar>
-            <w:vAlign w:val="center"/>
-          </w:tcPr>
-          <w:p>
-            <w:pPr>
-              <w:pStyle w:val="Normal"/>
-              <w:jc w:val="left"/>
-              <w:pBdr>
-                <w:bottom w:val="none" w:sz="0" w:space="0" w:color="000000"/>
-                <w:top w:val="none" w:sz="0" w:space="0" w:color="000000"/>
-                <w:left w:val="none" w:sz="0" w:space="0" w:color="000000"/>
-                <w:right w:val="none" w:sz="0" w:space="0" w:color="000000"/>
-              </w:pBdr>
-              <w:spacing w:after="100" w:before="100" w:line="240"/>
-              <w:ind w:left="100" w:right="100" w:firstLine="0" w:firstLineChars="0"/>
-              <w:rPr>
-                <w:rFonts w:ascii="Arial" w:hAnsi="Arial" w:eastAsia="Arial" w:cs="Arial"/>
-                <w:i w:val="false"/>
-                <w:b w:val="false"/>
-                <w:u w:val="none"/>
-                <w:sz w:val="18"/>
-                <w:szCs w:val="18"/>
-                <w:color w:val="000000"/>
-              </w:rPr>
-            </w:pPr>
-            <w:r>
-              <w:rPr>
-                <w:rFonts w:ascii="Arial" w:hAnsi="Arial" w:eastAsia="Arial" w:cs="Arial"/>
-                <w:i w:val="false"/>
-                <w:b w:val="false"/>
-                <w:u w:val="none"/>
-                <w:sz w:val="18"/>
-                <w:szCs w:val="18"/>
-                <w:color w:val="000000"/>
-              </w:rPr>
-              <w:t xml:space="preserve">13 (10.0)</w:t>
-            </w:r>
-          </w:p>
-        </w:tc>
-        <w:tc>
-          <w:tcPr>
-            <w:tcBorders>
-              <w:bottom w:val="single" w:sz="6" w:space="0" w:color="666666"/>
-              <w:top w:val="single" w:sz="6" w:space="0" w:color="666666"/>
-              <w:left w:val="none" w:sz="0" w:space="0" w:color="000000"/>
-              <w:right w:val="none" w:sz="0" w:space="0" w:color="000000"/>
-            </w:tcBorders>
-            <w:shd w:val="clear" w:color="auto" w:fill="FFFFFF"/>
-            <w:tcMar>
-              <w:top w:w="0" w:type="dxa"/>
-              <w:bottom w:w="0" w:type="dxa"/>
-              <w:left w:w="0" w:type="dxa"/>
-              <w:right w:w="0" w:type="dxa"/>
-            </w:tcMar>
-            <w:vAlign w:val="center"/>
-          </w:tcPr>
-          <w:p>
-            <w:pPr>
-              <w:pStyle w:val="Normal"/>
-              <w:jc w:val="left"/>
-              <w:pBdr>
-                <w:bottom w:val="none" w:sz="0" w:space="0" w:color="000000"/>
-                <w:top w:val="none" w:sz="0" w:space="0" w:color="000000"/>
-                <w:left w:val="none" w:sz="0" w:space="0" w:color="000000"/>
-                <w:right w:val="none" w:sz="0" w:space="0" w:color="000000"/>
-              </w:pBdr>
-              <w:spacing w:after="100" w:before="100" w:line="240"/>
-              <w:ind w:left="100" w:right="100" w:firstLine="0" w:firstLineChars="0"/>
-              <w:rPr>
-                <w:rFonts w:ascii="Arial" w:hAnsi="Arial" w:eastAsia="Arial" w:cs="Arial"/>
-                <w:i w:val="false"/>
-                <w:b w:val="false"/>
-                <w:u w:val="none"/>
-                <w:sz w:val="18"/>
-                <w:szCs w:val="18"/>
-                <w:color w:val="000000"/>
-              </w:rPr>
-            </w:pPr>
-            <w:r>
-              <w:rPr>
-                <w:rFonts w:ascii="Arial" w:hAnsi="Arial" w:eastAsia="Arial" w:cs="Arial"/>
-                <w:i w:val="false"/>
-                <w:b w:val="false"/>
-                <w:u w:val="none"/>
-                <w:sz w:val="18"/>
-                <w:szCs w:val="18"/>
-                <w:color w:val="000000"/>
-              </w:rPr>
-              <w:t xml:space="preserve">2 (3.3)</w:t>
+              <w:t xml:space="preserve">21 (7.4)</w:t>
+            </w:r>
+          </w:p>
+        </w:tc>
+        <w:tc>
+          <w:tcPr>
+            <w:tcBorders>
+              <w:bottom w:val="single" w:sz="6" w:space="0" w:color="666666"/>
+              <w:top w:val="single" w:sz="6" w:space="0" w:color="666666"/>
+              <w:left w:val="none" w:sz="0" w:space="0" w:color="000000"/>
+              <w:right w:val="none" w:sz="0" w:space="0" w:color="000000"/>
+            </w:tcBorders>
+            <w:shd w:val="clear" w:color="auto" w:fill="FFFFFF"/>
+            <w:tcMar>
+              <w:top w:w="0" w:type="dxa"/>
+              <w:bottom w:w="0" w:type="dxa"/>
+              <w:left w:w="0" w:type="dxa"/>
+              <w:right w:w="0" w:type="dxa"/>
+            </w:tcMar>
+            <w:vAlign w:val="center"/>
+          </w:tcPr>
+          <w:p>
+            <w:pPr>
+              <w:pStyle w:val="Normal"/>
+              <w:jc w:val="left"/>
+              <w:pBdr>
+                <w:bottom w:val="none" w:sz="0" w:space="0" w:color="000000"/>
+                <w:top w:val="none" w:sz="0" w:space="0" w:color="000000"/>
+                <w:left w:val="none" w:sz="0" w:space="0" w:color="000000"/>
+                <w:right w:val="none" w:sz="0" w:space="0" w:color="000000"/>
+              </w:pBdr>
+              <w:spacing w:after="100" w:before="100" w:line="240"/>
+              <w:ind w:left="100" w:right="100" w:firstLine="0" w:firstLineChars="0"/>
+              <w:rPr>
+                <w:rFonts w:ascii="Arial" w:hAnsi="Arial" w:eastAsia="Arial" w:cs="Arial"/>
+                <w:i w:val="false"/>
+                <w:b w:val="false"/>
+                <w:u w:val="none"/>
+                <w:sz w:val="18"/>
+                <w:szCs w:val="18"/>
+                <w:color w:val="000000"/>
+              </w:rPr>
+            </w:pPr>
+            <w:r>
+              <w:rPr>
+                <w:rFonts w:ascii="Arial" w:hAnsi="Arial" w:eastAsia="Arial" w:cs="Arial"/>
+                <w:i w:val="false"/>
+                <w:b w:val="false"/>
+                <w:u w:val="none"/>
+                <w:sz w:val="18"/>
+                <w:szCs w:val="18"/>
+                <w:color w:val="000000"/>
+              </w:rPr>
+              <w:t xml:space="preserve">13 (10.2)</w:t>
+            </w:r>
+          </w:p>
+        </w:tc>
+        <w:tc>
+          <w:tcPr>
+            <w:tcBorders>
+              <w:bottom w:val="single" w:sz="6" w:space="0" w:color="666666"/>
+              <w:top w:val="single" w:sz="6" w:space="0" w:color="666666"/>
+              <w:left w:val="none" w:sz="0" w:space="0" w:color="000000"/>
+              <w:right w:val="none" w:sz="0" w:space="0" w:color="000000"/>
+            </w:tcBorders>
+            <w:shd w:val="clear" w:color="auto" w:fill="FFFFFF"/>
+            <w:tcMar>
+              <w:top w:w="0" w:type="dxa"/>
+              <w:bottom w:w="0" w:type="dxa"/>
+              <w:left w:w="0" w:type="dxa"/>
+              <w:right w:w="0" w:type="dxa"/>
+            </w:tcMar>
+            <w:vAlign w:val="center"/>
+          </w:tcPr>
+          <w:p>
+            <w:pPr>
+              <w:pStyle w:val="Normal"/>
+              <w:jc w:val="left"/>
+              <w:pBdr>
+                <w:bottom w:val="none" w:sz="0" w:space="0" w:color="000000"/>
+                <w:top w:val="none" w:sz="0" w:space="0" w:color="000000"/>
+                <w:left w:val="none" w:sz="0" w:space="0" w:color="000000"/>
+                <w:right w:val="none" w:sz="0" w:space="0" w:color="000000"/>
+              </w:pBdr>
+              <w:spacing w:after="100" w:before="100" w:line="240"/>
+              <w:ind w:left="100" w:right="100" w:firstLine="0" w:firstLineChars="0"/>
+              <w:rPr>
+                <w:rFonts w:ascii="Arial" w:hAnsi="Arial" w:eastAsia="Arial" w:cs="Arial"/>
+                <w:i w:val="false"/>
+                <w:b w:val="false"/>
+                <w:u w:val="none"/>
+                <w:sz w:val="18"/>
+                <w:szCs w:val="18"/>
+                <w:color w:val="000000"/>
+              </w:rPr>
+            </w:pPr>
+            <w:r>
+              <w:rPr>
+                <w:rFonts w:ascii="Arial" w:hAnsi="Arial" w:eastAsia="Arial" w:cs="Arial"/>
+                <w:i w:val="false"/>
+                <w:b w:val="false"/>
+                <w:u w:val="none"/>
+                <w:sz w:val="18"/>
+                <w:szCs w:val="18"/>
+                <w:color w:val="000000"/>
+              </w:rPr>
+              <w:t xml:space="preserve">2 (3.2)</w:t>
             </w:r>
           </w:p>
         </w:tc>
@@ -5867,113 +5867,113 @@
                 <w:szCs w:val="18"/>
                 <w:color w:val="000000"/>
               </w:rPr>
-              <w:t xml:space="preserve">81 (30.1)</w:t>
-            </w:r>
-          </w:p>
-        </w:tc>
-        <w:tc>
-          <w:tcPr>
-            <w:tcBorders>
-              <w:bottom w:val="single" w:sz="6" w:space="0" w:color="666666"/>
-              <w:top w:val="single" w:sz="6" w:space="0" w:color="666666"/>
-              <w:left w:val="none" w:sz="0" w:space="0" w:color="000000"/>
-              <w:right w:val="none" w:sz="0" w:space="0" w:color="000000"/>
-            </w:tcBorders>
-            <w:shd w:val="clear" w:color="auto" w:fill="FFFFFF"/>
-            <w:tcMar>
-              <w:top w:w="0" w:type="dxa"/>
-              <w:bottom w:w="0" w:type="dxa"/>
-              <w:left w:w="0" w:type="dxa"/>
-              <w:right w:w="0" w:type="dxa"/>
-            </w:tcMar>
-            <w:vAlign w:val="center"/>
-          </w:tcPr>
-          <w:p>
-            <w:pPr>
-              <w:pStyle w:val="Normal"/>
-              <w:jc w:val="left"/>
-              <w:pBdr>
-                <w:bottom w:val="none" w:sz="0" w:space="0" w:color="000000"/>
-                <w:top w:val="none" w:sz="0" w:space="0" w:color="000000"/>
-                <w:left w:val="none" w:sz="0" w:space="0" w:color="000000"/>
-                <w:right w:val="none" w:sz="0" w:space="0" w:color="000000"/>
-              </w:pBdr>
-              <w:spacing w:after="100" w:before="100" w:line="240"/>
-              <w:ind w:left="100" w:right="100" w:firstLine="0" w:firstLineChars="0"/>
-              <w:rPr>
-                <w:rFonts w:ascii="Arial" w:hAnsi="Arial" w:eastAsia="Arial" w:cs="Arial"/>
-                <w:i w:val="false"/>
-                <w:b w:val="false"/>
-                <w:u w:val="none"/>
-                <w:sz w:val="18"/>
-                <w:szCs w:val="18"/>
-                <w:color w:val="000000"/>
-              </w:rPr>
-            </w:pPr>
-            <w:r>
-              <w:rPr>
-                <w:rFonts w:ascii="Arial" w:hAnsi="Arial" w:eastAsia="Arial" w:cs="Arial"/>
-                <w:i w:val="false"/>
-                <w:b w:val="false"/>
-                <w:u w:val="none"/>
-                <w:sz w:val="18"/>
-                <w:szCs w:val="18"/>
-                <w:color w:val="000000"/>
-              </w:rPr>
-              <w:t xml:space="preserve">26 (20.0)</w:t>
-            </w:r>
-          </w:p>
-        </w:tc>
-        <w:tc>
-          <w:tcPr>
-            <w:tcBorders>
-              <w:bottom w:val="single" w:sz="6" w:space="0" w:color="666666"/>
-              <w:top w:val="single" w:sz="6" w:space="0" w:color="666666"/>
-              <w:left w:val="none" w:sz="0" w:space="0" w:color="000000"/>
-              <w:right w:val="none" w:sz="0" w:space="0" w:color="000000"/>
-            </w:tcBorders>
-            <w:shd w:val="clear" w:color="auto" w:fill="FFFFFF"/>
-            <w:tcMar>
-              <w:top w:w="0" w:type="dxa"/>
-              <w:bottom w:w="0" w:type="dxa"/>
-              <w:left w:w="0" w:type="dxa"/>
-              <w:right w:w="0" w:type="dxa"/>
-            </w:tcMar>
-            <w:vAlign w:val="center"/>
-          </w:tcPr>
-          <w:p>
-            <w:pPr>
-              <w:pStyle w:val="Normal"/>
-              <w:jc w:val="left"/>
-              <w:pBdr>
-                <w:bottom w:val="none" w:sz="0" w:space="0" w:color="000000"/>
-                <w:top w:val="none" w:sz="0" w:space="0" w:color="000000"/>
-                <w:left w:val="none" w:sz="0" w:space="0" w:color="000000"/>
-                <w:right w:val="none" w:sz="0" w:space="0" w:color="000000"/>
-              </w:pBdr>
-              <w:spacing w:after="100" w:before="100" w:line="240"/>
-              <w:ind w:left="100" w:right="100" w:firstLine="0" w:firstLineChars="0"/>
-              <w:rPr>
-                <w:rFonts w:ascii="Arial" w:hAnsi="Arial" w:eastAsia="Arial" w:cs="Arial"/>
-                <w:i w:val="false"/>
-                <w:b w:val="false"/>
-                <w:u w:val="none"/>
-                <w:sz w:val="18"/>
-                <w:szCs w:val="18"/>
-                <w:color w:val="000000"/>
-              </w:rPr>
-            </w:pPr>
-            <w:r>
-              <w:rPr>
-                <w:rFonts w:ascii="Arial" w:hAnsi="Arial" w:eastAsia="Arial" w:cs="Arial"/>
-                <w:i w:val="false"/>
-                <w:b w:val="false"/>
-                <w:u w:val="none"/>
-                <w:sz w:val="18"/>
-                <w:szCs w:val="18"/>
-                <w:color w:val="000000"/>
-              </w:rPr>
-              <w:t xml:space="preserve">17 (27.9)</w:t>
+              <w:t xml:space="preserve">85 (30.0)</w:t>
+            </w:r>
+          </w:p>
+        </w:tc>
+        <w:tc>
+          <w:tcPr>
+            <w:tcBorders>
+              <w:bottom w:val="single" w:sz="6" w:space="0" w:color="666666"/>
+              <w:top w:val="single" w:sz="6" w:space="0" w:color="666666"/>
+              <w:left w:val="none" w:sz="0" w:space="0" w:color="000000"/>
+              <w:right w:val="none" w:sz="0" w:space="0" w:color="000000"/>
+            </w:tcBorders>
+            <w:shd w:val="clear" w:color="auto" w:fill="FFFFFF"/>
+            <w:tcMar>
+              <w:top w:w="0" w:type="dxa"/>
+              <w:bottom w:w="0" w:type="dxa"/>
+              <w:left w:w="0" w:type="dxa"/>
+              <w:right w:w="0" w:type="dxa"/>
+            </w:tcMar>
+            <w:vAlign w:val="center"/>
+          </w:tcPr>
+          <w:p>
+            <w:pPr>
+              <w:pStyle w:val="Normal"/>
+              <w:jc w:val="left"/>
+              <w:pBdr>
+                <w:bottom w:val="none" w:sz="0" w:space="0" w:color="000000"/>
+                <w:top w:val="none" w:sz="0" w:space="0" w:color="000000"/>
+                <w:left w:val="none" w:sz="0" w:space="0" w:color="000000"/>
+                <w:right w:val="none" w:sz="0" w:space="0" w:color="000000"/>
+              </w:pBdr>
+              <w:spacing w:after="100" w:before="100" w:line="240"/>
+              <w:ind w:left="100" w:right="100" w:firstLine="0" w:firstLineChars="0"/>
+              <w:rPr>
+                <w:rFonts w:ascii="Arial" w:hAnsi="Arial" w:eastAsia="Arial" w:cs="Arial"/>
+                <w:i w:val="false"/>
+                <w:b w:val="false"/>
+                <w:u w:val="none"/>
+                <w:sz w:val="18"/>
+                <w:szCs w:val="18"/>
+                <w:color w:val="000000"/>
+              </w:rPr>
+            </w:pPr>
+            <w:r>
+              <w:rPr>
+                <w:rFonts w:ascii="Arial" w:hAnsi="Arial" w:eastAsia="Arial" w:cs="Arial"/>
+                <w:i w:val="false"/>
+                <w:b w:val="false"/>
+                <w:u w:val="none"/>
+                <w:sz w:val="18"/>
+                <w:szCs w:val="18"/>
+                <w:color w:val="000000"/>
+              </w:rPr>
+              <w:t xml:space="preserve">25 (19.5)</w:t>
+            </w:r>
+          </w:p>
+        </w:tc>
+        <w:tc>
+          <w:tcPr>
+            <w:tcBorders>
+              <w:bottom w:val="single" w:sz="6" w:space="0" w:color="666666"/>
+              <w:top w:val="single" w:sz="6" w:space="0" w:color="666666"/>
+              <w:left w:val="none" w:sz="0" w:space="0" w:color="000000"/>
+              <w:right w:val="none" w:sz="0" w:space="0" w:color="000000"/>
+            </w:tcBorders>
+            <w:shd w:val="clear" w:color="auto" w:fill="FFFFFF"/>
+            <w:tcMar>
+              <w:top w:w="0" w:type="dxa"/>
+              <w:bottom w:w="0" w:type="dxa"/>
+              <w:left w:w="0" w:type="dxa"/>
+              <w:right w:w="0" w:type="dxa"/>
+            </w:tcMar>
+            <w:vAlign w:val="center"/>
+          </w:tcPr>
+          <w:p>
+            <w:pPr>
+              <w:pStyle w:val="Normal"/>
+              <w:jc w:val="left"/>
+              <w:pBdr>
+                <w:bottom w:val="none" w:sz="0" w:space="0" w:color="000000"/>
+                <w:top w:val="none" w:sz="0" w:space="0" w:color="000000"/>
+                <w:left w:val="none" w:sz="0" w:space="0" w:color="000000"/>
+                <w:right w:val="none" w:sz="0" w:space="0" w:color="000000"/>
+              </w:pBdr>
+              <w:spacing w:after="100" w:before="100" w:line="240"/>
+              <w:ind w:left="100" w:right="100" w:firstLine="0" w:firstLineChars="0"/>
+              <w:rPr>
+                <w:rFonts w:ascii="Arial" w:hAnsi="Arial" w:eastAsia="Arial" w:cs="Arial"/>
+                <w:i w:val="false"/>
+                <w:b w:val="false"/>
+                <w:u w:val="none"/>
+                <w:sz w:val="18"/>
+                <w:szCs w:val="18"/>
+                <w:color w:val="000000"/>
+              </w:rPr>
+            </w:pPr>
+            <w:r>
+              <w:rPr>
+                <w:rFonts w:ascii="Arial" w:hAnsi="Arial" w:eastAsia="Arial" w:cs="Arial"/>
+                <w:i w:val="false"/>
+                <w:b w:val="false"/>
+                <w:u w:val="none"/>
+                <w:sz w:val="18"/>
+                <w:szCs w:val="18"/>
+                <w:color w:val="000000"/>
+              </w:rPr>
+              <w:t xml:space="preserve">17 (27.0)</w:t>
             </w:r>
           </w:p>
         </w:tc>
@@ -6138,113 +6138,113 @@
                 <w:szCs w:val="18"/>
                 <w:color w:val="000000"/>
               </w:rPr>
-              <w:t xml:space="preserve">43 (16.0)</w:t>
-            </w:r>
-          </w:p>
-        </w:tc>
-        <w:tc>
-          <w:tcPr>
-            <w:tcBorders>
-              <w:bottom w:val="single" w:sz="6" w:space="0" w:color="666666"/>
-              <w:top w:val="single" w:sz="6" w:space="0" w:color="666666"/>
-              <w:left w:val="none" w:sz="0" w:space="0" w:color="000000"/>
-              <w:right w:val="none" w:sz="0" w:space="0" w:color="000000"/>
-            </w:tcBorders>
-            <w:shd w:val="clear" w:color="auto" w:fill="FFFFFF"/>
-            <w:tcMar>
-              <w:top w:w="0" w:type="dxa"/>
-              <w:bottom w:w="0" w:type="dxa"/>
-              <w:left w:w="0" w:type="dxa"/>
-              <w:right w:w="0" w:type="dxa"/>
-            </w:tcMar>
-            <w:vAlign w:val="center"/>
-          </w:tcPr>
-          <w:p>
-            <w:pPr>
-              <w:pStyle w:val="Normal"/>
-              <w:jc w:val="left"/>
-              <w:pBdr>
-                <w:bottom w:val="none" w:sz="0" w:space="0" w:color="000000"/>
-                <w:top w:val="none" w:sz="0" w:space="0" w:color="000000"/>
-                <w:left w:val="none" w:sz="0" w:space="0" w:color="000000"/>
-                <w:right w:val="none" w:sz="0" w:space="0" w:color="000000"/>
-              </w:pBdr>
-              <w:spacing w:after="100" w:before="100" w:line="240"/>
-              <w:ind w:left="100" w:right="100" w:firstLine="0" w:firstLineChars="0"/>
-              <w:rPr>
-                <w:rFonts w:ascii="Arial" w:hAnsi="Arial" w:eastAsia="Arial" w:cs="Arial"/>
-                <w:i w:val="false"/>
-                <w:b w:val="false"/>
-                <w:u w:val="none"/>
-                <w:sz w:val="18"/>
-                <w:szCs w:val="18"/>
-                <w:color w:val="000000"/>
-              </w:rPr>
-            </w:pPr>
-            <w:r>
-              <w:rPr>
-                <w:rFonts w:ascii="Arial" w:hAnsi="Arial" w:eastAsia="Arial" w:cs="Arial"/>
-                <w:i w:val="false"/>
-                <w:b w:val="false"/>
-                <w:u w:val="none"/>
-                <w:sz w:val="18"/>
-                <w:szCs w:val="18"/>
-                <w:color w:val="000000"/>
-              </w:rPr>
-              <w:t xml:space="preserve">15 (11.5)</w:t>
-            </w:r>
-          </w:p>
-        </w:tc>
-        <w:tc>
-          <w:tcPr>
-            <w:tcBorders>
-              <w:bottom w:val="single" w:sz="6" w:space="0" w:color="666666"/>
-              <w:top w:val="single" w:sz="6" w:space="0" w:color="666666"/>
-              <w:left w:val="none" w:sz="0" w:space="0" w:color="000000"/>
-              <w:right w:val="none" w:sz="0" w:space="0" w:color="000000"/>
-            </w:tcBorders>
-            <w:shd w:val="clear" w:color="auto" w:fill="FFFFFF"/>
-            <w:tcMar>
-              <w:top w:w="0" w:type="dxa"/>
-              <w:bottom w:w="0" w:type="dxa"/>
-              <w:left w:w="0" w:type="dxa"/>
-              <w:right w:w="0" w:type="dxa"/>
-            </w:tcMar>
-            <w:vAlign w:val="center"/>
-          </w:tcPr>
-          <w:p>
-            <w:pPr>
-              <w:pStyle w:val="Normal"/>
-              <w:jc w:val="left"/>
-              <w:pBdr>
-                <w:bottom w:val="none" w:sz="0" w:space="0" w:color="000000"/>
-                <w:top w:val="none" w:sz="0" w:space="0" w:color="000000"/>
-                <w:left w:val="none" w:sz="0" w:space="0" w:color="000000"/>
-                <w:right w:val="none" w:sz="0" w:space="0" w:color="000000"/>
-              </w:pBdr>
-              <w:spacing w:after="100" w:before="100" w:line="240"/>
-              <w:ind w:left="100" w:right="100" w:firstLine="0" w:firstLineChars="0"/>
-              <w:rPr>
-                <w:rFonts w:ascii="Arial" w:hAnsi="Arial" w:eastAsia="Arial" w:cs="Arial"/>
-                <w:i w:val="false"/>
-                <w:b w:val="false"/>
-                <w:u w:val="none"/>
-                <w:sz w:val="18"/>
-                <w:szCs w:val="18"/>
-                <w:color w:val="000000"/>
-              </w:rPr>
-            </w:pPr>
-            <w:r>
-              <w:rPr>
-                <w:rFonts w:ascii="Arial" w:hAnsi="Arial" w:eastAsia="Arial" w:cs="Arial"/>
-                <w:i w:val="false"/>
-                <w:b w:val="false"/>
-                <w:u w:val="none"/>
-                <w:sz w:val="18"/>
-                <w:szCs w:val="18"/>
-                <w:color w:val="000000"/>
-              </w:rPr>
-              <w:t xml:space="preserve">5 (8.2)</w:t>
+              <w:t xml:space="preserve">44 (15.5)</w:t>
+            </w:r>
+          </w:p>
+        </w:tc>
+        <w:tc>
+          <w:tcPr>
+            <w:tcBorders>
+              <w:bottom w:val="single" w:sz="6" w:space="0" w:color="666666"/>
+              <w:top w:val="single" w:sz="6" w:space="0" w:color="666666"/>
+              <w:left w:val="none" w:sz="0" w:space="0" w:color="000000"/>
+              <w:right w:val="none" w:sz="0" w:space="0" w:color="000000"/>
+            </w:tcBorders>
+            <w:shd w:val="clear" w:color="auto" w:fill="FFFFFF"/>
+            <w:tcMar>
+              <w:top w:w="0" w:type="dxa"/>
+              <w:bottom w:w="0" w:type="dxa"/>
+              <w:left w:w="0" w:type="dxa"/>
+              <w:right w:w="0" w:type="dxa"/>
+            </w:tcMar>
+            <w:vAlign w:val="center"/>
+          </w:tcPr>
+          <w:p>
+            <w:pPr>
+              <w:pStyle w:val="Normal"/>
+              <w:jc w:val="left"/>
+              <w:pBdr>
+                <w:bottom w:val="none" w:sz="0" w:space="0" w:color="000000"/>
+                <w:top w:val="none" w:sz="0" w:space="0" w:color="000000"/>
+                <w:left w:val="none" w:sz="0" w:space="0" w:color="000000"/>
+                <w:right w:val="none" w:sz="0" w:space="0" w:color="000000"/>
+              </w:pBdr>
+              <w:spacing w:after="100" w:before="100" w:line="240"/>
+              <w:ind w:left="100" w:right="100" w:firstLine="0" w:firstLineChars="0"/>
+              <w:rPr>
+                <w:rFonts w:ascii="Arial" w:hAnsi="Arial" w:eastAsia="Arial" w:cs="Arial"/>
+                <w:i w:val="false"/>
+                <w:b w:val="false"/>
+                <w:u w:val="none"/>
+                <w:sz w:val="18"/>
+                <w:szCs w:val="18"/>
+                <w:color w:val="000000"/>
+              </w:rPr>
+            </w:pPr>
+            <w:r>
+              <w:rPr>
+                <w:rFonts w:ascii="Arial" w:hAnsi="Arial" w:eastAsia="Arial" w:cs="Arial"/>
+                <w:i w:val="false"/>
+                <w:b w:val="false"/>
+                <w:u w:val="none"/>
+                <w:sz w:val="18"/>
+                <w:szCs w:val="18"/>
+                <w:color w:val="000000"/>
+              </w:rPr>
+              <w:t xml:space="preserve">17 (13.3)</w:t>
+            </w:r>
+          </w:p>
+        </w:tc>
+        <w:tc>
+          <w:tcPr>
+            <w:tcBorders>
+              <w:bottom w:val="single" w:sz="6" w:space="0" w:color="666666"/>
+              <w:top w:val="single" w:sz="6" w:space="0" w:color="666666"/>
+              <w:left w:val="none" w:sz="0" w:space="0" w:color="000000"/>
+              <w:right w:val="none" w:sz="0" w:space="0" w:color="000000"/>
+            </w:tcBorders>
+            <w:shd w:val="clear" w:color="auto" w:fill="FFFFFF"/>
+            <w:tcMar>
+              <w:top w:w="0" w:type="dxa"/>
+              <w:bottom w:w="0" w:type="dxa"/>
+              <w:left w:w="0" w:type="dxa"/>
+              <w:right w:w="0" w:type="dxa"/>
+            </w:tcMar>
+            <w:vAlign w:val="center"/>
+          </w:tcPr>
+          <w:p>
+            <w:pPr>
+              <w:pStyle w:val="Normal"/>
+              <w:jc w:val="left"/>
+              <w:pBdr>
+                <w:bottom w:val="none" w:sz="0" w:space="0" w:color="000000"/>
+                <w:top w:val="none" w:sz="0" w:space="0" w:color="000000"/>
+                <w:left w:val="none" w:sz="0" w:space="0" w:color="000000"/>
+                <w:right w:val="none" w:sz="0" w:space="0" w:color="000000"/>
+              </w:pBdr>
+              <w:spacing w:after="100" w:before="100" w:line="240"/>
+              <w:ind w:left="100" w:right="100" w:firstLine="0" w:firstLineChars="0"/>
+              <w:rPr>
+                <w:rFonts w:ascii="Arial" w:hAnsi="Arial" w:eastAsia="Arial" w:cs="Arial"/>
+                <w:i w:val="false"/>
+                <w:b w:val="false"/>
+                <w:u w:val="none"/>
+                <w:sz w:val="18"/>
+                <w:szCs w:val="18"/>
+                <w:color w:val="000000"/>
+              </w:rPr>
+            </w:pPr>
+            <w:r>
+              <w:rPr>
+                <w:rFonts w:ascii="Arial" w:hAnsi="Arial" w:eastAsia="Arial" w:cs="Arial"/>
+                <w:i w:val="false"/>
+                <w:b w:val="false"/>
+                <w:u w:val="none"/>
+                <w:sz w:val="18"/>
+                <w:szCs w:val="18"/>
+                <w:color w:val="000000"/>
+              </w:rPr>
+              <w:t xml:space="preserve">6 (9.5)</w:t>
             </w:r>
           </w:p>
         </w:tc>
@@ -6680,113 +6680,113 @@
                 <w:szCs w:val="18"/>
                 <w:color w:val="000000"/>
               </w:rPr>
-              <w:t xml:space="preserve">64 (23.8)</w:t>
-            </w:r>
-          </w:p>
-        </w:tc>
-        <w:tc>
-          <w:tcPr>
-            <w:tcBorders>
-              <w:bottom w:val="single" w:sz="6" w:space="0" w:color="666666"/>
-              <w:top w:val="single" w:sz="6" w:space="0" w:color="666666"/>
-              <w:left w:val="none" w:sz="0" w:space="0" w:color="000000"/>
-              <w:right w:val="none" w:sz="0" w:space="0" w:color="000000"/>
-            </w:tcBorders>
-            <w:shd w:val="clear" w:color="auto" w:fill="FFFFFF"/>
-            <w:tcMar>
-              <w:top w:w="0" w:type="dxa"/>
-              <w:bottom w:w="0" w:type="dxa"/>
-              <w:left w:w="0" w:type="dxa"/>
-              <w:right w:w="0" w:type="dxa"/>
-            </w:tcMar>
-            <w:vAlign w:val="center"/>
-          </w:tcPr>
-          <w:p>
-            <w:pPr>
-              <w:pStyle w:val="Normal"/>
-              <w:jc w:val="left"/>
-              <w:pBdr>
-                <w:bottom w:val="none" w:sz="0" w:space="0" w:color="000000"/>
-                <w:top w:val="none" w:sz="0" w:space="0" w:color="000000"/>
-                <w:left w:val="none" w:sz="0" w:space="0" w:color="000000"/>
-                <w:right w:val="none" w:sz="0" w:space="0" w:color="000000"/>
-              </w:pBdr>
-              <w:spacing w:after="100" w:before="100" w:line="240"/>
-              <w:ind w:left="100" w:right="100" w:firstLine="0" w:firstLineChars="0"/>
-              <w:rPr>
-                <w:rFonts w:ascii="Arial" w:hAnsi="Arial" w:eastAsia="Arial" w:cs="Arial"/>
-                <w:i w:val="false"/>
-                <w:b w:val="false"/>
-                <w:u w:val="none"/>
-                <w:sz w:val="18"/>
-                <w:szCs w:val="18"/>
-                <w:color w:val="000000"/>
-              </w:rPr>
-            </w:pPr>
-            <w:r>
-              <w:rPr>
-                <w:rFonts w:ascii="Arial" w:hAnsi="Arial" w:eastAsia="Arial" w:cs="Arial"/>
-                <w:i w:val="false"/>
-                <w:b w:val="false"/>
-                <w:u w:val="none"/>
-                <w:sz w:val="18"/>
-                <w:szCs w:val="18"/>
-                <w:color w:val="000000"/>
-              </w:rPr>
-              <w:t xml:space="preserve">20 (15.4)</w:t>
-            </w:r>
-          </w:p>
-        </w:tc>
-        <w:tc>
-          <w:tcPr>
-            <w:tcBorders>
-              <w:bottom w:val="single" w:sz="6" w:space="0" w:color="666666"/>
-              <w:top w:val="single" w:sz="6" w:space="0" w:color="666666"/>
-              <w:left w:val="none" w:sz="0" w:space="0" w:color="000000"/>
-              <w:right w:val="none" w:sz="0" w:space="0" w:color="000000"/>
-            </w:tcBorders>
-            <w:shd w:val="clear" w:color="auto" w:fill="FFFFFF"/>
-            <w:tcMar>
-              <w:top w:w="0" w:type="dxa"/>
-              <w:bottom w:w="0" w:type="dxa"/>
-              <w:left w:w="0" w:type="dxa"/>
-              <w:right w:w="0" w:type="dxa"/>
-            </w:tcMar>
-            <w:vAlign w:val="center"/>
-          </w:tcPr>
-          <w:p>
-            <w:pPr>
-              <w:pStyle w:val="Normal"/>
-              <w:jc w:val="left"/>
-              <w:pBdr>
-                <w:bottom w:val="none" w:sz="0" w:space="0" w:color="000000"/>
-                <w:top w:val="none" w:sz="0" w:space="0" w:color="000000"/>
-                <w:left w:val="none" w:sz="0" w:space="0" w:color="000000"/>
-                <w:right w:val="none" w:sz="0" w:space="0" w:color="000000"/>
-              </w:pBdr>
-              <w:spacing w:after="100" w:before="100" w:line="240"/>
-              <w:ind w:left="100" w:right="100" w:firstLine="0" w:firstLineChars="0"/>
-              <w:rPr>
-                <w:rFonts w:ascii="Arial" w:hAnsi="Arial" w:eastAsia="Arial" w:cs="Arial"/>
-                <w:i w:val="false"/>
-                <w:b w:val="false"/>
-                <w:u w:val="none"/>
-                <w:sz w:val="18"/>
-                <w:szCs w:val="18"/>
-                <w:color w:val="000000"/>
-              </w:rPr>
-            </w:pPr>
-            <w:r>
-              <w:rPr>
-                <w:rFonts w:ascii="Arial" w:hAnsi="Arial" w:eastAsia="Arial" w:cs="Arial"/>
-                <w:i w:val="false"/>
-                <w:b w:val="false"/>
-                <w:u w:val="none"/>
-                <w:sz w:val="18"/>
-                <w:szCs w:val="18"/>
-                <w:color w:val="000000"/>
-              </w:rPr>
-              <w:t xml:space="preserve">13 (21.3)</w:t>
+              <w:t xml:space="preserve">67 (23.7)</w:t>
+            </w:r>
+          </w:p>
+        </w:tc>
+        <w:tc>
+          <w:tcPr>
+            <w:tcBorders>
+              <w:bottom w:val="single" w:sz="6" w:space="0" w:color="666666"/>
+              <w:top w:val="single" w:sz="6" w:space="0" w:color="666666"/>
+              <w:left w:val="none" w:sz="0" w:space="0" w:color="000000"/>
+              <w:right w:val="none" w:sz="0" w:space="0" w:color="000000"/>
+            </w:tcBorders>
+            <w:shd w:val="clear" w:color="auto" w:fill="FFFFFF"/>
+            <w:tcMar>
+              <w:top w:w="0" w:type="dxa"/>
+              <w:bottom w:w="0" w:type="dxa"/>
+              <w:left w:w="0" w:type="dxa"/>
+              <w:right w:w="0" w:type="dxa"/>
+            </w:tcMar>
+            <w:vAlign w:val="center"/>
+          </w:tcPr>
+          <w:p>
+            <w:pPr>
+              <w:pStyle w:val="Normal"/>
+              <w:jc w:val="left"/>
+              <w:pBdr>
+                <w:bottom w:val="none" w:sz="0" w:space="0" w:color="000000"/>
+                <w:top w:val="none" w:sz="0" w:space="0" w:color="000000"/>
+                <w:left w:val="none" w:sz="0" w:space="0" w:color="000000"/>
+                <w:right w:val="none" w:sz="0" w:space="0" w:color="000000"/>
+              </w:pBdr>
+              <w:spacing w:after="100" w:before="100" w:line="240"/>
+              <w:ind w:left="100" w:right="100" w:firstLine="0" w:firstLineChars="0"/>
+              <w:rPr>
+                <w:rFonts w:ascii="Arial" w:hAnsi="Arial" w:eastAsia="Arial" w:cs="Arial"/>
+                <w:i w:val="false"/>
+                <w:b w:val="false"/>
+                <w:u w:val="none"/>
+                <w:sz w:val="18"/>
+                <w:szCs w:val="18"/>
+                <w:color w:val="000000"/>
+              </w:rPr>
+            </w:pPr>
+            <w:r>
+              <w:rPr>
+                <w:rFonts w:ascii="Arial" w:hAnsi="Arial" w:eastAsia="Arial" w:cs="Arial"/>
+                <w:i w:val="false"/>
+                <w:b w:val="false"/>
+                <w:u w:val="none"/>
+                <w:sz w:val="18"/>
+                <w:szCs w:val="18"/>
+                <w:color w:val="000000"/>
+              </w:rPr>
+              <w:t xml:space="preserve">18 (14.1)</w:t>
+            </w:r>
+          </w:p>
+        </w:tc>
+        <w:tc>
+          <w:tcPr>
+            <w:tcBorders>
+              <w:bottom w:val="single" w:sz="6" w:space="0" w:color="666666"/>
+              <w:top w:val="single" w:sz="6" w:space="0" w:color="666666"/>
+              <w:left w:val="none" w:sz="0" w:space="0" w:color="000000"/>
+              <w:right w:val="none" w:sz="0" w:space="0" w:color="000000"/>
+            </w:tcBorders>
+            <w:shd w:val="clear" w:color="auto" w:fill="FFFFFF"/>
+            <w:tcMar>
+              <w:top w:w="0" w:type="dxa"/>
+              <w:bottom w:w="0" w:type="dxa"/>
+              <w:left w:w="0" w:type="dxa"/>
+              <w:right w:w="0" w:type="dxa"/>
+            </w:tcMar>
+            <w:vAlign w:val="center"/>
+          </w:tcPr>
+          <w:p>
+            <w:pPr>
+              <w:pStyle w:val="Normal"/>
+              <w:jc w:val="left"/>
+              <w:pBdr>
+                <w:bottom w:val="none" w:sz="0" w:space="0" w:color="000000"/>
+                <w:top w:val="none" w:sz="0" w:space="0" w:color="000000"/>
+                <w:left w:val="none" w:sz="0" w:space="0" w:color="000000"/>
+                <w:right w:val="none" w:sz="0" w:space="0" w:color="000000"/>
+              </w:pBdr>
+              <w:spacing w:after="100" w:before="100" w:line="240"/>
+              <w:ind w:left="100" w:right="100" w:firstLine="0" w:firstLineChars="0"/>
+              <w:rPr>
+                <w:rFonts w:ascii="Arial" w:hAnsi="Arial" w:eastAsia="Arial" w:cs="Arial"/>
+                <w:i w:val="false"/>
+                <w:b w:val="false"/>
+                <w:u w:val="none"/>
+                <w:sz w:val="18"/>
+                <w:szCs w:val="18"/>
+                <w:color w:val="000000"/>
+              </w:rPr>
+            </w:pPr>
+            <w:r>
+              <w:rPr>
+                <w:rFonts w:ascii="Arial" w:hAnsi="Arial" w:eastAsia="Arial" w:cs="Arial"/>
+                <w:i w:val="false"/>
+                <w:b w:val="false"/>
+                <w:u w:val="none"/>
+                <w:sz w:val="18"/>
+                <w:szCs w:val="18"/>
+                <w:color w:val="000000"/>
+              </w:rPr>
+              <w:t xml:space="preserve">13 (20.6)</w:t>
             </w:r>
           </w:p>
         </w:tc>
@@ -6951,113 +6951,113 @@
                 <w:szCs w:val="18"/>
                 <w:color w:val="000000"/>
               </w:rPr>
-              <w:t xml:space="preserve">33 (12.3)</w:t>
-            </w:r>
-          </w:p>
-        </w:tc>
-        <w:tc>
-          <w:tcPr>
-            <w:tcBorders>
-              <w:bottom w:val="single" w:sz="6" w:space="0" w:color="666666"/>
-              <w:top w:val="single" w:sz="6" w:space="0" w:color="666666"/>
-              <w:left w:val="none" w:sz="0" w:space="0" w:color="000000"/>
-              <w:right w:val="none" w:sz="0" w:space="0" w:color="000000"/>
-            </w:tcBorders>
-            <w:shd w:val="clear" w:color="auto" w:fill="FFFFFF"/>
-            <w:tcMar>
-              <w:top w:w="0" w:type="dxa"/>
-              <w:bottom w:w="0" w:type="dxa"/>
-              <w:left w:w="0" w:type="dxa"/>
-              <w:right w:w="0" w:type="dxa"/>
-            </w:tcMar>
-            <w:vAlign w:val="center"/>
-          </w:tcPr>
-          <w:p>
-            <w:pPr>
-              <w:pStyle w:val="Normal"/>
-              <w:jc w:val="left"/>
-              <w:pBdr>
-                <w:bottom w:val="none" w:sz="0" w:space="0" w:color="000000"/>
-                <w:top w:val="none" w:sz="0" w:space="0" w:color="000000"/>
-                <w:left w:val="none" w:sz="0" w:space="0" w:color="000000"/>
-                <w:right w:val="none" w:sz="0" w:space="0" w:color="000000"/>
-              </w:pBdr>
-              <w:spacing w:after="100" w:before="100" w:line="240"/>
-              <w:ind w:left="100" w:right="100" w:firstLine="0" w:firstLineChars="0"/>
-              <w:rPr>
-                <w:rFonts w:ascii="Arial" w:hAnsi="Arial" w:eastAsia="Arial" w:cs="Arial"/>
-                <w:i w:val="false"/>
-                <w:b w:val="false"/>
-                <w:u w:val="none"/>
-                <w:sz w:val="18"/>
-                <w:szCs w:val="18"/>
-                <w:color w:val="000000"/>
-              </w:rPr>
-            </w:pPr>
-            <w:r>
-              <w:rPr>
-                <w:rFonts w:ascii="Arial" w:hAnsi="Arial" w:eastAsia="Arial" w:cs="Arial"/>
-                <w:i w:val="false"/>
-                <w:b w:val="false"/>
-                <w:u w:val="none"/>
-                <w:sz w:val="18"/>
-                <w:szCs w:val="18"/>
-                <w:color w:val="000000"/>
-              </w:rPr>
-              <w:t xml:space="preserve">22 (16.9)</w:t>
-            </w:r>
-          </w:p>
-        </w:tc>
-        <w:tc>
-          <w:tcPr>
-            <w:tcBorders>
-              <w:bottom w:val="single" w:sz="6" w:space="0" w:color="666666"/>
-              <w:top w:val="single" w:sz="6" w:space="0" w:color="666666"/>
-              <w:left w:val="none" w:sz="0" w:space="0" w:color="000000"/>
-              <w:right w:val="none" w:sz="0" w:space="0" w:color="000000"/>
-            </w:tcBorders>
-            <w:shd w:val="clear" w:color="auto" w:fill="FFFFFF"/>
-            <w:tcMar>
-              <w:top w:w="0" w:type="dxa"/>
-              <w:bottom w:w="0" w:type="dxa"/>
-              <w:left w:w="0" w:type="dxa"/>
-              <w:right w:w="0" w:type="dxa"/>
-            </w:tcMar>
-            <w:vAlign w:val="center"/>
-          </w:tcPr>
-          <w:p>
-            <w:pPr>
-              <w:pStyle w:val="Normal"/>
-              <w:jc w:val="left"/>
-              <w:pBdr>
-                <w:bottom w:val="none" w:sz="0" w:space="0" w:color="000000"/>
-                <w:top w:val="none" w:sz="0" w:space="0" w:color="000000"/>
-                <w:left w:val="none" w:sz="0" w:space="0" w:color="000000"/>
-                <w:right w:val="none" w:sz="0" w:space="0" w:color="000000"/>
-              </w:pBdr>
-              <w:spacing w:after="100" w:before="100" w:line="240"/>
-              <w:ind w:left="100" w:right="100" w:firstLine="0" w:firstLineChars="0"/>
-              <w:rPr>
-                <w:rFonts w:ascii="Arial" w:hAnsi="Arial" w:eastAsia="Arial" w:cs="Arial"/>
-                <w:i w:val="false"/>
-                <w:b w:val="false"/>
-                <w:u w:val="none"/>
-                <w:sz w:val="18"/>
-                <w:szCs w:val="18"/>
-                <w:color w:val="000000"/>
-              </w:rPr>
-            </w:pPr>
-            <w:r>
-              <w:rPr>
-                <w:rFonts w:ascii="Arial" w:hAnsi="Arial" w:eastAsia="Arial" w:cs="Arial"/>
-                <w:i w:val="false"/>
-                <w:b w:val="false"/>
-                <w:u w:val="none"/>
-                <w:sz w:val="18"/>
-                <w:szCs w:val="18"/>
-                <w:color w:val="000000"/>
-              </w:rPr>
-              <w:t xml:space="preserve">12 (19.7)</w:t>
+              <w:t xml:space="preserve">35 (12.4)</w:t>
+            </w:r>
+          </w:p>
+        </w:tc>
+        <w:tc>
+          <w:tcPr>
+            <w:tcBorders>
+              <w:bottom w:val="single" w:sz="6" w:space="0" w:color="666666"/>
+              <w:top w:val="single" w:sz="6" w:space="0" w:color="666666"/>
+              <w:left w:val="none" w:sz="0" w:space="0" w:color="000000"/>
+              <w:right w:val="none" w:sz="0" w:space="0" w:color="000000"/>
+            </w:tcBorders>
+            <w:shd w:val="clear" w:color="auto" w:fill="FFFFFF"/>
+            <w:tcMar>
+              <w:top w:w="0" w:type="dxa"/>
+              <w:bottom w:w="0" w:type="dxa"/>
+              <w:left w:w="0" w:type="dxa"/>
+              <w:right w:w="0" w:type="dxa"/>
+            </w:tcMar>
+            <w:vAlign w:val="center"/>
+          </w:tcPr>
+          <w:p>
+            <w:pPr>
+              <w:pStyle w:val="Normal"/>
+              <w:jc w:val="left"/>
+              <w:pBdr>
+                <w:bottom w:val="none" w:sz="0" w:space="0" w:color="000000"/>
+                <w:top w:val="none" w:sz="0" w:space="0" w:color="000000"/>
+                <w:left w:val="none" w:sz="0" w:space="0" w:color="000000"/>
+                <w:right w:val="none" w:sz="0" w:space="0" w:color="000000"/>
+              </w:pBdr>
+              <w:spacing w:after="100" w:before="100" w:line="240"/>
+              <w:ind w:left="100" w:right="100" w:firstLine="0" w:firstLineChars="0"/>
+              <w:rPr>
+                <w:rFonts w:ascii="Arial" w:hAnsi="Arial" w:eastAsia="Arial" w:cs="Arial"/>
+                <w:i w:val="false"/>
+                <w:b w:val="false"/>
+                <w:u w:val="none"/>
+                <w:sz w:val="18"/>
+                <w:szCs w:val="18"/>
+                <w:color w:val="000000"/>
+              </w:rPr>
+            </w:pPr>
+            <w:r>
+              <w:rPr>
+                <w:rFonts w:ascii="Arial" w:hAnsi="Arial" w:eastAsia="Arial" w:cs="Arial"/>
+                <w:i w:val="false"/>
+                <w:b w:val="false"/>
+                <w:u w:val="none"/>
+                <w:sz w:val="18"/>
+                <w:szCs w:val="18"/>
+                <w:color w:val="000000"/>
+              </w:rPr>
+              <w:t xml:space="preserve">23 (18.0)</w:t>
+            </w:r>
+          </w:p>
+        </w:tc>
+        <w:tc>
+          <w:tcPr>
+            <w:tcBorders>
+              <w:bottom w:val="single" w:sz="6" w:space="0" w:color="666666"/>
+              <w:top w:val="single" w:sz="6" w:space="0" w:color="666666"/>
+              <w:left w:val="none" w:sz="0" w:space="0" w:color="000000"/>
+              <w:right w:val="none" w:sz="0" w:space="0" w:color="000000"/>
+            </w:tcBorders>
+            <w:shd w:val="clear" w:color="auto" w:fill="FFFFFF"/>
+            <w:tcMar>
+              <w:top w:w="0" w:type="dxa"/>
+              <w:bottom w:w="0" w:type="dxa"/>
+              <w:left w:w="0" w:type="dxa"/>
+              <w:right w:w="0" w:type="dxa"/>
+            </w:tcMar>
+            <w:vAlign w:val="center"/>
+          </w:tcPr>
+          <w:p>
+            <w:pPr>
+              <w:pStyle w:val="Normal"/>
+              <w:jc w:val="left"/>
+              <w:pBdr>
+                <w:bottom w:val="none" w:sz="0" w:space="0" w:color="000000"/>
+                <w:top w:val="none" w:sz="0" w:space="0" w:color="000000"/>
+                <w:left w:val="none" w:sz="0" w:space="0" w:color="000000"/>
+                <w:right w:val="none" w:sz="0" w:space="0" w:color="000000"/>
+              </w:pBdr>
+              <w:spacing w:after="100" w:before="100" w:line="240"/>
+              <w:ind w:left="100" w:right="100" w:firstLine="0" w:firstLineChars="0"/>
+              <w:rPr>
+                <w:rFonts w:ascii="Arial" w:hAnsi="Arial" w:eastAsia="Arial" w:cs="Arial"/>
+                <w:i w:val="false"/>
+                <w:b w:val="false"/>
+                <w:u w:val="none"/>
+                <w:sz w:val="18"/>
+                <w:szCs w:val="18"/>
+                <w:color w:val="000000"/>
+              </w:rPr>
+            </w:pPr>
+            <w:r>
+              <w:rPr>
+                <w:rFonts w:ascii="Arial" w:hAnsi="Arial" w:eastAsia="Arial" w:cs="Arial"/>
+                <w:i w:val="false"/>
+                <w:b w:val="false"/>
+                <w:u w:val="none"/>
+                <w:sz w:val="18"/>
+                <w:szCs w:val="18"/>
+                <w:color w:val="000000"/>
+              </w:rPr>
+              <w:t xml:space="preserve">13 (20.6)</w:t>
             </w:r>
           </w:p>
         </w:tc>
@@ -7222,113 +7222,113 @@
                 <w:szCs w:val="18"/>
                 <w:color w:val="000000"/>
               </w:rPr>
-              <w:t xml:space="preserve">12 (4.5)</w:t>
-            </w:r>
-          </w:p>
-        </w:tc>
-        <w:tc>
-          <w:tcPr>
-            <w:tcBorders>
-              <w:bottom w:val="single" w:sz="6" w:space="0" w:color="666666"/>
-              <w:top w:val="single" w:sz="6" w:space="0" w:color="666666"/>
-              <w:left w:val="none" w:sz="0" w:space="0" w:color="000000"/>
-              <w:right w:val="none" w:sz="0" w:space="0" w:color="000000"/>
-            </w:tcBorders>
-            <w:shd w:val="clear" w:color="auto" w:fill="FFFFFF"/>
-            <w:tcMar>
-              <w:top w:w="0" w:type="dxa"/>
-              <w:bottom w:w="0" w:type="dxa"/>
-              <w:left w:w="0" w:type="dxa"/>
-              <w:right w:w="0" w:type="dxa"/>
-            </w:tcMar>
-            <w:vAlign w:val="center"/>
-          </w:tcPr>
-          <w:p>
-            <w:pPr>
-              <w:pStyle w:val="Normal"/>
-              <w:jc w:val="left"/>
-              <w:pBdr>
-                <w:bottom w:val="none" w:sz="0" w:space="0" w:color="000000"/>
-                <w:top w:val="none" w:sz="0" w:space="0" w:color="000000"/>
-                <w:left w:val="none" w:sz="0" w:space="0" w:color="000000"/>
-                <w:right w:val="none" w:sz="0" w:space="0" w:color="000000"/>
-              </w:pBdr>
-              <w:spacing w:after="100" w:before="100" w:line="240"/>
-              <w:ind w:left="100" w:right="100" w:firstLine="0" w:firstLineChars="0"/>
-              <w:rPr>
-                <w:rFonts w:ascii="Arial" w:hAnsi="Arial" w:eastAsia="Arial" w:cs="Arial"/>
-                <w:i w:val="false"/>
-                <w:b w:val="false"/>
-                <w:u w:val="none"/>
-                <w:sz w:val="18"/>
-                <w:szCs w:val="18"/>
-                <w:color w:val="000000"/>
-              </w:rPr>
-            </w:pPr>
-            <w:r>
-              <w:rPr>
-                <w:rFonts w:ascii="Arial" w:hAnsi="Arial" w:eastAsia="Arial" w:cs="Arial"/>
-                <w:i w:val="false"/>
-                <w:b w:val="false"/>
-                <w:u w:val="none"/>
-                <w:sz w:val="18"/>
-                <w:szCs w:val="18"/>
-                <w:color w:val="000000"/>
-              </w:rPr>
-              <w:t xml:space="preserve">9 (6.9)</w:t>
-            </w:r>
-          </w:p>
-        </w:tc>
-        <w:tc>
-          <w:tcPr>
-            <w:tcBorders>
-              <w:bottom w:val="single" w:sz="6" w:space="0" w:color="666666"/>
-              <w:top w:val="single" w:sz="6" w:space="0" w:color="666666"/>
-              <w:left w:val="none" w:sz="0" w:space="0" w:color="000000"/>
-              <w:right w:val="none" w:sz="0" w:space="0" w:color="000000"/>
-            </w:tcBorders>
-            <w:shd w:val="clear" w:color="auto" w:fill="FFFFFF"/>
-            <w:tcMar>
-              <w:top w:w="0" w:type="dxa"/>
-              <w:bottom w:w="0" w:type="dxa"/>
-              <w:left w:w="0" w:type="dxa"/>
-              <w:right w:w="0" w:type="dxa"/>
-            </w:tcMar>
-            <w:vAlign w:val="center"/>
-          </w:tcPr>
-          <w:p>
-            <w:pPr>
-              <w:pStyle w:val="Normal"/>
-              <w:jc w:val="left"/>
-              <w:pBdr>
-                <w:bottom w:val="none" w:sz="0" w:space="0" w:color="000000"/>
-                <w:top w:val="none" w:sz="0" w:space="0" w:color="000000"/>
-                <w:left w:val="none" w:sz="0" w:space="0" w:color="000000"/>
-                <w:right w:val="none" w:sz="0" w:space="0" w:color="000000"/>
-              </w:pBdr>
-              <w:spacing w:after="100" w:before="100" w:line="240"/>
-              <w:ind w:left="100" w:right="100" w:firstLine="0" w:firstLineChars="0"/>
-              <w:rPr>
-                <w:rFonts w:ascii="Arial" w:hAnsi="Arial" w:eastAsia="Arial" w:cs="Arial"/>
-                <w:i w:val="false"/>
-                <w:b w:val="false"/>
-                <w:u w:val="none"/>
-                <w:sz w:val="18"/>
-                <w:szCs w:val="18"/>
-                <w:color w:val="000000"/>
-              </w:rPr>
-            </w:pPr>
-            <w:r>
-              <w:rPr>
-                <w:rFonts w:ascii="Arial" w:hAnsi="Arial" w:eastAsia="Arial" w:cs="Arial"/>
-                <w:i w:val="false"/>
-                <w:b w:val="false"/>
-                <w:u w:val="none"/>
-                <w:sz w:val="18"/>
-                <w:szCs w:val="18"/>
-                <w:color w:val="000000"/>
-              </w:rPr>
-              <w:t xml:space="preserve">2 (3.3)</w:t>
+              <w:t xml:space="preserve">12 (4.2)</w:t>
+            </w:r>
+          </w:p>
+        </w:tc>
+        <w:tc>
+          <w:tcPr>
+            <w:tcBorders>
+              <w:bottom w:val="single" w:sz="6" w:space="0" w:color="666666"/>
+              <w:top w:val="single" w:sz="6" w:space="0" w:color="666666"/>
+              <w:left w:val="none" w:sz="0" w:space="0" w:color="000000"/>
+              <w:right w:val="none" w:sz="0" w:space="0" w:color="000000"/>
+            </w:tcBorders>
+            <w:shd w:val="clear" w:color="auto" w:fill="FFFFFF"/>
+            <w:tcMar>
+              <w:top w:w="0" w:type="dxa"/>
+              <w:bottom w:w="0" w:type="dxa"/>
+              <w:left w:w="0" w:type="dxa"/>
+              <w:right w:w="0" w:type="dxa"/>
+            </w:tcMar>
+            <w:vAlign w:val="center"/>
+          </w:tcPr>
+          <w:p>
+            <w:pPr>
+              <w:pStyle w:val="Normal"/>
+              <w:jc w:val="left"/>
+              <w:pBdr>
+                <w:bottom w:val="none" w:sz="0" w:space="0" w:color="000000"/>
+                <w:top w:val="none" w:sz="0" w:space="0" w:color="000000"/>
+                <w:left w:val="none" w:sz="0" w:space="0" w:color="000000"/>
+                <w:right w:val="none" w:sz="0" w:space="0" w:color="000000"/>
+              </w:pBdr>
+              <w:spacing w:after="100" w:before="100" w:line="240"/>
+              <w:ind w:left="100" w:right="100" w:firstLine="0" w:firstLineChars="0"/>
+              <w:rPr>
+                <w:rFonts w:ascii="Arial" w:hAnsi="Arial" w:eastAsia="Arial" w:cs="Arial"/>
+                <w:i w:val="false"/>
+                <w:b w:val="false"/>
+                <w:u w:val="none"/>
+                <w:sz w:val="18"/>
+                <w:szCs w:val="18"/>
+                <w:color w:val="000000"/>
+              </w:rPr>
+            </w:pPr>
+            <w:r>
+              <w:rPr>
+                <w:rFonts w:ascii="Arial" w:hAnsi="Arial" w:eastAsia="Arial" w:cs="Arial"/>
+                <w:i w:val="false"/>
+                <w:b w:val="false"/>
+                <w:u w:val="none"/>
+                <w:sz w:val="18"/>
+                <w:szCs w:val="18"/>
+                <w:color w:val="000000"/>
+              </w:rPr>
+              <w:t xml:space="preserve">10 (7.8)</w:t>
+            </w:r>
+          </w:p>
+        </w:tc>
+        <w:tc>
+          <w:tcPr>
+            <w:tcBorders>
+              <w:bottom w:val="single" w:sz="6" w:space="0" w:color="666666"/>
+              <w:top w:val="single" w:sz="6" w:space="0" w:color="666666"/>
+              <w:left w:val="none" w:sz="0" w:space="0" w:color="000000"/>
+              <w:right w:val="none" w:sz="0" w:space="0" w:color="000000"/>
+            </w:tcBorders>
+            <w:shd w:val="clear" w:color="auto" w:fill="FFFFFF"/>
+            <w:tcMar>
+              <w:top w:w="0" w:type="dxa"/>
+              <w:bottom w:w="0" w:type="dxa"/>
+              <w:left w:w="0" w:type="dxa"/>
+              <w:right w:w="0" w:type="dxa"/>
+            </w:tcMar>
+            <w:vAlign w:val="center"/>
+          </w:tcPr>
+          <w:p>
+            <w:pPr>
+              <w:pStyle w:val="Normal"/>
+              <w:jc w:val="left"/>
+              <w:pBdr>
+                <w:bottom w:val="none" w:sz="0" w:space="0" w:color="000000"/>
+                <w:top w:val="none" w:sz="0" w:space="0" w:color="000000"/>
+                <w:left w:val="none" w:sz="0" w:space="0" w:color="000000"/>
+                <w:right w:val="none" w:sz="0" w:space="0" w:color="000000"/>
+              </w:pBdr>
+              <w:spacing w:after="100" w:before="100" w:line="240"/>
+              <w:ind w:left="100" w:right="100" w:firstLine="0" w:firstLineChars="0"/>
+              <w:rPr>
+                <w:rFonts w:ascii="Arial" w:hAnsi="Arial" w:eastAsia="Arial" w:cs="Arial"/>
+                <w:i w:val="false"/>
+                <w:b w:val="false"/>
+                <w:u w:val="none"/>
+                <w:sz w:val="18"/>
+                <w:szCs w:val="18"/>
+                <w:color w:val="000000"/>
+              </w:rPr>
+            </w:pPr>
+            <w:r>
+              <w:rPr>
+                <w:rFonts w:ascii="Arial" w:hAnsi="Arial" w:eastAsia="Arial" w:cs="Arial"/>
+                <w:i w:val="false"/>
+                <w:b w:val="false"/>
+                <w:u w:val="none"/>
+                <w:sz w:val="18"/>
+                <w:szCs w:val="18"/>
+                <w:color w:val="000000"/>
+              </w:rPr>
+              <w:t xml:space="preserve">2 (3.2)</w:t>
             </w:r>
           </w:p>
         </w:tc>
@@ -7493,113 +7493,113 @@
                 <w:szCs w:val="18"/>
                 <w:color w:val="000000"/>
               </w:rPr>
-              <w:t xml:space="preserve">138 (51.3)</w:t>
-            </w:r>
-          </w:p>
-        </w:tc>
-        <w:tc>
-          <w:tcPr>
-            <w:tcBorders>
-              <w:bottom w:val="single" w:sz="6" w:space="0" w:color="666666"/>
-              <w:top w:val="single" w:sz="6" w:space="0" w:color="666666"/>
-              <w:left w:val="none" w:sz="0" w:space="0" w:color="000000"/>
-              <w:right w:val="none" w:sz="0" w:space="0" w:color="000000"/>
-            </w:tcBorders>
-            <w:shd w:val="clear" w:color="auto" w:fill="FFFFFF"/>
-            <w:tcMar>
-              <w:top w:w="0" w:type="dxa"/>
-              <w:bottom w:w="0" w:type="dxa"/>
-              <w:left w:w="0" w:type="dxa"/>
-              <w:right w:w="0" w:type="dxa"/>
-            </w:tcMar>
-            <w:vAlign w:val="center"/>
-          </w:tcPr>
-          <w:p>
-            <w:pPr>
-              <w:pStyle w:val="Normal"/>
-              <w:jc w:val="left"/>
-              <w:pBdr>
-                <w:bottom w:val="none" w:sz="0" w:space="0" w:color="000000"/>
-                <w:top w:val="none" w:sz="0" w:space="0" w:color="000000"/>
-                <w:left w:val="none" w:sz="0" w:space="0" w:color="000000"/>
-                <w:right w:val="none" w:sz="0" w:space="0" w:color="000000"/>
-              </w:pBdr>
-              <w:spacing w:after="100" w:before="100" w:line="240"/>
-              <w:ind w:left="100" w:right="100" w:firstLine="0" w:firstLineChars="0"/>
-              <w:rPr>
-                <w:rFonts w:ascii="Arial" w:hAnsi="Arial" w:eastAsia="Arial" w:cs="Arial"/>
-                <w:i w:val="false"/>
-                <w:b w:val="false"/>
-                <w:u w:val="none"/>
-                <w:sz w:val="18"/>
-                <w:szCs w:val="18"/>
-                <w:color w:val="000000"/>
-              </w:rPr>
-            </w:pPr>
-            <w:r>
-              <w:rPr>
-                <w:rFonts w:ascii="Arial" w:hAnsi="Arial" w:eastAsia="Arial" w:cs="Arial"/>
-                <w:i w:val="false"/>
-                <w:b w:val="false"/>
-                <w:u w:val="none"/>
-                <w:sz w:val="18"/>
-                <w:szCs w:val="18"/>
-                <w:color w:val="000000"/>
-              </w:rPr>
-              <w:t xml:space="preserve">60 (46.2)</w:t>
-            </w:r>
-          </w:p>
-        </w:tc>
-        <w:tc>
-          <w:tcPr>
-            <w:tcBorders>
-              <w:bottom w:val="single" w:sz="6" w:space="0" w:color="666666"/>
-              <w:top w:val="single" w:sz="6" w:space="0" w:color="666666"/>
-              <w:left w:val="none" w:sz="0" w:space="0" w:color="000000"/>
-              <w:right w:val="none" w:sz="0" w:space="0" w:color="000000"/>
-            </w:tcBorders>
-            <w:shd w:val="clear" w:color="auto" w:fill="FFFFFF"/>
-            <w:tcMar>
-              <w:top w:w="0" w:type="dxa"/>
-              <w:bottom w:w="0" w:type="dxa"/>
-              <w:left w:w="0" w:type="dxa"/>
-              <w:right w:w="0" w:type="dxa"/>
-            </w:tcMar>
-            <w:vAlign w:val="center"/>
-          </w:tcPr>
-          <w:p>
-            <w:pPr>
-              <w:pStyle w:val="Normal"/>
-              <w:jc w:val="left"/>
-              <w:pBdr>
-                <w:bottom w:val="none" w:sz="0" w:space="0" w:color="000000"/>
-                <w:top w:val="none" w:sz="0" w:space="0" w:color="000000"/>
-                <w:left w:val="none" w:sz="0" w:space="0" w:color="000000"/>
-                <w:right w:val="none" w:sz="0" w:space="0" w:color="000000"/>
-              </w:pBdr>
-              <w:spacing w:after="100" w:before="100" w:line="240"/>
-              <w:ind w:left="100" w:right="100" w:firstLine="0" w:firstLineChars="0"/>
-              <w:rPr>
-                <w:rFonts w:ascii="Arial" w:hAnsi="Arial" w:eastAsia="Arial" w:cs="Arial"/>
-                <w:i w:val="false"/>
-                <w:b w:val="false"/>
-                <w:u w:val="none"/>
-                <w:sz w:val="18"/>
-                <w:szCs w:val="18"/>
-                <w:color w:val="000000"/>
-              </w:rPr>
-            </w:pPr>
-            <w:r>
-              <w:rPr>
-                <w:rFonts w:ascii="Arial" w:hAnsi="Arial" w:eastAsia="Arial" w:cs="Arial"/>
-                <w:i w:val="false"/>
-                <w:b w:val="false"/>
-                <w:u w:val="none"/>
-                <w:sz w:val="18"/>
-                <w:szCs w:val="18"/>
-                <w:color w:val="000000"/>
-              </w:rPr>
-              <w:t xml:space="preserve">28 (45.9)</w:t>
+              <w:t xml:space="preserve">146 (51.6)</w:t>
+            </w:r>
+          </w:p>
+        </w:tc>
+        <w:tc>
+          <w:tcPr>
+            <w:tcBorders>
+              <w:bottom w:val="single" w:sz="6" w:space="0" w:color="666666"/>
+              <w:top w:val="single" w:sz="6" w:space="0" w:color="666666"/>
+              <w:left w:val="none" w:sz="0" w:space="0" w:color="000000"/>
+              <w:right w:val="none" w:sz="0" w:space="0" w:color="000000"/>
+            </w:tcBorders>
+            <w:shd w:val="clear" w:color="auto" w:fill="FFFFFF"/>
+            <w:tcMar>
+              <w:top w:w="0" w:type="dxa"/>
+              <w:bottom w:w="0" w:type="dxa"/>
+              <w:left w:w="0" w:type="dxa"/>
+              <w:right w:w="0" w:type="dxa"/>
+            </w:tcMar>
+            <w:vAlign w:val="center"/>
+          </w:tcPr>
+          <w:p>
+            <w:pPr>
+              <w:pStyle w:val="Normal"/>
+              <w:jc w:val="left"/>
+              <w:pBdr>
+                <w:bottom w:val="none" w:sz="0" w:space="0" w:color="000000"/>
+                <w:top w:val="none" w:sz="0" w:space="0" w:color="000000"/>
+                <w:left w:val="none" w:sz="0" w:space="0" w:color="000000"/>
+                <w:right w:val="none" w:sz="0" w:space="0" w:color="000000"/>
+              </w:pBdr>
+              <w:spacing w:after="100" w:before="100" w:line="240"/>
+              <w:ind w:left="100" w:right="100" w:firstLine="0" w:firstLineChars="0"/>
+              <w:rPr>
+                <w:rFonts w:ascii="Arial" w:hAnsi="Arial" w:eastAsia="Arial" w:cs="Arial"/>
+                <w:i w:val="false"/>
+                <w:b w:val="false"/>
+                <w:u w:val="none"/>
+                <w:sz w:val="18"/>
+                <w:szCs w:val="18"/>
+                <w:color w:val="000000"/>
+              </w:rPr>
+            </w:pPr>
+            <w:r>
+              <w:rPr>
+                <w:rFonts w:ascii="Arial" w:hAnsi="Arial" w:eastAsia="Arial" w:cs="Arial"/>
+                <w:i w:val="false"/>
+                <w:b w:val="false"/>
+                <w:u w:val="none"/>
+                <w:sz w:val="18"/>
+                <w:szCs w:val="18"/>
+                <w:color w:val="000000"/>
+              </w:rPr>
+              <w:t xml:space="preserve">58 (45.3)</w:t>
+            </w:r>
+          </w:p>
+        </w:tc>
+        <w:tc>
+          <w:tcPr>
+            <w:tcBorders>
+              <w:bottom w:val="single" w:sz="6" w:space="0" w:color="666666"/>
+              <w:top w:val="single" w:sz="6" w:space="0" w:color="666666"/>
+              <w:left w:val="none" w:sz="0" w:space="0" w:color="000000"/>
+              <w:right w:val="none" w:sz="0" w:space="0" w:color="000000"/>
+            </w:tcBorders>
+            <w:shd w:val="clear" w:color="auto" w:fill="FFFFFF"/>
+            <w:tcMar>
+              <w:top w:w="0" w:type="dxa"/>
+              <w:bottom w:w="0" w:type="dxa"/>
+              <w:left w:w="0" w:type="dxa"/>
+              <w:right w:w="0" w:type="dxa"/>
+            </w:tcMar>
+            <w:vAlign w:val="center"/>
+          </w:tcPr>
+          <w:p>
+            <w:pPr>
+              <w:pStyle w:val="Normal"/>
+              <w:jc w:val="left"/>
+              <w:pBdr>
+                <w:bottom w:val="none" w:sz="0" w:space="0" w:color="000000"/>
+                <w:top w:val="none" w:sz="0" w:space="0" w:color="000000"/>
+                <w:left w:val="none" w:sz="0" w:space="0" w:color="000000"/>
+                <w:right w:val="none" w:sz="0" w:space="0" w:color="000000"/>
+              </w:pBdr>
+              <w:spacing w:after="100" w:before="100" w:line="240"/>
+              <w:ind w:left="100" w:right="100" w:firstLine="0" w:firstLineChars="0"/>
+              <w:rPr>
+                <w:rFonts w:ascii="Arial" w:hAnsi="Arial" w:eastAsia="Arial" w:cs="Arial"/>
+                <w:i w:val="false"/>
+                <w:b w:val="false"/>
+                <w:u w:val="none"/>
+                <w:sz w:val="18"/>
+                <w:szCs w:val="18"/>
+                <w:color w:val="000000"/>
+              </w:rPr>
+            </w:pPr>
+            <w:r>
+              <w:rPr>
+                <w:rFonts w:ascii="Arial" w:hAnsi="Arial" w:eastAsia="Arial" w:cs="Arial"/>
+                <w:i w:val="false"/>
+                <w:b w:val="false"/>
+                <w:u w:val="none"/>
+                <w:sz w:val="18"/>
+                <w:szCs w:val="18"/>
+                <w:color w:val="000000"/>
+              </w:rPr>
+              <w:t xml:space="preserve">29 (46.0)</w:t>
             </w:r>
           </w:p>
         </w:tc>
@@ -7764,113 +7764,113 @@
                 <w:szCs w:val="18"/>
                 <w:color w:val="000000"/>
               </w:rPr>
-              <w:t xml:space="preserve">19 (7.1)</w:t>
-            </w:r>
-          </w:p>
-        </w:tc>
-        <w:tc>
-          <w:tcPr>
-            <w:tcBorders>
-              <w:bottom w:val="single" w:sz="6" w:space="0" w:color="666666"/>
-              <w:top w:val="single" w:sz="6" w:space="0" w:color="666666"/>
-              <w:left w:val="none" w:sz="0" w:space="0" w:color="000000"/>
-              <w:right w:val="none" w:sz="0" w:space="0" w:color="000000"/>
-            </w:tcBorders>
-            <w:shd w:val="clear" w:color="auto" w:fill="FFFFFF"/>
-            <w:tcMar>
-              <w:top w:w="0" w:type="dxa"/>
-              <w:bottom w:w="0" w:type="dxa"/>
-              <w:left w:w="0" w:type="dxa"/>
-              <w:right w:w="0" w:type="dxa"/>
-            </w:tcMar>
-            <w:vAlign w:val="center"/>
-          </w:tcPr>
-          <w:p>
-            <w:pPr>
-              <w:pStyle w:val="Normal"/>
-              <w:jc w:val="left"/>
-              <w:pBdr>
-                <w:bottom w:val="none" w:sz="0" w:space="0" w:color="000000"/>
-                <w:top w:val="none" w:sz="0" w:space="0" w:color="000000"/>
-                <w:left w:val="none" w:sz="0" w:space="0" w:color="000000"/>
-                <w:right w:val="none" w:sz="0" w:space="0" w:color="000000"/>
-              </w:pBdr>
-              <w:spacing w:after="100" w:before="100" w:line="240"/>
-              <w:ind w:left="100" w:right="100" w:firstLine="0" w:firstLineChars="0"/>
-              <w:rPr>
-                <w:rFonts w:ascii="Arial" w:hAnsi="Arial" w:eastAsia="Arial" w:cs="Arial"/>
-                <w:i w:val="false"/>
-                <w:b w:val="false"/>
-                <w:u w:val="none"/>
-                <w:sz w:val="18"/>
-                <w:szCs w:val="18"/>
-                <w:color w:val="000000"/>
-              </w:rPr>
-            </w:pPr>
-            <w:r>
-              <w:rPr>
-                <w:rFonts w:ascii="Arial" w:hAnsi="Arial" w:eastAsia="Arial" w:cs="Arial"/>
-                <w:i w:val="false"/>
-                <w:b w:val="false"/>
-                <w:u w:val="none"/>
-                <w:sz w:val="18"/>
-                <w:szCs w:val="18"/>
-                <w:color w:val="000000"/>
-              </w:rPr>
-              <w:t xml:space="preserve">18 (13.8)</w:t>
-            </w:r>
-          </w:p>
-        </w:tc>
-        <w:tc>
-          <w:tcPr>
-            <w:tcBorders>
-              <w:bottom w:val="single" w:sz="6" w:space="0" w:color="666666"/>
-              <w:top w:val="single" w:sz="6" w:space="0" w:color="666666"/>
-              <w:left w:val="none" w:sz="0" w:space="0" w:color="000000"/>
-              <w:right w:val="none" w:sz="0" w:space="0" w:color="000000"/>
-            </w:tcBorders>
-            <w:shd w:val="clear" w:color="auto" w:fill="FFFFFF"/>
-            <w:tcMar>
-              <w:top w:w="0" w:type="dxa"/>
-              <w:bottom w:w="0" w:type="dxa"/>
-              <w:left w:w="0" w:type="dxa"/>
-              <w:right w:w="0" w:type="dxa"/>
-            </w:tcMar>
-            <w:vAlign w:val="center"/>
-          </w:tcPr>
-          <w:p>
-            <w:pPr>
-              <w:pStyle w:val="Normal"/>
-              <w:jc w:val="left"/>
-              <w:pBdr>
-                <w:bottom w:val="none" w:sz="0" w:space="0" w:color="000000"/>
-                <w:top w:val="none" w:sz="0" w:space="0" w:color="000000"/>
-                <w:left w:val="none" w:sz="0" w:space="0" w:color="000000"/>
-                <w:right w:val="none" w:sz="0" w:space="0" w:color="000000"/>
-              </w:pBdr>
-              <w:spacing w:after="100" w:before="100" w:line="240"/>
-              <w:ind w:left="100" w:right="100" w:firstLine="0" w:firstLineChars="0"/>
-              <w:rPr>
-                <w:rFonts w:ascii="Arial" w:hAnsi="Arial" w:eastAsia="Arial" w:cs="Arial"/>
-                <w:i w:val="false"/>
-                <w:b w:val="false"/>
-                <w:u w:val="none"/>
-                <w:sz w:val="18"/>
-                <w:szCs w:val="18"/>
-                <w:color w:val="000000"/>
-              </w:rPr>
-            </w:pPr>
-            <w:r>
-              <w:rPr>
-                <w:rFonts w:ascii="Arial" w:hAnsi="Arial" w:eastAsia="Arial" w:cs="Arial"/>
-                <w:i w:val="false"/>
-                <w:b w:val="false"/>
-                <w:u w:val="none"/>
-                <w:sz w:val="18"/>
-                <w:szCs w:val="18"/>
-                <w:color w:val="000000"/>
-              </w:rPr>
-              <w:t xml:space="preserve">6 (9.8)</w:t>
+              <w:t xml:space="preserve">20 (7.1)</w:t>
+            </w:r>
+          </w:p>
+        </w:tc>
+        <w:tc>
+          <w:tcPr>
+            <w:tcBorders>
+              <w:bottom w:val="single" w:sz="6" w:space="0" w:color="666666"/>
+              <w:top w:val="single" w:sz="6" w:space="0" w:color="666666"/>
+              <w:left w:val="none" w:sz="0" w:space="0" w:color="000000"/>
+              <w:right w:val="none" w:sz="0" w:space="0" w:color="000000"/>
+            </w:tcBorders>
+            <w:shd w:val="clear" w:color="auto" w:fill="FFFFFF"/>
+            <w:tcMar>
+              <w:top w:w="0" w:type="dxa"/>
+              <w:bottom w:w="0" w:type="dxa"/>
+              <w:left w:w="0" w:type="dxa"/>
+              <w:right w:w="0" w:type="dxa"/>
+            </w:tcMar>
+            <w:vAlign w:val="center"/>
+          </w:tcPr>
+          <w:p>
+            <w:pPr>
+              <w:pStyle w:val="Normal"/>
+              <w:jc w:val="left"/>
+              <w:pBdr>
+                <w:bottom w:val="none" w:sz="0" w:space="0" w:color="000000"/>
+                <w:top w:val="none" w:sz="0" w:space="0" w:color="000000"/>
+                <w:left w:val="none" w:sz="0" w:space="0" w:color="000000"/>
+                <w:right w:val="none" w:sz="0" w:space="0" w:color="000000"/>
+              </w:pBdr>
+              <w:spacing w:after="100" w:before="100" w:line="240"/>
+              <w:ind w:left="100" w:right="100" w:firstLine="0" w:firstLineChars="0"/>
+              <w:rPr>
+                <w:rFonts w:ascii="Arial" w:hAnsi="Arial" w:eastAsia="Arial" w:cs="Arial"/>
+                <w:i w:val="false"/>
+                <w:b w:val="false"/>
+                <w:u w:val="none"/>
+                <w:sz w:val="18"/>
+                <w:szCs w:val="18"/>
+                <w:color w:val="000000"/>
+              </w:rPr>
+            </w:pPr>
+            <w:r>
+              <w:rPr>
+                <w:rFonts w:ascii="Arial" w:hAnsi="Arial" w:eastAsia="Arial" w:cs="Arial"/>
+                <w:i w:val="false"/>
+                <w:b w:val="false"/>
+                <w:u w:val="none"/>
+                <w:sz w:val="18"/>
+                <w:szCs w:val="18"/>
+                <w:color w:val="000000"/>
+              </w:rPr>
+              <w:t xml:space="preserve">18 (14.1)</w:t>
+            </w:r>
+          </w:p>
+        </w:tc>
+        <w:tc>
+          <w:tcPr>
+            <w:tcBorders>
+              <w:bottom w:val="single" w:sz="6" w:space="0" w:color="666666"/>
+              <w:top w:val="single" w:sz="6" w:space="0" w:color="666666"/>
+              <w:left w:val="none" w:sz="0" w:space="0" w:color="000000"/>
+              <w:right w:val="none" w:sz="0" w:space="0" w:color="000000"/>
+            </w:tcBorders>
+            <w:shd w:val="clear" w:color="auto" w:fill="FFFFFF"/>
+            <w:tcMar>
+              <w:top w:w="0" w:type="dxa"/>
+              <w:bottom w:w="0" w:type="dxa"/>
+              <w:left w:w="0" w:type="dxa"/>
+              <w:right w:w="0" w:type="dxa"/>
+            </w:tcMar>
+            <w:vAlign w:val="center"/>
+          </w:tcPr>
+          <w:p>
+            <w:pPr>
+              <w:pStyle w:val="Normal"/>
+              <w:jc w:val="left"/>
+              <w:pBdr>
+                <w:bottom w:val="none" w:sz="0" w:space="0" w:color="000000"/>
+                <w:top w:val="none" w:sz="0" w:space="0" w:color="000000"/>
+                <w:left w:val="none" w:sz="0" w:space="0" w:color="000000"/>
+                <w:right w:val="none" w:sz="0" w:space="0" w:color="000000"/>
+              </w:pBdr>
+              <w:spacing w:after="100" w:before="100" w:line="240"/>
+              <w:ind w:left="100" w:right="100" w:firstLine="0" w:firstLineChars="0"/>
+              <w:rPr>
+                <w:rFonts w:ascii="Arial" w:hAnsi="Arial" w:eastAsia="Arial" w:cs="Arial"/>
+                <w:i w:val="false"/>
+                <w:b w:val="false"/>
+                <w:u w:val="none"/>
+                <w:sz w:val="18"/>
+                <w:szCs w:val="18"/>
+                <w:color w:val="000000"/>
+              </w:rPr>
+            </w:pPr>
+            <w:r>
+              <w:rPr>
+                <w:rFonts w:ascii="Arial" w:hAnsi="Arial" w:eastAsia="Arial" w:cs="Arial"/>
+                <w:i w:val="false"/>
+                <w:b w:val="false"/>
+                <w:u w:val="none"/>
+                <w:sz w:val="18"/>
+                <w:szCs w:val="18"/>
+                <w:color w:val="000000"/>
+              </w:rPr>
+              <w:t xml:space="preserve">6 (9.5)</w:t>
             </w:r>
           </w:p>
         </w:tc>
@@ -8035,113 +8035,113 @@
                 <w:szCs w:val="18"/>
                 <w:color w:val="000000"/>
               </w:rPr>
-              <w:t xml:space="preserve">38 (14.1)</w:t>
-            </w:r>
-          </w:p>
-        </w:tc>
-        <w:tc>
-          <w:tcPr>
-            <w:tcBorders>
-              <w:bottom w:val="single" w:sz="6" w:space="0" w:color="666666"/>
-              <w:top w:val="single" w:sz="6" w:space="0" w:color="666666"/>
-              <w:left w:val="none" w:sz="0" w:space="0" w:color="000000"/>
-              <w:right w:val="none" w:sz="0" w:space="0" w:color="000000"/>
-            </w:tcBorders>
-            <w:shd w:val="clear" w:color="auto" w:fill="FFFFFF"/>
-            <w:tcMar>
-              <w:top w:w="0" w:type="dxa"/>
-              <w:bottom w:w="0" w:type="dxa"/>
-              <w:left w:w="0" w:type="dxa"/>
-              <w:right w:w="0" w:type="dxa"/>
-            </w:tcMar>
-            <w:vAlign w:val="center"/>
-          </w:tcPr>
-          <w:p>
-            <w:pPr>
-              <w:pStyle w:val="Normal"/>
-              <w:jc w:val="left"/>
-              <w:pBdr>
-                <w:bottom w:val="none" w:sz="0" w:space="0" w:color="000000"/>
-                <w:top w:val="none" w:sz="0" w:space="0" w:color="000000"/>
-                <w:left w:val="none" w:sz="0" w:space="0" w:color="000000"/>
-                <w:right w:val="none" w:sz="0" w:space="0" w:color="000000"/>
-              </w:pBdr>
-              <w:spacing w:after="100" w:before="100" w:line="240"/>
-              <w:ind w:left="100" w:right="100" w:firstLine="0" w:firstLineChars="0"/>
-              <w:rPr>
-                <w:rFonts w:ascii="Arial" w:hAnsi="Arial" w:eastAsia="Arial" w:cs="Arial"/>
-                <w:i w:val="false"/>
-                <w:b w:val="false"/>
-                <w:u w:val="none"/>
-                <w:sz w:val="18"/>
-                <w:szCs w:val="18"/>
-                <w:color w:val="000000"/>
-              </w:rPr>
-            </w:pPr>
-            <w:r>
-              <w:rPr>
-                <w:rFonts w:ascii="Arial" w:hAnsi="Arial" w:eastAsia="Arial" w:cs="Arial"/>
-                <w:i w:val="false"/>
-                <w:b w:val="false"/>
-                <w:u w:val="none"/>
-                <w:sz w:val="18"/>
-                <w:szCs w:val="18"/>
-                <w:color w:val="000000"/>
-              </w:rPr>
-              <w:t xml:space="preserve">12 (9.2)</w:t>
-            </w:r>
-          </w:p>
-        </w:tc>
-        <w:tc>
-          <w:tcPr>
-            <w:tcBorders>
-              <w:bottom w:val="single" w:sz="6" w:space="0" w:color="666666"/>
-              <w:top w:val="single" w:sz="6" w:space="0" w:color="666666"/>
-              <w:left w:val="none" w:sz="0" w:space="0" w:color="000000"/>
-              <w:right w:val="none" w:sz="0" w:space="0" w:color="000000"/>
-            </w:tcBorders>
-            <w:shd w:val="clear" w:color="auto" w:fill="FFFFFF"/>
-            <w:tcMar>
-              <w:top w:w="0" w:type="dxa"/>
-              <w:bottom w:w="0" w:type="dxa"/>
-              <w:left w:w="0" w:type="dxa"/>
-              <w:right w:w="0" w:type="dxa"/>
-            </w:tcMar>
-            <w:vAlign w:val="center"/>
-          </w:tcPr>
-          <w:p>
-            <w:pPr>
-              <w:pStyle w:val="Normal"/>
-              <w:jc w:val="left"/>
-              <w:pBdr>
-                <w:bottom w:val="none" w:sz="0" w:space="0" w:color="000000"/>
-                <w:top w:val="none" w:sz="0" w:space="0" w:color="000000"/>
-                <w:left w:val="none" w:sz="0" w:space="0" w:color="000000"/>
-                <w:right w:val="none" w:sz="0" w:space="0" w:color="000000"/>
-              </w:pBdr>
-              <w:spacing w:after="100" w:before="100" w:line="240"/>
-              <w:ind w:left="100" w:right="100" w:firstLine="0" w:firstLineChars="0"/>
-              <w:rPr>
-                <w:rFonts w:ascii="Arial" w:hAnsi="Arial" w:eastAsia="Arial" w:cs="Arial"/>
-                <w:i w:val="false"/>
-                <w:b w:val="false"/>
-                <w:u w:val="none"/>
-                <w:sz w:val="18"/>
-                <w:szCs w:val="18"/>
-                <w:color w:val="000000"/>
-              </w:rPr>
-            </w:pPr>
-            <w:r>
-              <w:rPr>
-                <w:rFonts w:ascii="Arial" w:hAnsi="Arial" w:eastAsia="Arial" w:cs="Arial"/>
-                <w:i w:val="false"/>
-                <w:b w:val="false"/>
-                <w:u w:val="none"/>
-                <w:sz w:val="18"/>
-                <w:szCs w:val="18"/>
-                <w:color w:val="000000"/>
-              </w:rPr>
-              <w:t xml:space="preserve">10 (16.4)</w:t>
+              <w:t xml:space="preserve">41 (14.5)</w:t>
+            </w:r>
+          </w:p>
+        </w:tc>
+        <w:tc>
+          <w:tcPr>
+            <w:tcBorders>
+              <w:bottom w:val="single" w:sz="6" w:space="0" w:color="666666"/>
+              <w:top w:val="single" w:sz="6" w:space="0" w:color="666666"/>
+              <w:left w:val="none" w:sz="0" w:space="0" w:color="000000"/>
+              <w:right w:val="none" w:sz="0" w:space="0" w:color="000000"/>
+            </w:tcBorders>
+            <w:shd w:val="clear" w:color="auto" w:fill="FFFFFF"/>
+            <w:tcMar>
+              <w:top w:w="0" w:type="dxa"/>
+              <w:bottom w:w="0" w:type="dxa"/>
+              <w:left w:w="0" w:type="dxa"/>
+              <w:right w:w="0" w:type="dxa"/>
+            </w:tcMar>
+            <w:vAlign w:val="center"/>
+          </w:tcPr>
+          <w:p>
+            <w:pPr>
+              <w:pStyle w:val="Normal"/>
+              <w:jc w:val="left"/>
+              <w:pBdr>
+                <w:bottom w:val="none" w:sz="0" w:space="0" w:color="000000"/>
+                <w:top w:val="none" w:sz="0" w:space="0" w:color="000000"/>
+                <w:left w:val="none" w:sz="0" w:space="0" w:color="000000"/>
+                <w:right w:val="none" w:sz="0" w:space="0" w:color="000000"/>
+              </w:pBdr>
+              <w:spacing w:after="100" w:before="100" w:line="240"/>
+              <w:ind w:left="100" w:right="100" w:firstLine="0" w:firstLineChars="0"/>
+              <w:rPr>
+                <w:rFonts w:ascii="Arial" w:hAnsi="Arial" w:eastAsia="Arial" w:cs="Arial"/>
+                <w:i w:val="false"/>
+                <w:b w:val="false"/>
+                <w:u w:val="none"/>
+                <w:sz w:val="18"/>
+                <w:szCs w:val="18"/>
+                <w:color w:val="000000"/>
+              </w:rPr>
+            </w:pPr>
+            <w:r>
+              <w:rPr>
+                <w:rFonts w:ascii="Arial" w:hAnsi="Arial" w:eastAsia="Arial" w:cs="Arial"/>
+                <w:i w:val="false"/>
+                <w:b w:val="false"/>
+                <w:u w:val="none"/>
+                <w:sz w:val="18"/>
+                <w:szCs w:val="18"/>
+                <w:color w:val="000000"/>
+              </w:rPr>
+              <w:t xml:space="preserve">11 (8.6)</w:t>
+            </w:r>
+          </w:p>
+        </w:tc>
+        <w:tc>
+          <w:tcPr>
+            <w:tcBorders>
+              <w:bottom w:val="single" w:sz="6" w:space="0" w:color="666666"/>
+              <w:top w:val="single" w:sz="6" w:space="0" w:color="666666"/>
+              <w:left w:val="none" w:sz="0" w:space="0" w:color="000000"/>
+              <w:right w:val="none" w:sz="0" w:space="0" w:color="000000"/>
+            </w:tcBorders>
+            <w:shd w:val="clear" w:color="auto" w:fill="FFFFFF"/>
+            <w:tcMar>
+              <w:top w:w="0" w:type="dxa"/>
+              <w:bottom w:w="0" w:type="dxa"/>
+              <w:left w:w="0" w:type="dxa"/>
+              <w:right w:w="0" w:type="dxa"/>
+            </w:tcMar>
+            <w:vAlign w:val="center"/>
+          </w:tcPr>
+          <w:p>
+            <w:pPr>
+              <w:pStyle w:val="Normal"/>
+              <w:jc w:val="left"/>
+              <w:pBdr>
+                <w:bottom w:val="none" w:sz="0" w:space="0" w:color="000000"/>
+                <w:top w:val="none" w:sz="0" w:space="0" w:color="000000"/>
+                <w:left w:val="none" w:sz="0" w:space="0" w:color="000000"/>
+                <w:right w:val="none" w:sz="0" w:space="0" w:color="000000"/>
+              </w:pBdr>
+              <w:spacing w:after="100" w:before="100" w:line="240"/>
+              <w:ind w:left="100" w:right="100" w:firstLine="0" w:firstLineChars="0"/>
+              <w:rPr>
+                <w:rFonts w:ascii="Arial" w:hAnsi="Arial" w:eastAsia="Arial" w:cs="Arial"/>
+                <w:i w:val="false"/>
+                <w:b w:val="false"/>
+                <w:u w:val="none"/>
+                <w:sz w:val="18"/>
+                <w:szCs w:val="18"/>
+                <w:color w:val="000000"/>
+              </w:rPr>
+            </w:pPr>
+            <w:r>
+              <w:rPr>
+                <w:rFonts w:ascii="Arial" w:hAnsi="Arial" w:eastAsia="Arial" w:cs="Arial"/>
+                <w:i w:val="false"/>
+                <w:b w:val="false"/>
+                <w:u w:val="none"/>
+                <w:sz w:val="18"/>
+                <w:szCs w:val="18"/>
+                <w:color w:val="000000"/>
+              </w:rPr>
+              <w:t xml:space="preserve">10 (15.9)</w:t>
             </w:r>
           </w:p>
         </w:tc>
@@ -8306,113 +8306,113 @@
                 <w:szCs w:val="18"/>
                 <w:color w:val="000000"/>
               </w:rPr>
-              <w:t xml:space="preserve">27 (10.0)</w:t>
-            </w:r>
-          </w:p>
-        </w:tc>
-        <w:tc>
-          <w:tcPr>
-            <w:tcBorders>
-              <w:bottom w:val="single" w:sz="6" w:space="0" w:color="666666"/>
-              <w:top w:val="single" w:sz="6" w:space="0" w:color="666666"/>
-              <w:left w:val="none" w:sz="0" w:space="0" w:color="000000"/>
-              <w:right w:val="none" w:sz="0" w:space="0" w:color="000000"/>
-            </w:tcBorders>
-            <w:shd w:val="clear" w:color="auto" w:fill="FFFFFF"/>
-            <w:tcMar>
-              <w:top w:w="0" w:type="dxa"/>
-              <w:bottom w:w="0" w:type="dxa"/>
-              <w:left w:w="0" w:type="dxa"/>
-              <w:right w:w="0" w:type="dxa"/>
-            </w:tcMar>
-            <w:vAlign w:val="center"/>
-          </w:tcPr>
-          <w:p>
-            <w:pPr>
-              <w:pStyle w:val="Normal"/>
-              <w:jc w:val="left"/>
-              <w:pBdr>
-                <w:bottom w:val="none" w:sz="0" w:space="0" w:color="000000"/>
-                <w:top w:val="none" w:sz="0" w:space="0" w:color="000000"/>
-                <w:left w:val="none" w:sz="0" w:space="0" w:color="000000"/>
-                <w:right w:val="none" w:sz="0" w:space="0" w:color="000000"/>
-              </w:pBdr>
-              <w:spacing w:after="100" w:before="100" w:line="240"/>
-              <w:ind w:left="100" w:right="100" w:firstLine="0" w:firstLineChars="0"/>
-              <w:rPr>
-                <w:rFonts w:ascii="Arial" w:hAnsi="Arial" w:eastAsia="Arial" w:cs="Arial"/>
-                <w:i w:val="false"/>
-                <w:b w:val="false"/>
-                <w:u w:val="none"/>
-                <w:sz w:val="18"/>
-                <w:szCs w:val="18"/>
-                <w:color w:val="000000"/>
-              </w:rPr>
-            </w:pPr>
-            <w:r>
-              <w:rPr>
-                <w:rFonts w:ascii="Arial" w:hAnsi="Arial" w:eastAsia="Arial" w:cs="Arial"/>
-                <w:i w:val="false"/>
-                <w:b w:val="false"/>
-                <w:u w:val="none"/>
-                <w:sz w:val="18"/>
-                <w:szCs w:val="18"/>
-                <w:color w:val="000000"/>
-              </w:rPr>
-              <w:t xml:space="preserve">10 (7.7)</w:t>
-            </w:r>
-          </w:p>
-        </w:tc>
-        <w:tc>
-          <w:tcPr>
-            <w:tcBorders>
-              <w:bottom w:val="single" w:sz="6" w:space="0" w:color="666666"/>
-              <w:top w:val="single" w:sz="6" w:space="0" w:color="666666"/>
-              <w:left w:val="none" w:sz="0" w:space="0" w:color="000000"/>
-              <w:right w:val="none" w:sz="0" w:space="0" w:color="000000"/>
-            </w:tcBorders>
-            <w:shd w:val="clear" w:color="auto" w:fill="FFFFFF"/>
-            <w:tcMar>
-              <w:top w:w="0" w:type="dxa"/>
-              <w:bottom w:w="0" w:type="dxa"/>
-              <w:left w:w="0" w:type="dxa"/>
-              <w:right w:w="0" w:type="dxa"/>
-            </w:tcMar>
-            <w:vAlign w:val="center"/>
-          </w:tcPr>
-          <w:p>
-            <w:pPr>
-              <w:pStyle w:val="Normal"/>
-              <w:jc w:val="left"/>
-              <w:pBdr>
-                <w:bottom w:val="none" w:sz="0" w:space="0" w:color="000000"/>
-                <w:top w:val="none" w:sz="0" w:space="0" w:color="000000"/>
-                <w:left w:val="none" w:sz="0" w:space="0" w:color="000000"/>
-                <w:right w:val="none" w:sz="0" w:space="0" w:color="000000"/>
-              </w:pBdr>
-              <w:spacing w:after="100" w:before="100" w:line="240"/>
-              <w:ind w:left="100" w:right="100" w:firstLine="0" w:firstLineChars="0"/>
-              <w:rPr>
-                <w:rFonts w:ascii="Arial" w:hAnsi="Arial" w:eastAsia="Arial" w:cs="Arial"/>
-                <w:i w:val="false"/>
-                <w:b w:val="false"/>
-                <w:u w:val="none"/>
-                <w:sz w:val="18"/>
-                <w:szCs w:val="18"/>
-                <w:color w:val="000000"/>
-              </w:rPr>
-            </w:pPr>
-            <w:r>
-              <w:rPr>
-                <w:rFonts w:ascii="Arial" w:hAnsi="Arial" w:eastAsia="Arial" w:cs="Arial"/>
-                <w:i w:val="false"/>
-                <w:b w:val="false"/>
-                <w:u w:val="none"/>
-                <w:sz w:val="18"/>
-                <w:szCs w:val="18"/>
-                <w:color w:val="000000"/>
-              </w:rPr>
-              <w:t xml:space="preserve">10 (16.4)</w:t>
+              <w:t xml:space="preserve">27 (9.5)</w:t>
+            </w:r>
+          </w:p>
+        </w:tc>
+        <w:tc>
+          <w:tcPr>
+            <w:tcBorders>
+              <w:bottom w:val="single" w:sz="6" w:space="0" w:color="666666"/>
+              <w:top w:val="single" w:sz="6" w:space="0" w:color="666666"/>
+              <w:left w:val="none" w:sz="0" w:space="0" w:color="000000"/>
+              <w:right w:val="none" w:sz="0" w:space="0" w:color="000000"/>
+            </w:tcBorders>
+            <w:shd w:val="clear" w:color="auto" w:fill="FFFFFF"/>
+            <w:tcMar>
+              <w:top w:w="0" w:type="dxa"/>
+              <w:bottom w:w="0" w:type="dxa"/>
+              <w:left w:w="0" w:type="dxa"/>
+              <w:right w:w="0" w:type="dxa"/>
+            </w:tcMar>
+            <w:vAlign w:val="center"/>
+          </w:tcPr>
+          <w:p>
+            <w:pPr>
+              <w:pStyle w:val="Normal"/>
+              <w:jc w:val="left"/>
+              <w:pBdr>
+                <w:bottom w:val="none" w:sz="0" w:space="0" w:color="000000"/>
+                <w:top w:val="none" w:sz="0" w:space="0" w:color="000000"/>
+                <w:left w:val="none" w:sz="0" w:space="0" w:color="000000"/>
+                <w:right w:val="none" w:sz="0" w:space="0" w:color="000000"/>
+              </w:pBdr>
+              <w:spacing w:after="100" w:before="100" w:line="240"/>
+              <w:ind w:left="100" w:right="100" w:firstLine="0" w:firstLineChars="0"/>
+              <w:rPr>
+                <w:rFonts w:ascii="Arial" w:hAnsi="Arial" w:eastAsia="Arial" w:cs="Arial"/>
+                <w:i w:val="false"/>
+                <w:b w:val="false"/>
+                <w:u w:val="none"/>
+                <w:sz w:val="18"/>
+                <w:szCs w:val="18"/>
+                <w:color w:val="000000"/>
+              </w:rPr>
+            </w:pPr>
+            <w:r>
+              <w:rPr>
+                <w:rFonts w:ascii="Arial" w:hAnsi="Arial" w:eastAsia="Arial" w:cs="Arial"/>
+                <w:i w:val="false"/>
+                <w:b w:val="false"/>
+                <w:u w:val="none"/>
+                <w:sz w:val="18"/>
+                <w:szCs w:val="18"/>
+                <w:color w:val="000000"/>
+              </w:rPr>
+              <w:t xml:space="preserve">10 (7.8)</w:t>
+            </w:r>
+          </w:p>
+        </w:tc>
+        <w:tc>
+          <w:tcPr>
+            <w:tcBorders>
+              <w:bottom w:val="single" w:sz="6" w:space="0" w:color="666666"/>
+              <w:top w:val="single" w:sz="6" w:space="0" w:color="666666"/>
+              <w:left w:val="none" w:sz="0" w:space="0" w:color="000000"/>
+              <w:right w:val="none" w:sz="0" w:space="0" w:color="000000"/>
+            </w:tcBorders>
+            <w:shd w:val="clear" w:color="auto" w:fill="FFFFFF"/>
+            <w:tcMar>
+              <w:top w:w="0" w:type="dxa"/>
+              <w:bottom w:w="0" w:type="dxa"/>
+              <w:left w:w="0" w:type="dxa"/>
+              <w:right w:w="0" w:type="dxa"/>
+            </w:tcMar>
+            <w:vAlign w:val="center"/>
+          </w:tcPr>
+          <w:p>
+            <w:pPr>
+              <w:pStyle w:val="Normal"/>
+              <w:jc w:val="left"/>
+              <w:pBdr>
+                <w:bottom w:val="none" w:sz="0" w:space="0" w:color="000000"/>
+                <w:top w:val="none" w:sz="0" w:space="0" w:color="000000"/>
+                <w:left w:val="none" w:sz="0" w:space="0" w:color="000000"/>
+                <w:right w:val="none" w:sz="0" w:space="0" w:color="000000"/>
+              </w:pBdr>
+              <w:spacing w:after="100" w:before="100" w:line="240"/>
+              <w:ind w:left="100" w:right="100" w:firstLine="0" w:firstLineChars="0"/>
+              <w:rPr>
+                <w:rFonts w:ascii="Arial" w:hAnsi="Arial" w:eastAsia="Arial" w:cs="Arial"/>
+                <w:i w:val="false"/>
+                <w:b w:val="false"/>
+                <w:u w:val="none"/>
+                <w:sz w:val="18"/>
+                <w:szCs w:val="18"/>
+                <w:color w:val="000000"/>
+              </w:rPr>
+            </w:pPr>
+            <w:r>
+              <w:rPr>
+                <w:rFonts w:ascii="Arial" w:hAnsi="Arial" w:eastAsia="Arial" w:cs="Arial"/>
+                <w:i w:val="false"/>
+                <w:b w:val="false"/>
+                <w:u w:val="none"/>
+                <w:sz w:val="18"/>
+                <w:szCs w:val="18"/>
+                <w:color w:val="000000"/>
+              </w:rPr>
+              <w:t xml:space="preserve">11 (17.5)</w:t>
             </w:r>
           </w:p>
         </w:tc>
@@ -8577,113 +8577,113 @@
                 <w:szCs w:val="18"/>
                 <w:color w:val="000000"/>
               </w:rPr>
-              <w:t xml:space="preserve">51 (19.0)</w:t>
-            </w:r>
-          </w:p>
-        </w:tc>
-        <w:tc>
-          <w:tcPr>
-            <w:tcBorders>
-              <w:bottom w:val="single" w:sz="6" w:space="0" w:color="666666"/>
-              <w:top w:val="single" w:sz="6" w:space="0" w:color="666666"/>
-              <w:left w:val="none" w:sz="0" w:space="0" w:color="000000"/>
-              <w:right w:val="none" w:sz="0" w:space="0" w:color="000000"/>
-            </w:tcBorders>
-            <w:shd w:val="clear" w:color="auto" w:fill="FFFFFF"/>
-            <w:tcMar>
-              <w:top w:w="0" w:type="dxa"/>
-              <w:bottom w:w="0" w:type="dxa"/>
-              <w:left w:w="0" w:type="dxa"/>
-              <w:right w:w="0" w:type="dxa"/>
-            </w:tcMar>
-            <w:vAlign w:val="center"/>
-          </w:tcPr>
-          <w:p>
-            <w:pPr>
-              <w:pStyle w:val="Normal"/>
-              <w:jc w:val="left"/>
-              <w:pBdr>
-                <w:bottom w:val="none" w:sz="0" w:space="0" w:color="000000"/>
-                <w:top w:val="none" w:sz="0" w:space="0" w:color="000000"/>
-                <w:left w:val="none" w:sz="0" w:space="0" w:color="000000"/>
-                <w:right w:val="none" w:sz="0" w:space="0" w:color="000000"/>
-              </w:pBdr>
-              <w:spacing w:after="100" w:before="100" w:line="240"/>
-              <w:ind w:left="100" w:right="100" w:firstLine="0" w:firstLineChars="0"/>
-              <w:rPr>
-                <w:rFonts w:ascii="Arial" w:hAnsi="Arial" w:eastAsia="Arial" w:cs="Arial"/>
-                <w:i w:val="false"/>
-                <w:b w:val="false"/>
-                <w:u w:val="none"/>
-                <w:sz w:val="18"/>
-                <w:szCs w:val="18"/>
-                <w:color w:val="000000"/>
-              </w:rPr>
-            </w:pPr>
-            <w:r>
-              <w:rPr>
-                <w:rFonts w:ascii="Arial" w:hAnsi="Arial" w:eastAsia="Arial" w:cs="Arial"/>
-                <w:i w:val="false"/>
-                <w:b w:val="false"/>
-                <w:u w:val="none"/>
-                <w:sz w:val="18"/>
-                <w:szCs w:val="18"/>
-                <w:color w:val="000000"/>
-              </w:rPr>
-              <w:t xml:space="preserve">33 (25.4)</w:t>
-            </w:r>
-          </w:p>
-        </w:tc>
-        <w:tc>
-          <w:tcPr>
-            <w:tcBorders>
-              <w:bottom w:val="single" w:sz="6" w:space="0" w:color="666666"/>
-              <w:top w:val="single" w:sz="6" w:space="0" w:color="666666"/>
-              <w:left w:val="none" w:sz="0" w:space="0" w:color="000000"/>
-              <w:right w:val="none" w:sz="0" w:space="0" w:color="000000"/>
-            </w:tcBorders>
-            <w:shd w:val="clear" w:color="auto" w:fill="FFFFFF"/>
-            <w:tcMar>
-              <w:top w:w="0" w:type="dxa"/>
-              <w:bottom w:w="0" w:type="dxa"/>
-              <w:left w:w="0" w:type="dxa"/>
-              <w:right w:w="0" w:type="dxa"/>
-            </w:tcMar>
-            <w:vAlign w:val="center"/>
-          </w:tcPr>
-          <w:p>
-            <w:pPr>
-              <w:pStyle w:val="Normal"/>
-              <w:jc w:val="left"/>
-              <w:pBdr>
-                <w:bottom w:val="none" w:sz="0" w:space="0" w:color="000000"/>
-                <w:top w:val="none" w:sz="0" w:space="0" w:color="000000"/>
-                <w:left w:val="none" w:sz="0" w:space="0" w:color="000000"/>
-                <w:right w:val="none" w:sz="0" w:space="0" w:color="000000"/>
-              </w:pBdr>
-              <w:spacing w:after="100" w:before="100" w:line="240"/>
-              <w:ind w:left="100" w:right="100" w:firstLine="0" w:firstLineChars="0"/>
-              <w:rPr>
-                <w:rFonts w:ascii="Arial" w:hAnsi="Arial" w:eastAsia="Arial" w:cs="Arial"/>
-                <w:i w:val="false"/>
-                <w:b w:val="false"/>
-                <w:u w:val="none"/>
-                <w:sz w:val="18"/>
-                <w:szCs w:val="18"/>
-                <w:color w:val="000000"/>
-              </w:rPr>
-            </w:pPr>
-            <w:r>
-              <w:rPr>
-                <w:rFonts w:ascii="Arial" w:hAnsi="Arial" w:eastAsia="Arial" w:cs="Arial"/>
-                <w:i w:val="false"/>
-                <w:b w:val="false"/>
-                <w:u w:val="none"/>
-                <w:sz w:val="18"/>
-                <w:szCs w:val="18"/>
-                <w:color w:val="000000"/>
-              </w:rPr>
-              <w:t xml:space="preserve">9 (14.8)</w:t>
+              <w:t xml:space="preserve">52 (18.4)</w:t>
+            </w:r>
+          </w:p>
+        </w:tc>
+        <w:tc>
+          <w:tcPr>
+            <w:tcBorders>
+              <w:bottom w:val="single" w:sz="6" w:space="0" w:color="666666"/>
+              <w:top w:val="single" w:sz="6" w:space="0" w:color="666666"/>
+              <w:left w:val="none" w:sz="0" w:space="0" w:color="000000"/>
+              <w:right w:val="none" w:sz="0" w:space="0" w:color="000000"/>
+            </w:tcBorders>
+            <w:shd w:val="clear" w:color="auto" w:fill="FFFFFF"/>
+            <w:tcMar>
+              <w:top w:w="0" w:type="dxa"/>
+              <w:bottom w:w="0" w:type="dxa"/>
+              <w:left w:w="0" w:type="dxa"/>
+              <w:right w:w="0" w:type="dxa"/>
+            </w:tcMar>
+            <w:vAlign w:val="center"/>
+          </w:tcPr>
+          <w:p>
+            <w:pPr>
+              <w:pStyle w:val="Normal"/>
+              <w:jc w:val="left"/>
+              <w:pBdr>
+                <w:bottom w:val="none" w:sz="0" w:space="0" w:color="000000"/>
+                <w:top w:val="none" w:sz="0" w:space="0" w:color="000000"/>
+                <w:left w:val="none" w:sz="0" w:space="0" w:color="000000"/>
+                <w:right w:val="none" w:sz="0" w:space="0" w:color="000000"/>
+              </w:pBdr>
+              <w:spacing w:after="100" w:before="100" w:line="240"/>
+              <w:ind w:left="100" w:right="100" w:firstLine="0" w:firstLineChars="0"/>
+              <w:rPr>
+                <w:rFonts w:ascii="Arial" w:hAnsi="Arial" w:eastAsia="Arial" w:cs="Arial"/>
+                <w:i w:val="false"/>
+                <w:b w:val="false"/>
+                <w:u w:val="none"/>
+                <w:sz w:val="18"/>
+                <w:szCs w:val="18"/>
+                <w:color w:val="000000"/>
+              </w:rPr>
+            </w:pPr>
+            <w:r>
+              <w:rPr>
+                <w:rFonts w:ascii="Arial" w:hAnsi="Arial" w:eastAsia="Arial" w:cs="Arial"/>
+                <w:i w:val="false"/>
+                <w:b w:val="false"/>
+                <w:u w:val="none"/>
+                <w:sz w:val="18"/>
+                <w:szCs w:val="18"/>
+                <w:color w:val="000000"/>
+              </w:rPr>
+              <w:t xml:space="preserve">33 (25.8)</w:t>
+            </w:r>
+          </w:p>
+        </w:tc>
+        <w:tc>
+          <w:tcPr>
+            <w:tcBorders>
+              <w:bottom w:val="single" w:sz="6" w:space="0" w:color="666666"/>
+              <w:top w:val="single" w:sz="6" w:space="0" w:color="666666"/>
+              <w:left w:val="none" w:sz="0" w:space="0" w:color="000000"/>
+              <w:right w:val="none" w:sz="0" w:space="0" w:color="000000"/>
+            </w:tcBorders>
+            <w:shd w:val="clear" w:color="auto" w:fill="FFFFFF"/>
+            <w:tcMar>
+              <w:top w:w="0" w:type="dxa"/>
+              <w:bottom w:w="0" w:type="dxa"/>
+              <w:left w:w="0" w:type="dxa"/>
+              <w:right w:w="0" w:type="dxa"/>
+            </w:tcMar>
+            <w:vAlign w:val="center"/>
+          </w:tcPr>
+          <w:p>
+            <w:pPr>
+              <w:pStyle w:val="Normal"/>
+              <w:jc w:val="left"/>
+              <w:pBdr>
+                <w:bottom w:val="none" w:sz="0" w:space="0" w:color="000000"/>
+                <w:top w:val="none" w:sz="0" w:space="0" w:color="000000"/>
+                <w:left w:val="none" w:sz="0" w:space="0" w:color="000000"/>
+                <w:right w:val="none" w:sz="0" w:space="0" w:color="000000"/>
+              </w:pBdr>
+              <w:spacing w:after="100" w:before="100" w:line="240"/>
+              <w:ind w:left="100" w:right="100" w:firstLine="0" w:firstLineChars="0"/>
+              <w:rPr>
+                <w:rFonts w:ascii="Arial" w:hAnsi="Arial" w:eastAsia="Arial" w:cs="Arial"/>
+                <w:i w:val="false"/>
+                <w:b w:val="false"/>
+                <w:u w:val="none"/>
+                <w:sz w:val="18"/>
+                <w:szCs w:val="18"/>
+                <w:color w:val="000000"/>
+              </w:rPr>
+            </w:pPr>
+            <w:r>
+              <w:rPr>
+                <w:rFonts w:ascii="Arial" w:hAnsi="Arial" w:eastAsia="Arial" w:cs="Arial"/>
+                <w:i w:val="false"/>
+                <w:b w:val="false"/>
+                <w:u w:val="none"/>
+                <w:sz w:val="18"/>
+                <w:szCs w:val="18"/>
+                <w:color w:val="000000"/>
+              </w:rPr>
+              <w:t xml:space="preserve">9 (14.3)</w:t>
             </w:r>
           </w:p>
         </w:tc>
@@ -8848,113 +8848,113 @@
                 <w:szCs w:val="18"/>
                 <w:color w:val="000000"/>
               </w:rPr>
-              <w:t xml:space="preserve">57 (21.2)</w:t>
-            </w:r>
-          </w:p>
-        </w:tc>
-        <w:tc>
-          <w:tcPr>
-            <w:tcBorders>
-              <w:bottom w:val="single" w:sz="6" w:space="0" w:color="666666"/>
-              <w:top w:val="single" w:sz="6" w:space="0" w:color="666666"/>
-              <w:left w:val="none" w:sz="0" w:space="0" w:color="000000"/>
-              <w:right w:val="none" w:sz="0" w:space="0" w:color="000000"/>
-            </w:tcBorders>
-            <w:shd w:val="clear" w:color="auto" w:fill="FFFFFF"/>
-            <w:tcMar>
-              <w:top w:w="0" w:type="dxa"/>
-              <w:bottom w:w="0" w:type="dxa"/>
-              <w:left w:w="0" w:type="dxa"/>
-              <w:right w:w="0" w:type="dxa"/>
-            </w:tcMar>
-            <w:vAlign w:val="center"/>
-          </w:tcPr>
-          <w:p>
-            <w:pPr>
-              <w:pStyle w:val="Normal"/>
-              <w:jc w:val="left"/>
-              <w:pBdr>
-                <w:bottom w:val="none" w:sz="0" w:space="0" w:color="000000"/>
-                <w:top w:val="none" w:sz="0" w:space="0" w:color="000000"/>
-                <w:left w:val="none" w:sz="0" w:space="0" w:color="000000"/>
-                <w:right w:val="none" w:sz="0" w:space="0" w:color="000000"/>
-              </w:pBdr>
-              <w:spacing w:after="100" w:before="100" w:line="240"/>
-              <w:ind w:left="100" w:right="100" w:firstLine="0" w:firstLineChars="0"/>
-              <w:rPr>
-                <w:rFonts w:ascii="Arial" w:hAnsi="Arial" w:eastAsia="Arial" w:cs="Arial"/>
-                <w:i w:val="false"/>
-                <w:b w:val="false"/>
-                <w:u w:val="none"/>
-                <w:sz w:val="18"/>
-                <w:szCs w:val="18"/>
-                <w:color w:val="000000"/>
-              </w:rPr>
-            </w:pPr>
-            <w:r>
-              <w:rPr>
-                <w:rFonts w:ascii="Arial" w:hAnsi="Arial" w:eastAsia="Arial" w:cs="Arial"/>
-                <w:i w:val="false"/>
-                <w:b w:val="false"/>
-                <w:u w:val="none"/>
-                <w:sz w:val="18"/>
-                <w:szCs w:val="18"/>
-                <w:color w:val="000000"/>
-              </w:rPr>
-              <w:t xml:space="preserve">22 (16.9)</w:t>
-            </w:r>
-          </w:p>
-        </w:tc>
-        <w:tc>
-          <w:tcPr>
-            <w:tcBorders>
-              <w:bottom w:val="single" w:sz="6" w:space="0" w:color="666666"/>
-              <w:top w:val="single" w:sz="6" w:space="0" w:color="666666"/>
-              <w:left w:val="none" w:sz="0" w:space="0" w:color="000000"/>
-              <w:right w:val="none" w:sz="0" w:space="0" w:color="000000"/>
-            </w:tcBorders>
-            <w:shd w:val="clear" w:color="auto" w:fill="FFFFFF"/>
-            <w:tcMar>
-              <w:top w:w="0" w:type="dxa"/>
-              <w:bottom w:w="0" w:type="dxa"/>
-              <w:left w:w="0" w:type="dxa"/>
-              <w:right w:w="0" w:type="dxa"/>
-            </w:tcMar>
-            <w:vAlign w:val="center"/>
-          </w:tcPr>
-          <w:p>
-            <w:pPr>
-              <w:pStyle w:val="Normal"/>
-              <w:jc w:val="left"/>
-              <w:pBdr>
-                <w:bottom w:val="none" w:sz="0" w:space="0" w:color="000000"/>
-                <w:top w:val="none" w:sz="0" w:space="0" w:color="000000"/>
-                <w:left w:val="none" w:sz="0" w:space="0" w:color="000000"/>
-                <w:right w:val="none" w:sz="0" w:space="0" w:color="000000"/>
-              </w:pBdr>
-              <w:spacing w:after="100" w:before="100" w:line="240"/>
-              <w:ind w:left="100" w:right="100" w:firstLine="0" w:firstLineChars="0"/>
-              <w:rPr>
-                <w:rFonts w:ascii="Arial" w:hAnsi="Arial" w:eastAsia="Arial" w:cs="Arial"/>
-                <w:i w:val="false"/>
-                <w:b w:val="false"/>
-                <w:u w:val="none"/>
-                <w:sz w:val="18"/>
-                <w:szCs w:val="18"/>
-                <w:color w:val="000000"/>
-              </w:rPr>
-            </w:pPr>
-            <w:r>
-              <w:rPr>
-                <w:rFonts w:ascii="Arial" w:hAnsi="Arial" w:eastAsia="Arial" w:cs="Arial"/>
-                <w:i w:val="false"/>
-                <w:b w:val="false"/>
-                <w:u w:val="none"/>
-                <w:sz w:val="18"/>
-                <w:szCs w:val="18"/>
-                <w:color w:val="000000"/>
-              </w:rPr>
-              <w:t xml:space="preserve">11 (18.0)</w:t>
+              <w:t xml:space="preserve">60 (21.2)</w:t>
+            </w:r>
+          </w:p>
+        </w:tc>
+        <w:tc>
+          <w:tcPr>
+            <w:tcBorders>
+              <w:bottom w:val="single" w:sz="6" w:space="0" w:color="666666"/>
+              <w:top w:val="single" w:sz="6" w:space="0" w:color="666666"/>
+              <w:left w:val="none" w:sz="0" w:space="0" w:color="000000"/>
+              <w:right w:val="none" w:sz="0" w:space="0" w:color="000000"/>
+            </w:tcBorders>
+            <w:shd w:val="clear" w:color="auto" w:fill="FFFFFF"/>
+            <w:tcMar>
+              <w:top w:w="0" w:type="dxa"/>
+              <w:bottom w:w="0" w:type="dxa"/>
+              <w:left w:w="0" w:type="dxa"/>
+              <w:right w:w="0" w:type="dxa"/>
+            </w:tcMar>
+            <w:vAlign w:val="center"/>
+          </w:tcPr>
+          <w:p>
+            <w:pPr>
+              <w:pStyle w:val="Normal"/>
+              <w:jc w:val="left"/>
+              <w:pBdr>
+                <w:bottom w:val="none" w:sz="0" w:space="0" w:color="000000"/>
+                <w:top w:val="none" w:sz="0" w:space="0" w:color="000000"/>
+                <w:left w:val="none" w:sz="0" w:space="0" w:color="000000"/>
+                <w:right w:val="none" w:sz="0" w:space="0" w:color="000000"/>
+              </w:pBdr>
+              <w:spacing w:after="100" w:before="100" w:line="240"/>
+              <w:ind w:left="100" w:right="100" w:firstLine="0" w:firstLineChars="0"/>
+              <w:rPr>
+                <w:rFonts w:ascii="Arial" w:hAnsi="Arial" w:eastAsia="Arial" w:cs="Arial"/>
+                <w:i w:val="false"/>
+                <w:b w:val="false"/>
+                <w:u w:val="none"/>
+                <w:sz w:val="18"/>
+                <w:szCs w:val="18"/>
+                <w:color w:val="000000"/>
+              </w:rPr>
+            </w:pPr>
+            <w:r>
+              <w:rPr>
+                <w:rFonts w:ascii="Arial" w:hAnsi="Arial" w:eastAsia="Arial" w:cs="Arial"/>
+                <w:i w:val="false"/>
+                <w:b w:val="false"/>
+                <w:u w:val="none"/>
+                <w:sz w:val="18"/>
+                <w:szCs w:val="18"/>
+                <w:color w:val="000000"/>
+              </w:rPr>
+              <w:t xml:space="preserve">21 (16.4)</w:t>
+            </w:r>
+          </w:p>
+        </w:tc>
+        <w:tc>
+          <w:tcPr>
+            <w:tcBorders>
+              <w:bottom w:val="single" w:sz="6" w:space="0" w:color="666666"/>
+              <w:top w:val="single" w:sz="6" w:space="0" w:color="666666"/>
+              <w:left w:val="none" w:sz="0" w:space="0" w:color="000000"/>
+              <w:right w:val="none" w:sz="0" w:space="0" w:color="000000"/>
+            </w:tcBorders>
+            <w:shd w:val="clear" w:color="auto" w:fill="FFFFFF"/>
+            <w:tcMar>
+              <w:top w:w="0" w:type="dxa"/>
+              <w:bottom w:w="0" w:type="dxa"/>
+              <w:left w:w="0" w:type="dxa"/>
+              <w:right w:w="0" w:type="dxa"/>
+            </w:tcMar>
+            <w:vAlign w:val="center"/>
+          </w:tcPr>
+          <w:p>
+            <w:pPr>
+              <w:pStyle w:val="Normal"/>
+              <w:jc w:val="left"/>
+              <w:pBdr>
+                <w:bottom w:val="none" w:sz="0" w:space="0" w:color="000000"/>
+                <w:top w:val="none" w:sz="0" w:space="0" w:color="000000"/>
+                <w:left w:val="none" w:sz="0" w:space="0" w:color="000000"/>
+                <w:right w:val="none" w:sz="0" w:space="0" w:color="000000"/>
+              </w:pBdr>
+              <w:spacing w:after="100" w:before="100" w:line="240"/>
+              <w:ind w:left="100" w:right="100" w:firstLine="0" w:firstLineChars="0"/>
+              <w:rPr>
+                <w:rFonts w:ascii="Arial" w:hAnsi="Arial" w:eastAsia="Arial" w:cs="Arial"/>
+                <w:i w:val="false"/>
+                <w:b w:val="false"/>
+                <w:u w:val="none"/>
+                <w:sz w:val="18"/>
+                <w:szCs w:val="18"/>
+                <w:color w:val="000000"/>
+              </w:rPr>
+            </w:pPr>
+            <w:r>
+              <w:rPr>
+                <w:rFonts w:ascii="Arial" w:hAnsi="Arial" w:eastAsia="Arial" w:cs="Arial"/>
+                <w:i w:val="false"/>
+                <w:b w:val="false"/>
+                <w:u w:val="none"/>
+                <w:sz w:val="18"/>
+                <w:szCs w:val="18"/>
+                <w:color w:val="000000"/>
+              </w:rPr>
+              <w:t xml:space="preserve">12 (19.0)</w:t>
             </w:r>
           </w:p>
         </w:tc>
@@ -9119,113 +9119,113 @@
                 <w:szCs w:val="18"/>
                 <w:color w:val="000000"/>
               </w:rPr>
-              <w:t xml:space="preserve">39 (14.5)</w:t>
-            </w:r>
-          </w:p>
-        </w:tc>
-        <w:tc>
-          <w:tcPr>
-            <w:tcBorders>
-              <w:bottom w:val="single" w:sz="6" w:space="0" w:color="666666"/>
-              <w:top w:val="single" w:sz="6" w:space="0" w:color="666666"/>
-              <w:left w:val="none" w:sz="0" w:space="0" w:color="000000"/>
-              <w:right w:val="none" w:sz="0" w:space="0" w:color="000000"/>
-            </w:tcBorders>
-            <w:shd w:val="clear" w:color="auto" w:fill="FFFFFF"/>
-            <w:tcMar>
-              <w:top w:w="0" w:type="dxa"/>
-              <w:bottom w:w="0" w:type="dxa"/>
-              <w:left w:w="0" w:type="dxa"/>
-              <w:right w:w="0" w:type="dxa"/>
-            </w:tcMar>
-            <w:vAlign w:val="center"/>
-          </w:tcPr>
-          <w:p>
-            <w:pPr>
-              <w:pStyle w:val="Normal"/>
-              <w:jc w:val="left"/>
-              <w:pBdr>
-                <w:bottom w:val="none" w:sz="0" w:space="0" w:color="000000"/>
-                <w:top w:val="none" w:sz="0" w:space="0" w:color="000000"/>
-                <w:left w:val="none" w:sz="0" w:space="0" w:color="000000"/>
-                <w:right w:val="none" w:sz="0" w:space="0" w:color="000000"/>
-              </w:pBdr>
-              <w:spacing w:after="100" w:before="100" w:line="240"/>
-              <w:ind w:left="100" w:right="100" w:firstLine="0" w:firstLineChars="0"/>
-              <w:rPr>
-                <w:rFonts w:ascii="Arial" w:hAnsi="Arial" w:eastAsia="Arial" w:cs="Arial"/>
-                <w:i w:val="false"/>
-                <w:b w:val="false"/>
-                <w:u w:val="none"/>
-                <w:sz w:val="18"/>
-                <w:szCs w:val="18"/>
-                <w:color w:val="000000"/>
-              </w:rPr>
-            </w:pPr>
-            <w:r>
-              <w:rPr>
-                <w:rFonts w:ascii="Arial" w:hAnsi="Arial" w:eastAsia="Arial" w:cs="Arial"/>
-                <w:i w:val="false"/>
-                <w:b w:val="false"/>
-                <w:u w:val="none"/>
-                <w:sz w:val="18"/>
-                <w:szCs w:val="18"/>
-                <w:color w:val="000000"/>
-              </w:rPr>
-              <w:t xml:space="preserve">23 (17.7)</w:t>
-            </w:r>
-          </w:p>
-        </w:tc>
-        <w:tc>
-          <w:tcPr>
-            <w:tcBorders>
-              <w:bottom w:val="single" w:sz="6" w:space="0" w:color="666666"/>
-              <w:top w:val="single" w:sz="6" w:space="0" w:color="666666"/>
-              <w:left w:val="none" w:sz="0" w:space="0" w:color="000000"/>
-              <w:right w:val="none" w:sz="0" w:space="0" w:color="000000"/>
-            </w:tcBorders>
-            <w:shd w:val="clear" w:color="auto" w:fill="FFFFFF"/>
-            <w:tcMar>
-              <w:top w:w="0" w:type="dxa"/>
-              <w:bottom w:w="0" w:type="dxa"/>
-              <w:left w:w="0" w:type="dxa"/>
-              <w:right w:w="0" w:type="dxa"/>
-            </w:tcMar>
-            <w:vAlign w:val="center"/>
-          </w:tcPr>
-          <w:p>
-            <w:pPr>
-              <w:pStyle w:val="Normal"/>
-              <w:jc w:val="left"/>
-              <w:pBdr>
-                <w:bottom w:val="none" w:sz="0" w:space="0" w:color="000000"/>
-                <w:top w:val="none" w:sz="0" w:space="0" w:color="000000"/>
-                <w:left w:val="none" w:sz="0" w:space="0" w:color="000000"/>
-                <w:right w:val="none" w:sz="0" w:space="0" w:color="000000"/>
-              </w:pBdr>
-              <w:spacing w:after="100" w:before="100" w:line="240"/>
-              <w:ind w:left="100" w:right="100" w:firstLine="0" w:firstLineChars="0"/>
-              <w:rPr>
-                <w:rFonts w:ascii="Arial" w:hAnsi="Arial" w:eastAsia="Arial" w:cs="Arial"/>
-                <w:i w:val="false"/>
-                <w:b w:val="false"/>
-                <w:u w:val="none"/>
-                <w:sz w:val="18"/>
-                <w:szCs w:val="18"/>
-                <w:color w:val="000000"/>
-              </w:rPr>
-            </w:pPr>
-            <w:r>
-              <w:rPr>
-                <w:rFonts w:ascii="Arial" w:hAnsi="Arial" w:eastAsia="Arial" w:cs="Arial"/>
-                <w:i w:val="false"/>
-                <w:b w:val="false"/>
-                <w:u w:val="none"/>
-                <w:sz w:val="18"/>
-                <w:szCs w:val="18"/>
-                <w:color w:val="000000"/>
-              </w:rPr>
-              <w:t xml:space="preserve">7 (11.5)</w:t>
+              <w:t xml:space="preserve">43 (15.2)</w:t>
+            </w:r>
+          </w:p>
+        </w:tc>
+        <w:tc>
+          <w:tcPr>
+            <w:tcBorders>
+              <w:bottom w:val="single" w:sz="6" w:space="0" w:color="666666"/>
+              <w:top w:val="single" w:sz="6" w:space="0" w:color="666666"/>
+              <w:left w:val="none" w:sz="0" w:space="0" w:color="000000"/>
+              <w:right w:val="none" w:sz="0" w:space="0" w:color="000000"/>
+            </w:tcBorders>
+            <w:shd w:val="clear" w:color="auto" w:fill="FFFFFF"/>
+            <w:tcMar>
+              <w:top w:w="0" w:type="dxa"/>
+              <w:bottom w:w="0" w:type="dxa"/>
+              <w:left w:w="0" w:type="dxa"/>
+              <w:right w:w="0" w:type="dxa"/>
+            </w:tcMar>
+            <w:vAlign w:val="center"/>
+          </w:tcPr>
+          <w:p>
+            <w:pPr>
+              <w:pStyle w:val="Normal"/>
+              <w:jc w:val="left"/>
+              <w:pBdr>
+                <w:bottom w:val="none" w:sz="0" w:space="0" w:color="000000"/>
+                <w:top w:val="none" w:sz="0" w:space="0" w:color="000000"/>
+                <w:left w:val="none" w:sz="0" w:space="0" w:color="000000"/>
+                <w:right w:val="none" w:sz="0" w:space="0" w:color="000000"/>
+              </w:pBdr>
+              <w:spacing w:after="100" w:before="100" w:line="240"/>
+              <w:ind w:left="100" w:right="100" w:firstLine="0" w:firstLineChars="0"/>
+              <w:rPr>
+                <w:rFonts w:ascii="Arial" w:hAnsi="Arial" w:eastAsia="Arial" w:cs="Arial"/>
+                <w:i w:val="false"/>
+                <w:b w:val="false"/>
+                <w:u w:val="none"/>
+                <w:sz w:val="18"/>
+                <w:szCs w:val="18"/>
+                <w:color w:val="000000"/>
+              </w:rPr>
+            </w:pPr>
+            <w:r>
+              <w:rPr>
+                <w:rFonts w:ascii="Arial" w:hAnsi="Arial" w:eastAsia="Arial" w:cs="Arial"/>
+                <w:i w:val="false"/>
+                <w:b w:val="false"/>
+                <w:u w:val="none"/>
+                <w:sz w:val="18"/>
+                <w:szCs w:val="18"/>
+                <w:color w:val="000000"/>
+              </w:rPr>
+              <w:t xml:space="preserve">22 (17.2)</w:t>
+            </w:r>
+          </w:p>
+        </w:tc>
+        <w:tc>
+          <w:tcPr>
+            <w:tcBorders>
+              <w:bottom w:val="single" w:sz="6" w:space="0" w:color="666666"/>
+              <w:top w:val="single" w:sz="6" w:space="0" w:color="666666"/>
+              <w:left w:val="none" w:sz="0" w:space="0" w:color="000000"/>
+              <w:right w:val="none" w:sz="0" w:space="0" w:color="000000"/>
+            </w:tcBorders>
+            <w:shd w:val="clear" w:color="auto" w:fill="FFFFFF"/>
+            <w:tcMar>
+              <w:top w:w="0" w:type="dxa"/>
+              <w:bottom w:w="0" w:type="dxa"/>
+              <w:left w:w="0" w:type="dxa"/>
+              <w:right w:w="0" w:type="dxa"/>
+            </w:tcMar>
+            <w:vAlign w:val="center"/>
+          </w:tcPr>
+          <w:p>
+            <w:pPr>
+              <w:pStyle w:val="Normal"/>
+              <w:jc w:val="left"/>
+              <w:pBdr>
+                <w:bottom w:val="none" w:sz="0" w:space="0" w:color="000000"/>
+                <w:top w:val="none" w:sz="0" w:space="0" w:color="000000"/>
+                <w:left w:val="none" w:sz="0" w:space="0" w:color="000000"/>
+                <w:right w:val="none" w:sz="0" w:space="0" w:color="000000"/>
+              </w:pBdr>
+              <w:spacing w:after="100" w:before="100" w:line="240"/>
+              <w:ind w:left="100" w:right="100" w:firstLine="0" w:firstLineChars="0"/>
+              <w:rPr>
+                <w:rFonts w:ascii="Arial" w:hAnsi="Arial" w:eastAsia="Arial" w:cs="Arial"/>
+                <w:i w:val="false"/>
+                <w:b w:val="false"/>
+                <w:u w:val="none"/>
+                <w:sz w:val="18"/>
+                <w:szCs w:val="18"/>
+                <w:color w:val="000000"/>
+              </w:rPr>
+            </w:pPr>
+            <w:r>
+              <w:rPr>
+                <w:rFonts w:ascii="Arial" w:hAnsi="Arial" w:eastAsia="Arial" w:cs="Arial"/>
+                <w:i w:val="false"/>
+                <w:b w:val="false"/>
+                <w:u w:val="none"/>
+                <w:sz w:val="18"/>
+                <w:szCs w:val="18"/>
+                <w:color w:val="000000"/>
+              </w:rPr>
+              <w:t xml:space="preserve">7 (11.1)</w:t>
             </w:r>
           </w:p>
         </w:tc>
@@ -9390,113 +9390,113 @@
                 <w:szCs w:val="18"/>
                 <w:color w:val="000000"/>
               </w:rPr>
-              <w:t xml:space="preserve">43 (16.0)</w:t>
-            </w:r>
-          </w:p>
-        </w:tc>
-        <w:tc>
-          <w:tcPr>
-            <w:tcBorders>
-              <w:bottom w:val="single" w:sz="6" w:space="0" w:color="666666"/>
-              <w:top w:val="single" w:sz="6" w:space="0" w:color="666666"/>
-              <w:left w:val="none" w:sz="0" w:space="0" w:color="000000"/>
-              <w:right w:val="none" w:sz="0" w:space="0" w:color="000000"/>
-            </w:tcBorders>
-            <w:shd w:val="clear" w:color="auto" w:fill="FFFFFF"/>
-            <w:tcMar>
-              <w:top w:w="0" w:type="dxa"/>
-              <w:bottom w:w="0" w:type="dxa"/>
-              <w:left w:w="0" w:type="dxa"/>
-              <w:right w:w="0" w:type="dxa"/>
-            </w:tcMar>
-            <w:vAlign w:val="center"/>
-          </w:tcPr>
-          <w:p>
-            <w:pPr>
-              <w:pStyle w:val="Normal"/>
-              <w:jc w:val="left"/>
-              <w:pBdr>
-                <w:bottom w:val="none" w:sz="0" w:space="0" w:color="000000"/>
-                <w:top w:val="none" w:sz="0" w:space="0" w:color="000000"/>
-                <w:left w:val="none" w:sz="0" w:space="0" w:color="000000"/>
-                <w:right w:val="none" w:sz="0" w:space="0" w:color="000000"/>
-              </w:pBdr>
-              <w:spacing w:after="100" w:before="100" w:line="240"/>
-              <w:ind w:left="100" w:right="100" w:firstLine="0" w:firstLineChars="0"/>
-              <w:rPr>
-                <w:rFonts w:ascii="Arial" w:hAnsi="Arial" w:eastAsia="Arial" w:cs="Arial"/>
-                <w:i w:val="false"/>
-                <w:b w:val="false"/>
-                <w:u w:val="none"/>
-                <w:sz w:val="18"/>
-                <w:szCs w:val="18"/>
-                <w:color w:val="000000"/>
-              </w:rPr>
-            </w:pPr>
-            <w:r>
-              <w:rPr>
-                <w:rFonts w:ascii="Arial" w:hAnsi="Arial" w:eastAsia="Arial" w:cs="Arial"/>
-                <w:i w:val="false"/>
-                <w:b w:val="false"/>
-                <w:u w:val="none"/>
-                <w:sz w:val="18"/>
-                <w:szCs w:val="18"/>
-                <w:color w:val="000000"/>
-              </w:rPr>
-              <w:t xml:space="preserve">26 (20.0)</w:t>
-            </w:r>
-          </w:p>
-        </w:tc>
-        <w:tc>
-          <w:tcPr>
-            <w:tcBorders>
-              <w:bottom w:val="single" w:sz="6" w:space="0" w:color="666666"/>
-              <w:top w:val="single" w:sz="6" w:space="0" w:color="666666"/>
-              <w:left w:val="none" w:sz="0" w:space="0" w:color="000000"/>
-              <w:right w:val="none" w:sz="0" w:space="0" w:color="000000"/>
-            </w:tcBorders>
-            <w:shd w:val="clear" w:color="auto" w:fill="FFFFFF"/>
-            <w:tcMar>
-              <w:top w:w="0" w:type="dxa"/>
-              <w:bottom w:w="0" w:type="dxa"/>
-              <w:left w:w="0" w:type="dxa"/>
-              <w:right w:w="0" w:type="dxa"/>
-            </w:tcMar>
-            <w:vAlign w:val="center"/>
-          </w:tcPr>
-          <w:p>
-            <w:pPr>
-              <w:pStyle w:val="Normal"/>
-              <w:jc w:val="left"/>
-              <w:pBdr>
-                <w:bottom w:val="none" w:sz="0" w:space="0" w:color="000000"/>
-                <w:top w:val="none" w:sz="0" w:space="0" w:color="000000"/>
-                <w:left w:val="none" w:sz="0" w:space="0" w:color="000000"/>
-                <w:right w:val="none" w:sz="0" w:space="0" w:color="000000"/>
-              </w:pBdr>
-              <w:spacing w:after="100" w:before="100" w:line="240"/>
-              <w:ind w:left="100" w:right="100" w:firstLine="0" w:firstLineChars="0"/>
-              <w:rPr>
-                <w:rFonts w:ascii="Arial" w:hAnsi="Arial" w:eastAsia="Arial" w:cs="Arial"/>
-                <w:i w:val="false"/>
-                <w:b w:val="false"/>
-                <w:u w:val="none"/>
-                <w:sz w:val="18"/>
-                <w:szCs w:val="18"/>
-                <w:color w:val="000000"/>
-              </w:rPr>
-            </w:pPr>
-            <w:r>
-              <w:rPr>
-                <w:rFonts w:ascii="Arial" w:hAnsi="Arial" w:eastAsia="Arial" w:cs="Arial"/>
-                <w:i w:val="false"/>
-                <w:b w:val="false"/>
-                <w:u w:val="none"/>
-                <w:sz w:val="18"/>
-                <w:szCs w:val="18"/>
-                <w:color w:val="000000"/>
-              </w:rPr>
-              <w:t xml:space="preserve">8 (13.1)</w:t>
+              <w:t xml:space="preserve">46 (16.3)</w:t>
+            </w:r>
+          </w:p>
+        </w:tc>
+        <w:tc>
+          <w:tcPr>
+            <w:tcBorders>
+              <w:bottom w:val="single" w:sz="6" w:space="0" w:color="666666"/>
+              <w:top w:val="single" w:sz="6" w:space="0" w:color="666666"/>
+              <w:left w:val="none" w:sz="0" w:space="0" w:color="000000"/>
+              <w:right w:val="none" w:sz="0" w:space="0" w:color="000000"/>
+            </w:tcBorders>
+            <w:shd w:val="clear" w:color="auto" w:fill="FFFFFF"/>
+            <w:tcMar>
+              <w:top w:w="0" w:type="dxa"/>
+              <w:bottom w:w="0" w:type="dxa"/>
+              <w:left w:w="0" w:type="dxa"/>
+              <w:right w:w="0" w:type="dxa"/>
+            </w:tcMar>
+            <w:vAlign w:val="center"/>
+          </w:tcPr>
+          <w:p>
+            <w:pPr>
+              <w:pStyle w:val="Normal"/>
+              <w:jc w:val="left"/>
+              <w:pBdr>
+                <w:bottom w:val="none" w:sz="0" w:space="0" w:color="000000"/>
+                <w:top w:val="none" w:sz="0" w:space="0" w:color="000000"/>
+                <w:left w:val="none" w:sz="0" w:space="0" w:color="000000"/>
+                <w:right w:val="none" w:sz="0" w:space="0" w:color="000000"/>
+              </w:pBdr>
+              <w:spacing w:after="100" w:before="100" w:line="240"/>
+              <w:ind w:left="100" w:right="100" w:firstLine="0" w:firstLineChars="0"/>
+              <w:rPr>
+                <w:rFonts w:ascii="Arial" w:hAnsi="Arial" w:eastAsia="Arial" w:cs="Arial"/>
+                <w:i w:val="false"/>
+                <w:b w:val="false"/>
+                <w:u w:val="none"/>
+                <w:sz w:val="18"/>
+                <w:szCs w:val="18"/>
+                <w:color w:val="000000"/>
+              </w:rPr>
+            </w:pPr>
+            <w:r>
+              <w:rPr>
+                <w:rFonts w:ascii="Arial" w:hAnsi="Arial" w:eastAsia="Arial" w:cs="Arial"/>
+                <w:i w:val="false"/>
+                <w:b w:val="false"/>
+                <w:u w:val="none"/>
+                <w:sz w:val="18"/>
+                <w:szCs w:val="18"/>
+                <w:color w:val="000000"/>
+              </w:rPr>
+              <w:t xml:space="preserve">26 (20.3)</w:t>
+            </w:r>
+          </w:p>
+        </w:tc>
+        <w:tc>
+          <w:tcPr>
+            <w:tcBorders>
+              <w:bottom w:val="single" w:sz="6" w:space="0" w:color="666666"/>
+              <w:top w:val="single" w:sz="6" w:space="0" w:color="666666"/>
+              <w:left w:val="none" w:sz="0" w:space="0" w:color="000000"/>
+              <w:right w:val="none" w:sz="0" w:space="0" w:color="000000"/>
+            </w:tcBorders>
+            <w:shd w:val="clear" w:color="auto" w:fill="FFFFFF"/>
+            <w:tcMar>
+              <w:top w:w="0" w:type="dxa"/>
+              <w:bottom w:w="0" w:type="dxa"/>
+              <w:left w:w="0" w:type="dxa"/>
+              <w:right w:w="0" w:type="dxa"/>
+            </w:tcMar>
+            <w:vAlign w:val="center"/>
+          </w:tcPr>
+          <w:p>
+            <w:pPr>
+              <w:pStyle w:val="Normal"/>
+              <w:jc w:val="left"/>
+              <w:pBdr>
+                <w:bottom w:val="none" w:sz="0" w:space="0" w:color="000000"/>
+                <w:top w:val="none" w:sz="0" w:space="0" w:color="000000"/>
+                <w:left w:val="none" w:sz="0" w:space="0" w:color="000000"/>
+                <w:right w:val="none" w:sz="0" w:space="0" w:color="000000"/>
+              </w:pBdr>
+              <w:spacing w:after="100" w:before="100" w:line="240"/>
+              <w:ind w:left="100" w:right="100" w:firstLine="0" w:firstLineChars="0"/>
+              <w:rPr>
+                <w:rFonts w:ascii="Arial" w:hAnsi="Arial" w:eastAsia="Arial" w:cs="Arial"/>
+                <w:i w:val="false"/>
+                <w:b w:val="false"/>
+                <w:u w:val="none"/>
+                <w:sz w:val="18"/>
+                <w:szCs w:val="18"/>
+                <w:color w:val="000000"/>
+              </w:rPr>
+            </w:pPr>
+            <w:r>
+              <w:rPr>
+                <w:rFonts w:ascii="Arial" w:hAnsi="Arial" w:eastAsia="Arial" w:cs="Arial"/>
+                <w:i w:val="false"/>
+                <w:b w:val="false"/>
+                <w:u w:val="none"/>
+                <w:sz w:val="18"/>
+                <w:szCs w:val="18"/>
+                <w:color w:val="000000"/>
+              </w:rPr>
+              <w:t xml:space="preserve">8 (12.7)</w:t>
             </w:r>
           </w:p>
         </w:tc>
@@ -9661,113 +9661,113 @@
                 <w:szCs w:val="18"/>
                 <w:color w:val="000000"/>
               </w:rPr>
-              <w:t xml:space="preserve">14 (5.2)</w:t>
-            </w:r>
-          </w:p>
-        </w:tc>
-        <w:tc>
-          <w:tcPr>
-            <w:tcBorders>
-              <w:bottom w:val="single" w:sz="6" w:space="0" w:color="666666"/>
-              <w:top w:val="single" w:sz="6" w:space="0" w:color="666666"/>
-              <w:left w:val="none" w:sz="0" w:space="0" w:color="000000"/>
-              <w:right w:val="none" w:sz="0" w:space="0" w:color="000000"/>
-            </w:tcBorders>
-            <w:shd w:val="clear" w:color="auto" w:fill="FFFFFF"/>
-            <w:tcMar>
-              <w:top w:w="0" w:type="dxa"/>
-              <w:bottom w:w="0" w:type="dxa"/>
-              <w:left w:w="0" w:type="dxa"/>
-              <w:right w:w="0" w:type="dxa"/>
-            </w:tcMar>
-            <w:vAlign w:val="center"/>
-          </w:tcPr>
-          <w:p>
-            <w:pPr>
-              <w:pStyle w:val="Normal"/>
-              <w:jc w:val="left"/>
-              <w:pBdr>
-                <w:bottom w:val="none" w:sz="0" w:space="0" w:color="000000"/>
-                <w:top w:val="none" w:sz="0" w:space="0" w:color="000000"/>
-                <w:left w:val="none" w:sz="0" w:space="0" w:color="000000"/>
-                <w:right w:val="none" w:sz="0" w:space="0" w:color="000000"/>
-              </w:pBdr>
-              <w:spacing w:after="100" w:before="100" w:line="240"/>
-              <w:ind w:left="100" w:right="100" w:firstLine="0" w:firstLineChars="0"/>
-              <w:rPr>
-                <w:rFonts w:ascii="Arial" w:hAnsi="Arial" w:eastAsia="Arial" w:cs="Arial"/>
-                <w:i w:val="false"/>
-                <w:b w:val="false"/>
-                <w:u w:val="none"/>
-                <w:sz w:val="18"/>
-                <w:szCs w:val="18"/>
-                <w:color w:val="000000"/>
-              </w:rPr>
-            </w:pPr>
-            <w:r>
-              <w:rPr>
-                <w:rFonts w:ascii="Arial" w:hAnsi="Arial" w:eastAsia="Arial" w:cs="Arial"/>
-                <w:i w:val="false"/>
-                <w:b w:val="false"/>
-                <w:u w:val="none"/>
-                <w:sz w:val="18"/>
-                <w:szCs w:val="18"/>
-                <w:color w:val="000000"/>
-              </w:rPr>
-              <w:t xml:space="preserve">4 (3.1)</w:t>
-            </w:r>
-          </w:p>
-        </w:tc>
-        <w:tc>
-          <w:tcPr>
-            <w:tcBorders>
-              <w:bottom w:val="single" w:sz="6" w:space="0" w:color="666666"/>
-              <w:top w:val="single" w:sz="6" w:space="0" w:color="666666"/>
-              <w:left w:val="none" w:sz="0" w:space="0" w:color="000000"/>
-              <w:right w:val="none" w:sz="0" w:space="0" w:color="000000"/>
-            </w:tcBorders>
-            <w:shd w:val="clear" w:color="auto" w:fill="FFFFFF"/>
-            <w:tcMar>
-              <w:top w:w="0" w:type="dxa"/>
-              <w:bottom w:w="0" w:type="dxa"/>
-              <w:left w:w="0" w:type="dxa"/>
-              <w:right w:w="0" w:type="dxa"/>
-            </w:tcMar>
-            <w:vAlign w:val="center"/>
-          </w:tcPr>
-          <w:p>
-            <w:pPr>
-              <w:pStyle w:val="Normal"/>
-              <w:jc w:val="left"/>
-              <w:pBdr>
-                <w:bottom w:val="none" w:sz="0" w:space="0" w:color="000000"/>
-                <w:top w:val="none" w:sz="0" w:space="0" w:color="000000"/>
-                <w:left w:val="none" w:sz="0" w:space="0" w:color="000000"/>
-                <w:right w:val="none" w:sz="0" w:space="0" w:color="000000"/>
-              </w:pBdr>
-              <w:spacing w:after="100" w:before="100" w:line="240"/>
-              <w:ind w:left="100" w:right="100" w:firstLine="0" w:firstLineChars="0"/>
-              <w:rPr>
-                <w:rFonts w:ascii="Arial" w:hAnsi="Arial" w:eastAsia="Arial" w:cs="Arial"/>
-                <w:i w:val="false"/>
-                <w:b w:val="false"/>
-                <w:u w:val="none"/>
-                <w:sz w:val="18"/>
-                <w:szCs w:val="18"/>
-                <w:color w:val="000000"/>
-              </w:rPr>
-            </w:pPr>
-            <w:r>
-              <w:rPr>
-                <w:rFonts w:ascii="Arial" w:hAnsi="Arial" w:eastAsia="Arial" w:cs="Arial"/>
-                <w:i w:val="false"/>
-                <w:b w:val="false"/>
-                <w:u w:val="none"/>
-                <w:sz w:val="18"/>
-                <w:szCs w:val="18"/>
-                <w:color w:val="000000"/>
-              </w:rPr>
-              <w:t xml:space="preserve">6 (9.8)</w:t>
+              <w:t xml:space="preserve">14 (4.9)</w:t>
+            </w:r>
+          </w:p>
+        </w:tc>
+        <w:tc>
+          <w:tcPr>
+            <w:tcBorders>
+              <w:bottom w:val="single" w:sz="6" w:space="0" w:color="666666"/>
+              <w:top w:val="single" w:sz="6" w:space="0" w:color="666666"/>
+              <w:left w:val="none" w:sz="0" w:space="0" w:color="000000"/>
+              <w:right w:val="none" w:sz="0" w:space="0" w:color="000000"/>
+            </w:tcBorders>
+            <w:shd w:val="clear" w:color="auto" w:fill="FFFFFF"/>
+            <w:tcMar>
+              <w:top w:w="0" w:type="dxa"/>
+              <w:bottom w:w="0" w:type="dxa"/>
+              <w:left w:w="0" w:type="dxa"/>
+              <w:right w:w="0" w:type="dxa"/>
+            </w:tcMar>
+            <w:vAlign w:val="center"/>
+          </w:tcPr>
+          <w:p>
+            <w:pPr>
+              <w:pStyle w:val="Normal"/>
+              <w:jc w:val="left"/>
+              <w:pBdr>
+                <w:bottom w:val="none" w:sz="0" w:space="0" w:color="000000"/>
+                <w:top w:val="none" w:sz="0" w:space="0" w:color="000000"/>
+                <w:left w:val="none" w:sz="0" w:space="0" w:color="000000"/>
+                <w:right w:val="none" w:sz="0" w:space="0" w:color="000000"/>
+              </w:pBdr>
+              <w:spacing w:after="100" w:before="100" w:line="240"/>
+              <w:ind w:left="100" w:right="100" w:firstLine="0" w:firstLineChars="0"/>
+              <w:rPr>
+                <w:rFonts w:ascii="Arial" w:hAnsi="Arial" w:eastAsia="Arial" w:cs="Arial"/>
+                <w:i w:val="false"/>
+                <w:b w:val="false"/>
+                <w:u w:val="none"/>
+                <w:sz w:val="18"/>
+                <w:szCs w:val="18"/>
+                <w:color w:val="000000"/>
+              </w:rPr>
+            </w:pPr>
+            <w:r>
+              <w:rPr>
+                <w:rFonts w:ascii="Arial" w:hAnsi="Arial" w:eastAsia="Arial" w:cs="Arial"/>
+                <w:i w:val="false"/>
+                <w:b w:val="false"/>
+                <w:u w:val="none"/>
+                <w:sz w:val="18"/>
+                <w:szCs w:val="18"/>
+                <w:color w:val="000000"/>
+              </w:rPr>
+              <w:t xml:space="preserve">5 (3.9)</w:t>
+            </w:r>
+          </w:p>
+        </w:tc>
+        <w:tc>
+          <w:tcPr>
+            <w:tcBorders>
+              <w:bottom w:val="single" w:sz="6" w:space="0" w:color="666666"/>
+              <w:top w:val="single" w:sz="6" w:space="0" w:color="666666"/>
+              <w:left w:val="none" w:sz="0" w:space="0" w:color="000000"/>
+              <w:right w:val="none" w:sz="0" w:space="0" w:color="000000"/>
+            </w:tcBorders>
+            <w:shd w:val="clear" w:color="auto" w:fill="FFFFFF"/>
+            <w:tcMar>
+              <w:top w:w="0" w:type="dxa"/>
+              <w:bottom w:w="0" w:type="dxa"/>
+              <w:left w:w="0" w:type="dxa"/>
+              <w:right w:w="0" w:type="dxa"/>
+            </w:tcMar>
+            <w:vAlign w:val="center"/>
+          </w:tcPr>
+          <w:p>
+            <w:pPr>
+              <w:pStyle w:val="Normal"/>
+              <w:jc w:val="left"/>
+              <w:pBdr>
+                <w:bottom w:val="none" w:sz="0" w:space="0" w:color="000000"/>
+                <w:top w:val="none" w:sz="0" w:space="0" w:color="000000"/>
+                <w:left w:val="none" w:sz="0" w:space="0" w:color="000000"/>
+                <w:right w:val="none" w:sz="0" w:space="0" w:color="000000"/>
+              </w:pBdr>
+              <w:spacing w:after="100" w:before="100" w:line="240"/>
+              <w:ind w:left="100" w:right="100" w:firstLine="0" w:firstLineChars="0"/>
+              <w:rPr>
+                <w:rFonts w:ascii="Arial" w:hAnsi="Arial" w:eastAsia="Arial" w:cs="Arial"/>
+                <w:i w:val="false"/>
+                <w:b w:val="false"/>
+                <w:u w:val="none"/>
+                <w:sz w:val="18"/>
+                <w:szCs w:val="18"/>
+                <w:color w:val="000000"/>
+              </w:rPr>
+            </w:pPr>
+            <w:r>
+              <w:rPr>
+                <w:rFonts w:ascii="Arial" w:hAnsi="Arial" w:eastAsia="Arial" w:cs="Arial"/>
+                <w:i w:val="false"/>
+                <w:b w:val="false"/>
+                <w:u w:val="none"/>
+                <w:sz w:val="18"/>
+                <w:szCs w:val="18"/>
+                <w:color w:val="000000"/>
+              </w:rPr>
+              <w:t xml:space="preserve">6 (9.5)</w:t>
             </w:r>
           </w:p>
         </w:tc>
@@ -9826,219 +9826,219 @@
                 <w:szCs w:val="18"/>
                 <w:color w:val="000000"/>
               </w:rPr>
-              <w:t xml:space="preserve">Vaginal.Births..mean..SD..</w:t>
-            </w:r>
-          </w:p>
-        </w:tc>
-        <w:tc>
-          <w:tcPr>
-            <w:tcBorders>
-              <w:bottom w:val="single" w:sz="6" w:space="0" w:color="666666"/>
-              <w:top w:val="single" w:sz="6" w:space="0" w:color="666666"/>
-              <w:left w:val="none" w:sz="0" w:space="0" w:color="000000"/>
-              <w:right w:val="none" w:sz="0" w:space="0" w:color="000000"/>
-            </w:tcBorders>
-            <w:shd w:val="clear" w:color="auto" w:fill="FFFFFF"/>
-            <w:tcMar>
-              <w:top w:w="0" w:type="dxa"/>
-              <w:bottom w:w="0" w:type="dxa"/>
-              <w:left w:w="0" w:type="dxa"/>
-              <w:right w:w="0" w:type="dxa"/>
-            </w:tcMar>
-            <w:vAlign w:val="center"/>
-          </w:tcPr>
-          <w:p>
-            <w:pPr>
-              <w:pStyle w:val="Normal"/>
-              <w:jc w:val="left"/>
-              <w:pBdr>
-                <w:bottom w:val="none" w:sz="0" w:space="0" w:color="000000"/>
-                <w:top w:val="none" w:sz="0" w:space="0" w:color="000000"/>
-                <w:left w:val="none" w:sz="0" w:space="0" w:color="000000"/>
-                <w:right w:val="none" w:sz="0" w:space="0" w:color="000000"/>
-              </w:pBdr>
-              <w:spacing w:after="100" w:before="100" w:line="240"/>
-              <w:ind w:left="100" w:right="100" w:firstLine="0" w:firstLineChars="0"/>
-              <w:rPr>
-                <w:rFonts w:ascii="Arial" w:hAnsi="Arial" w:eastAsia="Arial" w:cs="Arial"/>
-                <w:i w:val="false"/>
-                <w:b w:val="false"/>
-                <w:u w:val="none"/>
-                <w:sz w:val="18"/>
-                <w:szCs w:val="18"/>
-                <w:color w:val="000000"/>
-              </w:rPr>
-            </w:pPr>
-            <w:r>
-              <w:rPr>
-                <w:rFonts w:ascii="Arial" w:hAnsi="Arial" w:eastAsia="Arial" w:cs="Arial"/>
-                <w:i w:val="false"/>
-                <w:b w:val="false"/>
-                <w:u w:val="none"/>
-                <w:sz w:val="18"/>
-                <w:szCs w:val="18"/>
-                <w:color w:val="000000"/>
-              </w:rPr>
-              <w:t xml:space="preserve"/>
-            </w:r>
-          </w:p>
-        </w:tc>
-        <w:tc>
-          <w:tcPr>
-            <w:tcBorders>
-              <w:bottom w:val="single" w:sz="6" w:space="0" w:color="666666"/>
-              <w:top w:val="single" w:sz="6" w:space="0" w:color="666666"/>
-              <w:left w:val="none" w:sz="0" w:space="0" w:color="000000"/>
-              <w:right w:val="none" w:sz="0" w:space="0" w:color="000000"/>
-            </w:tcBorders>
-            <w:shd w:val="clear" w:color="auto" w:fill="FFFFFF"/>
-            <w:tcMar>
-              <w:top w:w="0" w:type="dxa"/>
-              <w:bottom w:w="0" w:type="dxa"/>
-              <w:left w:w="0" w:type="dxa"/>
-              <w:right w:w="0" w:type="dxa"/>
-            </w:tcMar>
-            <w:vAlign w:val="center"/>
-          </w:tcPr>
-          <w:p>
-            <w:pPr>
-              <w:pStyle w:val="Normal"/>
-              <w:jc w:val="left"/>
-              <w:pBdr>
-                <w:bottom w:val="none" w:sz="0" w:space="0" w:color="000000"/>
-                <w:top w:val="none" w:sz="0" w:space="0" w:color="000000"/>
-                <w:left w:val="none" w:sz="0" w:space="0" w:color="000000"/>
-                <w:right w:val="none" w:sz="0" w:space="0" w:color="000000"/>
-              </w:pBdr>
-              <w:spacing w:after="100" w:before="100" w:line="240"/>
-              <w:ind w:left="100" w:right="100" w:firstLine="0" w:firstLineChars="0"/>
-              <w:rPr>
-                <w:rFonts w:ascii="Arial" w:hAnsi="Arial" w:eastAsia="Arial" w:cs="Arial"/>
-                <w:i w:val="false"/>
-                <w:b w:val="false"/>
-                <w:u w:val="none"/>
-                <w:sz w:val="18"/>
-                <w:szCs w:val="18"/>
-                <w:color w:val="000000"/>
-              </w:rPr>
-            </w:pPr>
-            <w:r>
-              <w:rPr>
-                <w:rFonts w:ascii="Arial" w:hAnsi="Arial" w:eastAsia="Arial" w:cs="Arial"/>
-                <w:i w:val="false"/>
-                <w:b w:val="false"/>
-                <w:u w:val="none"/>
-                <w:sz w:val="18"/>
-                <w:szCs w:val="18"/>
-                <w:color w:val="000000"/>
-              </w:rPr>
-              <w:t xml:space="preserve">0.08 (0.46)</w:t>
-            </w:r>
-          </w:p>
-        </w:tc>
-        <w:tc>
-          <w:tcPr>
-            <w:tcBorders>
-              <w:bottom w:val="single" w:sz="6" w:space="0" w:color="666666"/>
-              <w:top w:val="single" w:sz="6" w:space="0" w:color="666666"/>
-              <w:left w:val="none" w:sz="0" w:space="0" w:color="000000"/>
-              <w:right w:val="none" w:sz="0" w:space="0" w:color="000000"/>
-            </w:tcBorders>
-            <w:shd w:val="clear" w:color="auto" w:fill="FFFFFF"/>
-            <w:tcMar>
-              <w:top w:w="0" w:type="dxa"/>
-              <w:bottom w:w="0" w:type="dxa"/>
-              <w:left w:w="0" w:type="dxa"/>
-              <w:right w:w="0" w:type="dxa"/>
-            </w:tcMar>
-            <w:vAlign w:val="center"/>
-          </w:tcPr>
-          <w:p>
-            <w:pPr>
-              <w:pStyle w:val="Normal"/>
-              <w:jc w:val="left"/>
-              <w:pBdr>
-                <w:bottom w:val="none" w:sz="0" w:space="0" w:color="000000"/>
-                <w:top w:val="none" w:sz="0" w:space="0" w:color="000000"/>
-                <w:left w:val="none" w:sz="0" w:space="0" w:color="000000"/>
-                <w:right w:val="none" w:sz="0" w:space="0" w:color="000000"/>
-              </w:pBdr>
-              <w:spacing w:after="100" w:before="100" w:line="240"/>
-              <w:ind w:left="100" w:right="100" w:firstLine="0" w:firstLineChars="0"/>
-              <w:rPr>
-                <w:rFonts w:ascii="Arial" w:hAnsi="Arial" w:eastAsia="Arial" w:cs="Arial"/>
-                <w:i w:val="false"/>
-                <w:b w:val="false"/>
-                <w:u w:val="none"/>
-                <w:sz w:val="18"/>
-                <w:szCs w:val="18"/>
-                <w:color w:val="000000"/>
-              </w:rPr>
-            </w:pPr>
-            <w:r>
-              <w:rPr>
-                <w:rFonts w:ascii="Arial" w:hAnsi="Arial" w:eastAsia="Arial" w:cs="Arial"/>
-                <w:i w:val="false"/>
-                <w:b w:val="false"/>
-                <w:u w:val="none"/>
-                <w:sz w:val="18"/>
-                <w:szCs w:val="18"/>
-                <w:color w:val="000000"/>
-              </w:rPr>
-              <w:t xml:space="preserve">0.13 (0.47)</w:t>
-            </w:r>
-          </w:p>
-        </w:tc>
-        <w:tc>
-          <w:tcPr>
-            <w:tcBorders>
-              <w:bottom w:val="single" w:sz="6" w:space="0" w:color="666666"/>
-              <w:top w:val="single" w:sz="6" w:space="0" w:color="666666"/>
-              <w:left w:val="none" w:sz="0" w:space="0" w:color="000000"/>
-              <w:right w:val="none" w:sz="0" w:space="0" w:color="000000"/>
-            </w:tcBorders>
-            <w:shd w:val="clear" w:color="auto" w:fill="FFFFFF"/>
-            <w:tcMar>
-              <w:top w:w="0" w:type="dxa"/>
-              <w:bottom w:w="0" w:type="dxa"/>
-              <w:left w:w="0" w:type="dxa"/>
-              <w:right w:w="0" w:type="dxa"/>
-            </w:tcMar>
-            <w:vAlign w:val="center"/>
-          </w:tcPr>
-          <w:p>
-            <w:pPr>
-              <w:pStyle w:val="Normal"/>
-              <w:jc w:val="left"/>
-              <w:pBdr>
-                <w:bottom w:val="none" w:sz="0" w:space="0" w:color="000000"/>
-                <w:top w:val="none" w:sz="0" w:space="0" w:color="000000"/>
-                <w:left w:val="none" w:sz="0" w:space="0" w:color="000000"/>
-                <w:right w:val="none" w:sz="0" w:space="0" w:color="000000"/>
-              </w:pBdr>
-              <w:spacing w:after="100" w:before="100" w:line="240"/>
-              <w:ind w:left="100" w:right="100" w:firstLine="0" w:firstLineChars="0"/>
-              <w:rPr>
-                <w:rFonts w:ascii="Arial" w:hAnsi="Arial" w:eastAsia="Arial" w:cs="Arial"/>
-                <w:i w:val="false"/>
-                <w:b w:val="false"/>
-                <w:u w:val="none"/>
-                <w:sz w:val="18"/>
-                <w:szCs w:val="18"/>
-                <w:color w:val="000000"/>
-              </w:rPr>
-            </w:pPr>
-            <w:r>
-              <w:rPr>
-                <w:rFonts w:ascii="Arial" w:hAnsi="Arial" w:eastAsia="Arial" w:cs="Arial"/>
-                <w:i w:val="false"/>
-                <w:b w:val="false"/>
-                <w:u w:val="none"/>
-                <w:sz w:val="18"/>
-                <w:szCs w:val="18"/>
-                <w:color w:val="000000"/>
-              </w:rPr>
-              <w:t xml:space="preserve">0.02 (0.13)</w:t>
+              <w:t xml:space="preserve">Given.Birth....</w:t>
+            </w:r>
+          </w:p>
+        </w:tc>
+        <w:tc>
+          <w:tcPr>
+            <w:tcBorders>
+              <w:bottom w:val="single" w:sz="6" w:space="0" w:color="666666"/>
+              <w:top w:val="single" w:sz="6" w:space="0" w:color="666666"/>
+              <w:left w:val="none" w:sz="0" w:space="0" w:color="000000"/>
+              <w:right w:val="none" w:sz="0" w:space="0" w:color="000000"/>
+            </w:tcBorders>
+            <w:shd w:val="clear" w:color="auto" w:fill="FFFFFF"/>
+            <w:tcMar>
+              <w:top w:w="0" w:type="dxa"/>
+              <w:bottom w:w="0" w:type="dxa"/>
+              <w:left w:w="0" w:type="dxa"/>
+              <w:right w:w="0" w:type="dxa"/>
+            </w:tcMar>
+            <w:vAlign w:val="center"/>
+          </w:tcPr>
+          <w:p>
+            <w:pPr>
+              <w:pStyle w:val="Normal"/>
+              <w:jc w:val="left"/>
+              <w:pBdr>
+                <w:bottom w:val="none" w:sz="0" w:space="0" w:color="000000"/>
+                <w:top w:val="none" w:sz="0" w:space="0" w:color="000000"/>
+                <w:left w:val="none" w:sz="0" w:space="0" w:color="000000"/>
+                <w:right w:val="none" w:sz="0" w:space="0" w:color="000000"/>
+              </w:pBdr>
+              <w:spacing w:after="100" w:before="100" w:line="240"/>
+              <w:ind w:left="100" w:right="100" w:firstLine="0" w:firstLineChars="0"/>
+              <w:rPr>
+                <w:rFonts w:ascii="Arial" w:hAnsi="Arial" w:eastAsia="Arial" w:cs="Arial"/>
+                <w:i w:val="false"/>
+                <w:b w:val="false"/>
+                <w:u w:val="none"/>
+                <w:sz w:val="18"/>
+                <w:szCs w:val="18"/>
+                <w:color w:val="000000"/>
+              </w:rPr>
+            </w:pPr>
+            <w:r>
+              <w:rPr>
+                <w:rFonts w:ascii="Arial" w:hAnsi="Arial" w:eastAsia="Arial" w:cs="Arial"/>
+                <w:i w:val="false"/>
+                <w:b w:val="false"/>
+                <w:u w:val="none"/>
+                <w:sz w:val="18"/>
+                <w:szCs w:val="18"/>
+                <w:color w:val="000000"/>
+              </w:rPr>
+              <w:t xml:space="preserve">0</w:t>
+            </w:r>
+          </w:p>
+        </w:tc>
+        <w:tc>
+          <w:tcPr>
+            <w:tcBorders>
+              <w:bottom w:val="single" w:sz="6" w:space="0" w:color="666666"/>
+              <w:top w:val="single" w:sz="6" w:space="0" w:color="666666"/>
+              <w:left w:val="none" w:sz="0" w:space="0" w:color="000000"/>
+              <w:right w:val="none" w:sz="0" w:space="0" w:color="000000"/>
+            </w:tcBorders>
+            <w:shd w:val="clear" w:color="auto" w:fill="FFFFFF"/>
+            <w:tcMar>
+              <w:top w:w="0" w:type="dxa"/>
+              <w:bottom w:w="0" w:type="dxa"/>
+              <w:left w:w="0" w:type="dxa"/>
+              <w:right w:w="0" w:type="dxa"/>
+            </w:tcMar>
+            <w:vAlign w:val="center"/>
+          </w:tcPr>
+          <w:p>
+            <w:pPr>
+              <w:pStyle w:val="Normal"/>
+              <w:jc w:val="left"/>
+              <w:pBdr>
+                <w:bottom w:val="none" w:sz="0" w:space="0" w:color="000000"/>
+                <w:top w:val="none" w:sz="0" w:space="0" w:color="000000"/>
+                <w:left w:val="none" w:sz="0" w:space="0" w:color="000000"/>
+                <w:right w:val="none" w:sz="0" w:space="0" w:color="000000"/>
+              </w:pBdr>
+              <w:spacing w:after="100" w:before="100" w:line="240"/>
+              <w:ind w:left="100" w:right="100" w:firstLine="0" w:firstLineChars="0"/>
+              <w:rPr>
+                <w:rFonts w:ascii="Arial" w:hAnsi="Arial" w:eastAsia="Arial" w:cs="Arial"/>
+                <w:i w:val="false"/>
+                <w:b w:val="false"/>
+                <w:u w:val="none"/>
+                <w:sz w:val="18"/>
+                <w:szCs w:val="18"/>
+                <w:color w:val="000000"/>
+              </w:rPr>
+            </w:pPr>
+            <w:r>
+              <w:rPr>
+                <w:rFonts w:ascii="Arial" w:hAnsi="Arial" w:eastAsia="Arial" w:cs="Arial"/>
+                <w:i w:val="false"/>
+                <w:b w:val="false"/>
+                <w:u w:val="none"/>
+                <w:sz w:val="18"/>
+                <w:szCs w:val="18"/>
+                <w:color w:val="000000"/>
+              </w:rPr>
+              <w:t xml:space="preserve">271 (95.8)</w:t>
+            </w:r>
+          </w:p>
+        </w:tc>
+        <w:tc>
+          <w:tcPr>
+            <w:tcBorders>
+              <w:bottom w:val="single" w:sz="6" w:space="0" w:color="666666"/>
+              <w:top w:val="single" w:sz="6" w:space="0" w:color="666666"/>
+              <w:left w:val="none" w:sz="0" w:space="0" w:color="000000"/>
+              <w:right w:val="none" w:sz="0" w:space="0" w:color="000000"/>
+            </w:tcBorders>
+            <w:shd w:val="clear" w:color="auto" w:fill="FFFFFF"/>
+            <w:tcMar>
+              <w:top w:w="0" w:type="dxa"/>
+              <w:bottom w:w="0" w:type="dxa"/>
+              <w:left w:w="0" w:type="dxa"/>
+              <w:right w:w="0" w:type="dxa"/>
+            </w:tcMar>
+            <w:vAlign w:val="center"/>
+          </w:tcPr>
+          <w:p>
+            <w:pPr>
+              <w:pStyle w:val="Normal"/>
+              <w:jc w:val="left"/>
+              <w:pBdr>
+                <w:bottom w:val="none" w:sz="0" w:space="0" w:color="000000"/>
+                <w:top w:val="none" w:sz="0" w:space="0" w:color="000000"/>
+                <w:left w:val="none" w:sz="0" w:space="0" w:color="000000"/>
+                <w:right w:val="none" w:sz="0" w:space="0" w:color="000000"/>
+              </w:pBdr>
+              <w:spacing w:after="100" w:before="100" w:line="240"/>
+              <w:ind w:left="100" w:right="100" w:firstLine="0" w:firstLineChars="0"/>
+              <w:rPr>
+                <w:rFonts w:ascii="Arial" w:hAnsi="Arial" w:eastAsia="Arial" w:cs="Arial"/>
+                <w:i w:val="false"/>
+                <w:b w:val="false"/>
+                <w:u w:val="none"/>
+                <w:sz w:val="18"/>
+                <w:szCs w:val="18"/>
+                <w:color w:val="000000"/>
+              </w:rPr>
+            </w:pPr>
+            <w:r>
+              <w:rPr>
+                <w:rFonts w:ascii="Arial" w:hAnsi="Arial" w:eastAsia="Arial" w:cs="Arial"/>
+                <w:i w:val="false"/>
+                <w:b w:val="false"/>
+                <w:u w:val="none"/>
+                <w:sz w:val="18"/>
+                <w:szCs w:val="18"/>
+                <w:color w:val="000000"/>
+              </w:rPr>
+              <w:t xml:space="preserve">117 (91.4)</w:t>
+            </w:r>
+          </w:p>
+        </w:tc>
+        <w:tc>
+          <w:tcPr>
+            <w:tcBorders>
+              <w:bottom w:val="single" w:sz="6" w:space="0" w:color="666666"/>
+              <w:top w:val="single" w:sz="6" w:space="0" w:color="666666"/>
+              <w:left w:val="none" w:sz="0" w:space="0" w:color="000000"/>
+              <w:right w:val="none" w:sz="0" w:space="0" w:color="000000"/>
+            </w:tcBorders>
+            <w:shd w:val="clear" w:color="auto" w:fill="FFFFFF"/>
+            <w:tcMar>
+              <w:top w:w="0" w:type="dxa"/>
+              <w:bottom w:w="0" w:type="dxa"/>
+              <w:left w:w="0" w:type="dxa"/>
+              <w:right w:w="0" w:type="dxa"/>
+            </w:tcMar>
+            <w:vAlign w:val="center"/>
+          </w:tcPr>
+          <w:p>
+            <w:pPr>
+              <w:pStyle w:val="Normal"/>
+              <w:jc w:val="left"/>
+              <w:pBdr>
+                <w:bottom w:val="none" w:sz="0" w:space="0" w:color="000000"/>
+                <w:top w:val="none" w:sz="0" w:space="0" w:color="000000"/>
+                <w:left w:val="none" w:sz="0" w:space="0" w:color="000000"/>
+                <w:right w:val="none" w:sz="0" w:space="0" w:color="000000"/>
+              </w:pBdr>
+              <w:spacing w:after="100" w:before="100" w:line="240"/>
+              <w:ind w:left="100" w:right="100" w:firstLine="0" w:firstLineChars="0"/>
+              <w:rPr>
+                <w:rFonts w:ascii="Arial" w:hAnsi="Arial" w:eastAsia="Arial" w:cs="Arial"/>
+                <w:i w:val="false"/>
+                <w:b w:val="false"/>
+                <w:u w:val="none"/>
+                <w:sz w:val="18"/>
+                <w:szCs w:val="18"/>
+                <w:color w:val="000000"/>
+              </w:rPr>
+            </w:pPr>
+            <w:r>
+              <w:rPr>
+                <w:rFonts w:ascii="Arial" w:hAnsi="Arial" w:eastAsia="Arial" w:cs="Arial"/>
+                <w:i w:val="false"/>
+                <w:b w:val="false"/>
+                <w:u w:val="none"/>
+                <w:sz w:val="18"/>
+                <w:szCs w:val="18"/>
+                <w:color w:val="000000"/>
+              </w:rPr>
+              <w:t xml:space="preserve">62 (98.4)</w:t>
             </w:r>
           </w:p>
         </w:tc>
@@ -10097,219 +10097,219 @@
                 <w:szCs w:val="18"/>
                 <w:color w:val="000000"/>
               </w:rPr>
-              <w:t xml:space="preserve">Caesarean.Section.Births..mean..SD..</w:t>
-            </w:r>
-          </w:p>
-        </w:tc>
-        <w:tc>
-          <w:tcPr>
-            <w:tcBorders>
-              <w:bottom w:val="single" w:sz="6" w:space="0" w:color="666666"/>
-              <w:top w:val="single" w:sz="6" w:space="0" w:color="666666"/>
-              <w:left w:val="none" w:sz="0" w:space="0" w:color="000000"/>
-              <w:right w:val="none" w:sz="0" w:space="0" w:color="000000"/>
-            </w:tcBorders>
-            <w:shd w:val="clear" w:color="auto" w:fill="FFFFFF"/>
-            <w:tcMar>
-              <w:top w:w="0" w:type="dxa"/>
-              <w:bottom w:w="0" w:type="dxa"/>
-              <w:left w:w="0" w:type="dxa"/>
-              <w:right w:w="0" w:type="dxa"/>
-            </w:tcMar>
-            <w:vAlign w:val="center"/>
-          </w:tcPr>
-          <w:p>
-            <w:pPr>
-              <w:pStyle w:val="Normal"/>
-              <w:jc w:val="left"/>
-              <w:pBdr>
-                <w:bottom w:val="none" w:sz="0" w:space="0" w:color="000000"/>
-                <w:top w:val="none" w:sz="0" w:space="0" w:color="000000"/>
-                <w:left w:val="none" w:sz="0" w:space="0" w:color="000000"/>
-                <w:right w:val="none" w:sz="0" w:space="0" w:color="000000"/>
-              </w:pBdr>
-              <w:spacing w:after="100" w:before="100" w:line="240"/>
-              <w:ind w:left="100" w:right="100" w:firstLine="0" w:firstLineChars="0"/>
-              <w:rPr>
-                <w:rFonts w:ascii="Arial" w:hAnsi="Arial" w:eastAsia="Arial" w:cs="Arial"/>
-                <w:i w:val="false"/>
-                <w:b w:val="false"/>
-                <w:u w:val="none"/>
-                <w:sz w:val="18"/>
-                <w:szCs w:val="18"/>
-                <w:color w:val="000000"/>
-              </w:rPr>
-            </w:pPr>
-            <w:r>
-              <w:rPr>
-                <w:rFonts w:ascii="Arial" w:hAnsi="Arial" w:eastAsia="Arial" w:cs="Arial"/>
-                <w:i w:val="false"/>
-                <w:b w:val="false"/>
-                <w:u w:val="none"/>
-                <w:sz w:val="18"/>
-                <w:szCs w:val="18"/>
-                <w:color w:val="000000"/>
-              </w:rPr>
-              <w:t xml:space="preserve"/>
-            </w:r>
-          </w:p>
-        </w:tc>
-        <w:tc>
-          <w:tcPr>
-            <w:tcBorders>
-              <w:bottom w:val="single" w:sz="6" w:space="0" w:color="666666"/>
-              <w:top w:val="single" w:sz="6" w:space="0" w:color="666666"/>
-              <w:left w:val="none" w:sz="0" w:space="0" w:color="000000"/>
-              <w:right w:val="none" w:sz="0" w:space="0" w:color="000000"/>
-            </w:tcBorders>
-            <w:shd w:val="clear" w:color="auto" w:fill="FFFFFF"/>
-            <w:tcMar>
-              <w:top w:w="0" w:type="dxa"/>
-              <w:bottom w:w="0" w:type="dxa"/>
-              <w:left w:w="0" w:type="dxa"/>
-              <w:right w:w="0" w:type="dxa"/>
-            </w:tcMar>
-            <w:vAlign w:val="center"/>
-          </w:tcPr>
-          <w:p>
-            <w:pPr>
-              <w:pStyle w:val="Normal"/>
-              <w:jc w:val="left"/>
-              <w:pBdr>
-                <w:bottom w:val="none" w:sz="0" w:space="0" w:color="000000"/>
-                <w:top w:val="none" w:sz="0" w:space="0" w:color="000000"/>
-                <w:left w:val="none" w:sz="0" w:space="0" w:color="000000"/>
-                <w:right w:val="none" w:sz="0" w:space="0" w:color="000000"/>
-              </w:pBdr>
-              <w:spacing w:after="100" w:before="100" w:line="240"/>
-              <w:ind w:left="100" w:right="100" w:firstLine="0" w:firstLineChars="0"/>
-              <w:rPr>
-                <w:rFonts w:ascii="Arial" w:hAnsi="Arial" w:eastAsia="Arial" w:cs="Arial"/>
-                <w:i w:val="false"/>
-                <w:b w:val="false"/>
-                <w:u w:val="none"/>
-                <w:sz w:val="18"/>
-                <w:szCs w:val="18"/>
-                <w:color w:val="000000"/>
-              </w:rPr>
-            </w:pPr>
-            <w:r>
-              <w:rPr>
-                <w:rFonts w:ascii="Arial" w:hAnsi="Arial" w:eastAsia="Arial" w:cs="Arial"/>
-                <w:i w:val="false"/>
-                <w:b w:val="false"/>
-                <w:u w:val="none"/>
-                <w:sz w:val="18"/>
-                <w:szCs w:val="18"/>
-                <w:color w:val="000000"/>
-              </w:rPr>
-              <w:t xml:space="preserve">0.00 (0.00)</w:t>
-            </w:r>
-          </w:p>
-        </w:tc>
-        <w:tc>
-          <w:tcPr>
-            <w:tcBorders>
-              <w:bottom w:val="single" w:sz="6" w:space="0" w:color="666666"/>
-              <w:top w:val="single" w:sz="6" w:space="0" w:color="666666"/>
-              <w:left w:val="none" w:sz="0" w:space="0" w:color="000000"/>
-              <w:right w:val="none" w:sz="0" w:space="0" w:color="000000"/>
-            </w:tcBorders>
-            <w:shd w:val="clear" w:color="auto" w:fill="FFFFFF"/>
-            <w:tcMar>
-              <w:top w:w="0" w:type="dxa"/>
-              <w:bottom w:w="0" w:type="dxa"/>
-              <w:left w:w="0" w:type="dxa"/>
-              <w:right w:w="0" w:type="dxa"/>
-            </w:tcMar>
-            <w:vAlign w:val="center"/>
-          </w:tcPr>
-          <w:p>
-            <w:pPr>
-              <w:pStyle w:val="Normal"/>
-              <w:jc w:val="left"/>
-              <w:pBdr>
-                <w:bottom w:val="none" w:sz="0" w:space="0" w:color="000000"/>
-                <w:top w:val="none" w:sz="0" w:space="0" w:color="000000"/>
-                <w:left w:val="none" w:sz="0" w:space="0" w:color="000000"/>
-                <w:right w:val="none" w:sz="0" w:space="0" w:color="000000"/>
-              </w:pBdr>
-              <w:spacing w:after="100" w:before="100" w:line="240"/>
-              <w:ind w:left="100" w:right="100" w:firstLine="0" w:firstLineChars="0"/>
-              <w:rPr>
-                <w:rFonts w:ascii="Arial" w:hAnsi="Arial" w:eastAsia="Arial" w:cs="Arial"/>
-                <w:i w:val="false"/>
-                <w:b w:val="false"/>
-                <w:u w:val="none"/>
-                <w:sz w:val="18"/>
-                <w:szCs w:val="18"/>
-                <w:color w:val="000000"/>
-              </w:rPr>
-            </w:pPr>
-            <w:r>
-              <w:rPr>
-                <w:rFonts w:ascii="Arial" w:hAnsi="Arial" w:eastAsia="Arial" w:cs="Arial"/>
-                <w:i w:val="false"/>
-                <w:b w:val="false"/>
-                <w:u w:val="none"/>
-                <w:sz w:val="18"/>
-                <w:szCs w:val="18"/>
-                <w:color w:val="000000"/>
-              </w:rPr>
-              <w:t xml:space="preserve">0.04 (0.26)</w:t>
-            </w:r>
-          </w:p>
-        </w:tc>
-        <w:tc>
-          <w:tcPr>
-            <w:tcBorders>
-              <w:bottom w:val="single" w:sz="6" w:space="0" w:color="666666"/>
-              <w:top w:val="single" w:sz="6" w:space="0" w:color="666666"/>
-              <w:left w:val="none" w:sz="0" w:space="0" w:color="000000"/>
-              <w:right w:val="none" w:sz="0" w:space="0" w:color="000000"/>
-            </w:tcBorders>
-            <w:shd w:val="clear" w:color="auto" w:fill="FFFFFF"/>
-            <w:tcMar>
-              <w:top w:w="0" w:type="dxa"/>
-              <w:bottom w:w="0" w:type="dxa"/>
-              <w:left w:w="0" w:type="dxa"/>
-              <w:right w:w="0" w:type="dxa"/>
-            </w:tcMar>
-            <w:vAlign w:val="center"/>
-          </w:tcPr>
-          <w:p>
-            <w:pPr>
-              <w:pStyle w:val="Normal"/>
-              <w:jc w:val="left"/>
-              <w:pBdr>
-                <w:bottom w:val="none" w:sz="0" w:space="0" w:color="000000"/>
-                <w:top w:val="none" w:sz="0" w:space="0" w:color="000000"/>
-                <w:left w:val="none" w:sz="0" w:space="0" w:color="000000"/>
-                <w:right w:val="none" w:sz="0" w:space="0" w:color="000000"/>
-              </w:pBdr>
-              <w:spacing w:after="100" w:before="100" w:line="240"/>
-              <w:ind w:left="100" w:right="100" w:firstLine="0" w:firstLineChars="0"/>
-              <w:rPr>
-                <w:rFonts w:ascii="Arial" w:hAnsi="Arial" w:eastAsia="Arial" w:cs="Arial"/>
-                <w:i w:val="false"/>
-                <w:b w:val="false"/>
-                <w:u w:val="none"/>
-                <w:sz w:val="18"/>
-                <w:szCs w:val="18"/>
-                <w:color w:val="000000"/>
-              </w:rPr>
-            </w:pPr>
-            <w:r>
-              <w:rPr>
-                <w:rFonts w:ascii="Arial" w:hAnsi="Arial" w:eastAsia="Arial" w:cs="Arial"/>
-                <w:i w:val="false"/>
-                <w:b w:val="false"/>
-                <w:u w:val="none"/>
-                <w:sz w:val="18"/>
-                <w:szCs w:val="18"/>
-                <w:color w:val="000000"/>
-              </w:rPr>
-              <w:t xml:space="preserve">0.00 (0.00)</w:t>
+              <w:t xml:space="preserve">X.26</w:t>
+            </w:r>
+          </w:p>
+        </w:tc>
+        <w:tc>
+          <w:tcPr>
+            <w:tcBorders>
+              <w:bottom w:val="single" w:sz="6" w:space="0" w:color="666666"/>
+              <w:top w:val="single" w:sz="6" w:space="0" w:color="666666"/>
+              <w:left w:val="none" w:sz="0" w:space="0" w:color="000000"/>
+              <w:right w:val="none" w:sz="0" w:space="0" w:color="000000"/>
+            </w:tcBorders>
+            <w:shd w:val="clear" w:color="auto" w:fill="FFFFFF"/>
+            <w:tcMar>
+              <w:top w:w="0" w:type="dxa"/>
+              <w:bottom w:w="0" w:type="dxa"/>
+              <w:left w:w="0" w:type="dxa"/>
+              <w:right w:w="0" w:type="dxa"/>
+            </w:tcMar>
+            <w:vAlign w:val="center"/>
+          </w:tcPr>
+          <w:p>
+            <w:pPr>
+              <w:pStyle w:val="Normal"/>
+              <w:jc w:val="left"/>
+              <w:pBdr>
+                <w:bottom w:val="none" w:sz="0" w:space="0" w:color="000000"/>
+                <w:top w:val="none" w:sz="0" w:space="0" w:color="000000"/>
+                <w:left w:val="none" w:sz="0" w:space="0" w:color="000000"/>
+                <w:right w:val="none" w:sz="0" w:space="0" w:color="000000"/>
+              </w:pBdr>
+              <w:spacing w:after="100" w:before="100" w:line="240"/>
+              <w:ind w:left="100" w:right="100" w:firstLine="0" w:firstLineChars="0"/>
+              <w:rPr>
+                <w:rFonts w:ascii="Arial" w:hAnsi="Arial" w:eastAsia="Arial" w:cs="Arial"/>
+                <w:i w:val="false"/>
+                <w:b w:val="false"/>
+                <w:u w:val="none"/>
+                <w:sz w:val="18"/>
+                <w:szCs w:val="18"/>
+                <w:color w:val="000000"/>
+              </w:rPr>
+            </w:pPr>
+            <w:r>
+              <w:rPr>
+                <w:rFonts w:ascii="Arial" w:hAnsi="Arial" w:eastAsia="Arial" w:cs="Arial"/>
+                <w:i w:val="false"/>
+                <w:b w:val="false"/>
+                <w:u w:val="none"/>
+                <w:sz w:val="18"/>
+                <w:szCs w:val="18"/>
+                <w:color w:val="000000"/>
+              </w:rPr>
+              <w:t xml:space="preserve">1</w:t>
+            </w:r>
+          </w:p>
+        </w:tc>
+        <w:tc>
+          <w:tcPr>
+            <w:tcBorders>
+              <w:bottom w:val="single" w:sz="6" w:space="0" w:color="666666"/>
+              <w:top w:val="single" w:sz="6" w:space="0" w:color="666666"/>
+              <w:left w:val="none" w:sz="0" w:space="0" w:color="000000"/>
+              <w:right w:val="none" w:sz="0" w:space="0" w:color="000000"/>
+            </w:tcBorders>
+            <w:shd w:val="clear" w:color="auto" w:fill="FFFFFF"/>
+            <w:tcMar>
+              <w:top w:w="0" w:type="dxa"/>
+              <w:bottom w:w="0" w:type="dxa"/>
+              <w:left w:w="0" w:type="dxa"/>
+              <w:right w:w="0" w:type="dxa"/>
+            </w:tcMar>
+            <w:vAlign w:val="center"/>
+          </w:tcPr>
+          <w:p>
+            <w:pPr>
+              <w:pStyle w:val="Normal"/>
+              <w:jc w:val="left"/>
+              <w:pBdr>
+                <w:bottom w:val="none" w:sz="0" w:space="0" w:color="000000"/>
+                <w:top w:val="none" w:sz="0" w:space="0" w:color="000000"/>
+                <w:left w:val="none" w:sz="0" w:space="0" w:color="000000"/>
+                <w:right w:val="none" w:sz="0" w:space="0" w:color="000000"/>
+              </w:pBdr>
+              <w:spacing w:after="100" w:before="100" w:line="240"/>
+              <w:ind w:left="100" w:right="100" w:firstLine="0" w:firstLineChars="0"/>
+              <w:rPr>
+                <w:rFonts w:ascii="Arial" w:hAnsi="Arial" w:eastAsia="Arial" w:cs="Arial"/>
+                <w:i w:val="false"/>
+                <w:b w:val="false"/>
+                <w:u w:val="none"/>
+                <w:sz w:val="18"/>
+                <w:szCs w:val="18"/>
+                <w:color w:val="000000"/>
+              </w:rPr>
+            </w:pPr>
+            <w:r>
+              <w:rPr>
+                <w:rFonts w:ascii="Arial" w:hAnsi="Arial" w:eastAsia="Arial" w:cs="Arial"/>
+                <w:i w:val="false"/>
+                <w:b w:val="false"/>
+                <w:u w:val="none"/>
+                <w:sz w:val="18"/>
+                <w:szCs w:val="18"/>
+                <w:color w:val="000000"/>
+              </w:rPr>
+              <w:t xml:space="preserve">12 (4.2)</w:t>
+            </w:r>
+          </w:p>
+        </w:tc>
+        <w:tc>
+          <w:tcPr>
+            <w:tcBorders>
+              <w:bottom w:val="single" w:sz="6" w:space="0" w:color="666666"/>
+              <w:top w:val="single" w:sz="6" w:space="0" w:color="666666"/>
+              <w:left w:val="none" w:sz="0" w:space="0" w:color="000000"/>
+              <w:right w:val="none" w:sz="0" w:space="0" w:color="000000"/>
+            </w:tcBorders>
+            <w:shd w:val="clear" w:color="auto" w:fill="FFFFFF"/>
+            <w:tcMar>
+              <w:top w:w="0" w:type="dxa"/>
+              <w:bottom w:w="0" w:type="dxa"/>
+              <w:left w:w="0" w:type="dxa"/>
+              <w:right w:w="0" w:type="dxa"/>
+            </w:tcMar>
+            <w:vAlign w:val="center"/>
+          </w:tcPr>
+          <w:p>
+            <w:pPr>
+              <w:pStyle w:val="Normal"/>
+              <w:jc w:val="left"/>
+              <w:pBdr>
+                <w:bottom w:val="none" w:sz="0" w:space="0" w:color="000000"/>
+                <w:top w:val="none" w:sz="0" w:space="0" w:color="000000"/>
+                <w:left w:val="none" w:sz="0" w:space="0" w:color="000000"/>
+                <w:right w:val="none" w:sz="0" w:space="0" w:color="000000"/>
+              </w:pBdr>
+              <w:spacing w:after="100" w:before="100" w:line="240"/>
+              <w:ind w:left="100" w:right="100" w:firstLine="0" w:firstLineChars="0"/>
+              <w:rPr>
+                <w:rFonts w:ascii="Arial" w:hAnsi="Arial" w:eastAsia="Arial" w:cs="Arial"/>
+                <w:i w:val="false"/>
+                <w:b w:val="false"/>
+                <w:u w:val="none"/>
+                <w:sz w:val="18"/>
+                <w:szCs w:val="18"/>
+                <w:color w:val="000000"/>
+              </w:rPr>
+            </w:pPr>
+            <w:r>
+              <w:rPr>
+                <w:rFonts w:ascii="Arial" w:hAnsi="Arial" w:eastAsia="Arial" w:cs="Arial"/>
+                <w:i w:val="false"/>
+                <w:b w:val="false"/>
+                <w:u w:val="none"/>
+                <w:sz w:val="18"/>
+                <w:szCs w:val="18"/>
+                <w:color w:val="000000"/>
+              </w:rPr>
+              <w:t xml:space="preserve">11 (8.6)</w:t>
+            </w:r>
+          </w:p>
+        </w:tc>
+        <w:tc>
+          <w:tcPr>
+            <w:tcBorders>
+              <w:bottom w:val="single" w:sz="6" w:space="0" w:color="666666"/>
+              <w:top w:val="single" w:sz="6" w:space="0" w:color="666666"/>
+              <w:left w:val="none" w:sz="0" w:space="0" w:color="000000"/>
+              <w:right w:val="none" w:sz="0" w:space="0" w:color="000000"/>
+            </w:tcBorders>
+            <w:shd w:val="clear" w:color="auto" w:fill="FFFFFF"/>
+            <w:tcMar>
+              <w:top w:w="0" w:type="dxa"/>
+              <w:bottom w:w="0" w:type="dxa"/>
+              <w:left w:w="0" w:type="dxa"/>
+              <w:right w:w="0" w:type="dxa"/>
+            </w:tcMar>
+            <w:vAlign w:val="center"/>
+          </w:tcPr>
+          <w:p>
+            <w:pPr>
+              <w:pStyle w:val="Normal"/>
+              <w:jc w:val="left"/>
+              <w:pBdr>
+                <w:bottom w:val="none" w:sz="0" w:space="0" w:color="000000"/>
+                <w:top w:val="none" w:sz="0" w:space="0" w:color="000000"/>
+                <w:left w:val="none" w:sz="0" w:space="0" w:color="000000"/>
+                <w:right w:val="none" w:sz="0" w:space="0" w:color="000000"/>
+              </w:pBdr>
+              <w:spacing w:after="100" w:before="100" w:line="240"/>
+              <w:ind w:left="100" w:right="100" w:firstLine="0" w:firstLineChars="0"/>
+              <w:rPr>
+                <w:rFonts w:ascii="Arial" w:hAnsi="Arial" w:eastAsia="Arial" w:cs="Arial"/>
+                <w:i w:val="false"/>
+                <w:b w:val="false"/>
+                <w:u w:val="none"/>
+                <w:sz w:val="18"/>
+                <w:szCs w:val="18"/>
+                <w:color w:val="000000"/>
+              </w:rPr>
+            </w:pPr>
+            <w:r>
+              <w:rPr>
+                <w:rFonts w:ascii="Arial" w:hAnsi="Arial" w:eastAsia="Arial" w:cs="Arial"/>
+                <w:i w:val="false"/>
+                <w:b w:val="false"/>
+                <w:u w:val="none"/>
+                <w:sz w:val="18"/>
+                <w:szCs w:val="18"/>
+                <w:color w:val="000000"/>
+              </w:rPr>
+              <w:t xml:space="preserve">1 (1.6)</w:t>
             </w:r>
           </w:p>
         </w:tc>
@@ -10474,113 +10474,113 @@
                 <w:szCs w:val="18"/>
                 <w:color w:val="000000"/>
               </w:rPr>
-              <w:t xml:space="preserve">255 (94.8)</w:t>
-            </w:r>
-          </w:p>
-        </w:tc>
-        <w:tc>
-          <w:tcPr>
-            <w:tcBorders>
-              <w:bottom w:val="single" w:sz="6" w:space="0" w:color="666666"/>
-              <w:top w:val="single" w:sz="6" w:space="0" w:color="666666"/>
-              <w:left w:val="none" w:sz="0" w:space="0" w:color="000000"/>
-              <w:right w:val="none" w:sz="0" w:space="0" w:color="000000"/>
-            </w:tcBorders>
-            <w:shd w:val="clear" w:color="auto" w:fill="FFFFFF"/>
-            <w:tcMar>
-              <w:top w:w="0" w:type="dxa"/>
-              <w:bottom w:w="0" w:type="dxa"/>
-              <w:left w:w="0" w:type="dxa"/>
-              <w:right w:w="0" w:type="dxa"/>
-            </w:tcMar>
-            <w:vAlign w:val="center"/>
-          </w:tcPr>
-          <w:p>
-            <w:pPr>
-              <w:pStyle w:val="Normal"/>
-              <w:jc w:val="left"/>
-              <w:pBdr>
-                <w:bottom w:val="none" w:sz="0" w:space="0" w:color="000000"/>
-                <w:top w:val="none" w:sz="0" w:space="0" w:color="000000"/>
-                <w:left w:val="none" w:sz="0" w:space="0" w:color="000000"/>
-                <w:right w:val="none" w:sz="0" w:space="0" w:color="000000"/>
-              </w:pBdr>
-              <w:spacing w:after="100" w:before="100" w:line="240"/>
-              <w:ind w:left="100" w:right="100" w:firstLine="0" w:firstLineChars="0"/>
-              <w:rPr>
-                <w:rFonts w:ascii="Arial" w:hAnsi="Arial" w:eastAsia="Arial" w:cs="Arial"/>
-                <w:i w:val="false"/>
-                <w:b w:val="false"/>
-                <w:u w:val="none"/>
-                <w:sz w:val="18"/>
-                <w:szCs w:val="18"/>
-                <w:color w:val="000000"/>
-              </w:rPr>
-            </w:pPr>
-            <w:r>
-              <w:rPr>
-                <w:rFonts w:ascii="Arial" w:hAnsi="Arial" w:eastAsia="Arial" w:cs="Arial"/>
-                <w:i w:val="false"/>
-                <w:b w:val="false"/>
-                <w:u w:val="none"/>
-                <w:sz w:val="18"/>
-                <w:szCs w:val="18"/>
-                <w:color w:val="000000"/>
-              </w:rPr>
-              <w:t xml:space="preserve">119 (91.5)</w:t>
-            </w:r>
-          </w:p>
-        </w:tc>
-        <w:tc>
-          <w:tcPr>
-            <w:tcBorders>
-              <w:bottom w:val="single" w:sz="6" w:space="0" w:color="666666"/>
-              <w:top w:val="single" w:sz="6" w:space="0" w:color="666666"/>
-              <w:left w:val="none" w:sz="0" w:space="0" w:color="000000"/>
-              <w:right w:val="none" w:sz="0" w:space="0" w:color="000000"/>
-            </w:tcBorders>
-            <w:shd w:val="clear" w:color="auto" w:fill="FFFFFF"/>
-            <w:tcMar>
-              <w:top w:w="0" w:type="dxa"/>
-              <w:bottom w:w="0" w:type="dxa"/>
-              <w:left w:w="0" w:type="dxa"/>
-              <w:right w:w="0" w:type="dxa"/>
-            </w:tcMar>
-            <w:vAlign w:val="center"/>
-          </w:tcPr>
-          <w:p>
-            <w:pPr>
-              <w:pStyle w:val="Normal"/>
-              <w:jc w:val="left"/>
-              <w:pBdr>
-                <w:bottom w:val="none" w:sz="0" w:space="0" w:color="000000"/>
-                <w:top w:val="none" w:sz="0" w:space="0" w:color="000000"/>
-                <w:left w:val="none" w:sz="0" w:space="0" w:color="000000"/>
-                <w:right w:val="none" w:sz="0" w:space="0" w:color="000000"/>
-              </w:pBdr>
-              <w:spacing w:after="100" w:before="100" w:line="240"/>
-              <w:ind w:left="100" w:right="100" w:firstLine="0" w:firstLineChars="0"/>
-              <w:rPr>
-                <w:rFonts w:ascii="Arial" w:hAnsi="Arial" w:eastAsia="Arial" w:cs="Arial"/>
-                <w:i w:val="false"/>
-                <w:b w:val="false"/>
-                <w:u w:val="none"/>
-                <w:sz w:val="18"/>
-                <w:szCs w:val="18"/>
-                <w:color w:val="000000"/>
-              </w:rPr>
-            </w:pPr>
-            <w:r>
-              <w:rPr>
-                <w:rFonts w:ascii="Arial" w:hAnsi="Arial" w:eastAsia="Arial" w:cs="Arial"/>
-                <w:i w:val="false"/>
-                <w:b w:val="false"/>
-                <w:u w:val="none"/>
-                <w:sz w:val="18"/>
-                <w:szCs w:val="18"/>
-                <w:color w:val="000000"/>
-              </w:rPr>
-              <w:t xml:space="preserve">60 (98.4)</w:t>
+              <w:t xml:space="preserve">268 (94.7)</w:t>
+            </w:r>
+          </w:p>
+        </w:tc>
+        <w:tc>
+          <w:tcPr>
+            <w:tcBorders>
+              <w:bottom w:val="single" w:sz="6" w:space="0" w:color="666666"/>
+              <w:top w:val="single" w:sz="6" w:space="0" w:color="666666"/>
+              <w:left w:val="none" w:sz="0" w:space="0" w:color="000000"/>
+              <w:right w:val="none" w:sz="0" w:space="0" w:color="000000"/>
+            </w:tcBorders>
+            <w:shd w:val="clear" w:color="auto" w:fill="FFFFFF"/>
+            <w:tcMar>
+              <w:top w:w="0" w:type="dxa"/>
+              <w:bottom w:w="0" w:type="dxa"/>
+              <w:left w:w="0" w:type="dxa"/>
+              <w:right w:w="0" w:type="dxa"/>
+            </w:tcMar>
+            <w:vAlign w:val="center"/>
+          </w:tcPr>
+          <w:p>
+            <w:pPr>
+              <w:pStyle w:val="Normal"/>
+              <w:jc w:val="left"/>
+              <w:pBdr>
+                <w:bottom w:val="none" w:sz="0" w:space="0" w:color="000000"/>
+                <w:top w:val="none" w:sz="0" w:space="0" w:color="000000"/>
+                <w:left w:val="none" w:sz="0" w:space="0" w:color="000000"/>
+                <w:right w:val="none" w:sz="0" w:space="0" w:color="000000"/>
+              </w:pBdr>
+              <w:spacing w:after="100" w:before="100" w:line="240"/>
+              <w:ind w:left="100" w:right="100" w:firstLine="0" w:firstLineChars="0"/>
+              <w:rPr>
+                <w:rFonts w:ascii="Arial" w:hAnsi="Arial" w:eastAsia="Arial" w:cs="Arial"/>
+                <w:i w:val="false"/>
+                <w:b w:val="false"/>
+                <w:u w:val="none"/>
+                <w:sz w:val="18"/>
+                <w:szCs w:val="18"/>
+                <w:color w:val="000000"/>
+              </w:rPr>
+            </w:pPr>
+            <w:r>
+              <w:rPr>
+                <w:rFonts w:ascii="Arial" w:hAnsi="Arial" w:eastAsia="Arial" w:cs="Arial"/>
+                <w:i w:val="false"/>
+                <w:b w:val="false"/>
+                <w:u w:val="none"/>
+                <w:sz w:val="18"/>
+                <w:szCs w:val="18"/>
+                <w:color w:val="000000"/>
+              </w:rPr>
+              <w:t xml:space="preserve">117 (91.4)</w:t>
+            </w:r>
+          </w:p>
+        </w:tc>
+        <w:tc>
+          <w:tcPr>
+            <w:tcBorders>
+              <w:bottom w:val="single" w:sz="6" w:space="0" w:color="666666"/>
+              <w:top w:val="single" w:sz="6" w:space="0" w:color="666666"/>
+              <w:left w:val="none" w:sz="0" w:space="0" w:color="000000"/>
+              <w:right w:val="none" w:sz="0" w:space="0" w:color="000000"/>
+            </w:tcBorders>
+            <w:shd w:val="clear" w:color="auto" w:fill="FFFFFF"/>
+            <w:tcMar>
+              <w:top w:w="0" w:type="dxa"/>
+              <w:bottom w:w="0" w:type="dxa"/>
+              <w:left w:w="0" w:type="dxa"/>
+              <w:right w:w="0" w:type="dxa"/>
+            </w:tcMar>
+            <w:vAlign w:val="center"/>
+          </w:tcPr>
+          <w:p>
+            <w:pPr>
+              <w:pStyle w:val="Normal"/>
+              <w:jc w:val="left"/>
+              <w:pBdr>
+                <w:bottom w:val="none" w:sz="0" w:space="0" w:color="000000"/>
+                <w:top w:val="none" w:sz="0" w:space="0" w:color="000000"/>
+                <w:left w:val="none" w:sz="0" w:space="0" w:color="000000"/>
+                <w:right w:val="none" w:sz="0" w:space="0" w:color="000000"/>
+              </w:pBdr>
+              <w:spacing w:after="100" w:before="100" w:line="240"/>
+              <w:ind w:left="100" w:right="100" w:firstLine="0" w:firstLineChars="0"/>
+              <w:rPr>
+                <w:rFonts w:ascii="Arial" w:hAnsi="Arial" w:eastAsia="Arial" w:cs="Arial"/>
+                <w:i w:val="false"/>
+                <w:b w:val="false"/>
+                <w:u w:val="none"/>
+                <w:sz w:val="18"/>
+                <w:szCs w:val="18"/>
+                <w:color w:val="000000"/>
+              </w:rPr>
+            </w:pPr>
+            <w:r>
+              <w:rPr>
+                <w:rFonts w:ascii="Arial" w:hAnsi="Arial" w:eastAsia="Arial" w:cs="Arial"/>
+                <w:i w:val="false"/>
+                <w:b w:val="false"/>
+                <w:u w:val="none"/>
+                <w:sz w:val="18"/>
+                <w:szCs w:val="18"/>
+                <w:color w:val="000000"/>
+              </w:rPr>
+              <w:t xml:space="preserve">62 (98.4)</w:t>
             </w:r>
           </w:p>
         </w:tc>
@@ -10639,7 +10639,7 @@
                 <w:szCs w:val="18"/>
                 <w:color w:val="000000"/>
               </w:rPr>
-              <w:t xml:space="preserve">X.26</w:t>
+              <w:t xml:space="preserve">X.27</w:t>
             </w:r>
           </w:p>
         </w:tc>
@@ -10745,60 +10745,60 @@
                 <w:szCs w:val="18"/>
                 <w:color w:val="000000"/>
               </w:rPr>
-              <w:t xml:space="preserve">14 (5.2)</w:t>
-            </w:r>
-          </w:p>
-        </w:tc>
-        <w:tc>
-          <w:tcPr>
-            <w:tcBorders>
-              <w:bottom w:val="single" w:sz="6" w:space="0" w:color="666666"/>
-              <w:top w:val="single" w:sz="6" w:space="0" w:color="666666"/>
-              <w:left w:val="none" w:sz="0" w:space="0" w:color="000000"/>
-              <w:right w:val="none" w:sz="0" w:space="0" w:color="000000"/>
-            </w:tcBorders>
-            <w:shd w:val="clear" w:color="auto" w:fill="FFFFFF"/>
-            <w:tcMar>
-              <w:top w:w="0" w:type="dxa"/>
-              <w:bottom w:w="0" w:type="dxa"/>
-              <w:left w:w="0" w:type="dxa"/>
-              <w:right w:w="0" w:type="dxa"/>
-            </w:tcMar>
-            <w:vAlign w:val="center"/>
-          </w:tcPr>
-          <w:p>
-            <w:pPr>
-              <w:pStyle w:val="Normal"/>
-              <w:jc w:val="left"/>
-              <w:pBdr>
-                <w:bottom w:val="none" w:sz="0" w:space="0" w:color="000000"/>
-                <w:top w:val="none" w:sz="0" w:space="0" w:color="000000"/>
-                <w:left w:val="none" w:sz="0" w:space="0" w:color="000000"/>
-                <w:right w:val="none" w:sz="0" w:space="0" w:color="000000"/>
-              </w:pBdr>
-              <w:spacing w:after="100" w:before="100" w:line="240"/>
-              <w:ind w:left="100" w:right="100" w:firstLine="0" w:firstLineChars="0"/>
-              <w:rPr>
-                <w:rFonts w:ascii="Arial" w:hAnsi="Arial" w:eastAsia="Arial" w:cs="Arial"/>
-                <w:i w:val="false"/>
-                <w:b w:val="false"/>
-                <w:u w:val="none"/>
-                <w:sz w:val="18"/>
-                <w:szCs w:val="18"/>
-                <w:color w:val="000000"/>
-              </w:rPr>
-            </w:pPr>
-            <w:r>
-              <w:rPr>
-                <w:rFonts w:ascii="Arial" w:hAnsi="Arial" w:eastAsia="Arial" w:cs="Arial"/>
-                <w:i w:val="false"/>
-                <w:b w:val="false"/>
-                <w:u w:val="none"/>
-                <w:sz w:val="18"/>
-                <w:szCs w:val="18"/>
-                <w:color w:val="000000"/>
-              </w:rPr>
-              <w:t xml:space="preserve">11 (8.5)</w:t>
+              <w:t xml:space="preserve">15 (5.3)</w:t>
+            </w:r>
+          </w:p>
+        </w:tc>
+        <w:tc>
+          <w:tcPr>
+            <w:tcBorders>
+              <w:bottom w:val="single" w:sz="6" w:space="0" w:color="666666"/>
+              <w:top w:val="single" w:sz="6" w:space="0" w:color="666666"/>
+              <w:left w:val="none" w:sz="0" w:space="0" w:color="000000"/>
+              <w:right w:val="none" w:sz="0" w:space="0" w:color="000000"/>
+            </w:tcBorders>
+            <w:shd w:val="clear" w:color="auto" w:fill="FFFFFF"/>
+            <w:tcMar>
+              <w:top w:w="0" w:type="dxa"/>
+              <w:bottom w:w="0" w:type="dxa"/>
+              <w:left w:w="0" w:type="dxa"/>
+              <w:right w:w="0" w:type="dxa"/>
+            </w:tcMar>
+            <w:vAlign w:val="center"/>
+          </w:tcPr>
+          <w:p>
+            <w:pPr>
+              <w:pStyle w:val="Normal"/>
+              <w:jc w:val="left"/>
+              <w:pBdr>
+                <w:bottom w:val="none" w:sz="0" w:space="0" w:color="000000"/>
+                <w:top w:val="none" w:sz="0" w:space="0" w:color="000000"/>
+                <w:left w:val="none" w:sz="0" w:space="0" w:color="000000"/>
+                <w:right w:val="none" w:sz="0" w:space="0" w:color="000000"/>
+              </w:pBdr>
+              <w:spacing w:after="100" w:before="100" w:line="240"/>
+              <w:ind w:left="100" w:right="100" w:firstLine="0" w:firstLineChars="0"/>
+              <w:rPr>
+                <w:rFonts w:ascii="Arial" w:hAnsi="Arial" w:eastAsia="Arial" w:cs="Arial"/>
+                <w:i w:val="false"/>
+                <w:b w:val="false"/>
+                <w:u w:val="none"/>
+                <w:sz w:val="18"/>
+                <w:szCs w:val="18"/>
+                <w:color w:val="000000"/>
+              </w:rPr>
+            </w:pPr>
+            <w:r>
+              <w:rPr>
+                <w:rFonts w:ascii="Arial" w:hAnsi="Arial" w:eastAsia="Arial" w:cs="Arial"/>
+                <w:i w:val="false"/>
+                <w:b w:val="false"/>
+                <w:u w:val="none"/>
+                <w:sz w:val="18"/>
+                <w:szCs w:val="18"/>
+                <w:color w:val="000000"/>
+              </w:rPr>
+              <w:t xml:space="preserve">11 (8.6)</w:t>
             </w:r>
           </w:p>
         </w:tc>
@@ -11016,113 +11016,113 @@
                 <w:szCs w:val="18"/>
                 <w:color w:val="000000"/>
               </w:rPr>
-              <w:t xml:space="preserve">138 (51.3)</w:t>
-            </w:r>
-          </w:p>
-        </w:tc>
-        <w:tc>
-          <w:tcPr>
-            <w:tcBorders>
-              <w:bottom w:val="single" w:sz="6" w:space="0" w:color="666666"/>
-              <w:top w:val="single" w:sz="6" w:space="0" w:color="666666"/>
-              <w:left w:val="none" w:sz="0" w:space="0" w:color="000000"/>
-              <w:right w:val="none" w:sz="0" w:space="0" w:color="000000"/>
-            </w:tcBorders>
-            <w:shd w:val="clear" w:color="auto" w:fill="FFFFFF"/>
-            <w:tcMar>
-              <w:top w:w="0" w:type="dxa"/>
-              <w:bottom w:w="0" w:type="dxa"/>
-              <w:left w:w="0" w:type="dxa"/>
-              <w:right w:w="0" w:type="dxa"/>
-            </w:tcMar>
-            <w:vAlign w:val="center"/>
-          </w:tcPr>
-          <w:p>
-            <w:pPr>
-              <w:pStyle w:val="Normal"/>
-              <w:jc w:val="left"/>
-              <w:pBdr>
-                <w:bottom w:val="none" w:sz="0" w:space="0" w:color="000000"/>
-                <w:top w:val="none" w:sz="0" w:space="0" w:color="000000"/>
-                <w:left w:val="none" w:sz="0" w:space="0" w:color="000000"/>
-                <w:right w:val="none" w:sz="0" w:space="0" w:color="000000"/>
-              </w:pBdr>
-              <w:spacing w:after="100" w:before="100" w:line="240"/>
-              <w:ind w:left="100" w:right="100" w:firstLine="0" w:firstLineChars="0"/>
-              <w:rPr>
-                <w:rFonts w:ascii="Arial" w:hAnsi="Arial" w:eastAsia="Arial" w:cs="Arial"/>
-                <w:i w:val="false"/>
-                <w:b w:val="false"/>
-                <w:u w:val="none"/>
-                <w:sz w:val="18"/>
-                <w:szCs w:val="18"/>
-                <w:color w:val="000000"/>
-              </w:rPr>
-            </w:pPr>
-            <w:r>
-              <w:rPr>
-                <w:rFonts w:ascii="Arial" w:hAnsi="Arial" w:eastAsia="Arial" w:cs="Arial"/>
-                <w:i w:val="false"/>
-                <w:b w:val="false"/>
-                <w:u w:val="none"/>
-                <w:sz w:val="18"/>
-                <w:szCs w:val="18"/>
-                <w:color w:val="000000"/>
-              </w:rPr>
-              <w:t xml:space="preserve">65 (50.0)</w:t>
-            </w:r>
-          </w:p>
-        </w:tc>
-        <w:tc>
-          <w:tcPr>
-            <w:tcBorders>
-              <w:bottom w:val="single" w:sz="6" w:space="0" w:color="666666"/>
-              <w:top w:val="single" w:sz="6" w:space="0" w:color="666666"/>
-              <w:left w:val="none" w:sz="0" w:space="0" w:color="000000"/>
-              <w:right w:val="none" w:sz="0" w:space="0" w:color="000000"/>
-            </w:tcBorders>
-            <w:shd w:val="clear" w:color="auto" w:fill="FFFFFF"/>
-            <w:tcMar>
-              <w:top w:w="0" w:type="dxa"/>
-              <w:bottom w:w="0" w:type="dxa"/>
-              <w:left w:w="0" w:type="dxa"/>
-              <w:right w:w="0" w:type="dxa"/>
-            </w:tcMar>
-            <w:vAlign w:val="center"/>
-          </w:tcPr>
-          <w:p>
-            <w:pPr>
-              <w:pStyle w:val="Normal"/>
-              <w:jc w:val="left"/>
-              <w:pBdr>
-                <w:bottom w:val="none" w:sz="0" w:space="0" w:color="000000"/>
-                <w:top w:val="none" w:sz="0" w:space="0" w:color="000000"/>
-                <w:left w:val="none" w:sz="0" w:space="0" w:color="000000"/>
-                <w:right w:val="none" w:sz="0" w:space="0" w:color="000000"/>
-              </w:pBdr>
-              <w:spacing w:after="100" w:before="100" w:line="240"/>
-              <w:ind w:left="100" w:right="100" w:firstLine="0" w:firstLineChars="0"/>
-              <w:rPr>
-                <w:rFonts w:ascii="Arial" w:hAnsi="Arial" w:eastAsia="Arial" w:cs="Arial"/>
-                <w:i w:val="false"/>
-                <w:b w:val="false"/>
-                <w:u w:val="none"/>
-                <w:sz w:val="18"/>
-                <w:szCs w:val="18"/>
-                <w:color w:val="000000"/>
-              </w:rPr>
-            </w:pPr>
-            <w:r>
-              <w:rPr>
-                <w:rFonts w:ascii="Arial" w:hAnsi="Arial" w:eastAsia="Arial" w:cs="Arial"/>
-                <w:i w:val="false"/>
-                <w:b w:val="false"/>
-                <w:u w:val="none"/>
-                <w:sz w:val="18"/>
-                <w:szCs w:val="18"/>
-                <w:color w:val="000000"/>
-              </w:rPr>
-              <w:t xml:space="preserve">37 (60.7)</w:t>
+              <w:t xml:space="preserve">142 (50.2)</w:t>
+            </w:r>
+          </w:p>
+        </w:tc>
+        <w:tc>
+          <w:tcPr>
+            <w:tcBorders>
+              <w:bottom w:val="single" w:sz="6" w:space="0" w:color="666666"/>
+              <w:top w:val="single" w:sz="6" w:space="0" w:color="666666"/>
+              <w:left w:val="none" w:sz="0" w:space="0" w:color="000000"/>
+              <w:right w:val="none" w:sz="0" w:space="0" w:color="000000"/>
+            </w:tcBorders>
+            <w:shd w:val="clear" w:color="auto" w:fill="FFFFFF"/>
+            <w:tcMar>
+              <w:top w:w="0" w:type="dxa"/>
+              <w:bottom w:w="0" w:type="dxa"/>
+              <w:left w:w="0" w:type="dxa"/>
+              <w:right w:w="0" w:type="dxa"/>
+            </w:tcMar>
+            <w:vAlign w:val="center"/>
+          </w:tcPr>
+          <w:p>
+            <w:pPr>
+              <w:pStyle w:val="Normal"/>
+              <w:jc w:val="left"/>
+              <w:pBdr>
+                <w:bottom w:val="none" w:sz="0" w:space="0" w:color="000000"/>
+                <w:top w:val="none" w:sz="0" w:space="0" w:color="000000"/>
+                <w:left w:val="none" w:sz="0" w:space="0" w:color="000000"/>
+                <w:right w:val="none" w:sz="0" w:space="0" w:color="000000"/>
+              </w:pBdr>
+              <w:spacing w:after="100" w:before="100" w:line="240"/>
+              <w:ind w:left="100" w:right="100" w:firstLine="0" w:firstLineChars="0"/>
+              <w:rPr>
+                <w:rFonts w:ascii="Arial" w:hAnsi="Arial" w:eastAsia="Arial" w:cs="Arial"/>
+                <w:i w:val="false"/>
+                <w:b w:val="false"/>
+                <w:u w:val="none"/>
+                <w:sz w:val="18"/>
+                <w:szCs w:val="18"/>
+                <w:color w:val="000000"/>
+              </w:rPr>
+            </w:pPr>
+            <w:r>
+              <w:rPr>
+                <w:rFonts w:ascii="Arial" w:hAnsi="Arial" w:eastAsia="Arial" w:cs="Arial"/>
+                <w:i w:val="false"/>
+                <w:b w:val="false"/>
+                <w:u w:val="none"/>
+                <w:sz w:val="18"/>
+                <w:szCs w:val="18"/>
+                <w:color w:val="000000"/>
+              </w:rPr>
+              <w:t xml:space="preserve">65 (50.8)</w:t>
+            </w:r>
+          </w:p>
+        </w:tc>
+        <w:tc>
+          <w:tcPr>
+            <w:tcBorders>
+              <w:bottom w:val="single" w:sz="6" w:space="0" w:color="666666"/>
+              <w:top w:val="single" w:sz="6" w:space="0" w:color="666666"/>
+              <w:left w:val="none" w:sz="0" w:space="0" w:color="000000"/>
+              <w:right w:val="none" w:sz="0" w:space="0" w:color="000000"/>
+            </w:tcBorders>
+            <w:shd w:val="clear" w:color="auto" w:fill="FFFFFF"/>
+            <w:tcMar>
+              <w:top w:w="0" w:type="dxa"/>
+              <w:bottom w:w="0" w:type="dxa"/>
+              <w:left w:w="0" w:type="dxa"/>
+              <w:right w:w="0" w:type="dxa"/>
+            </w:tcMar>
+            <w:vAlign w:val="center"/>
+          </w:tcPr>
+          <w:p>
+            <w:pPr>
+              <w:pStyle w:val="Normal"/>
+              <w:jc w:val="left"/>
+              <w:pBdr>
+                <w:bottom w:val="none" w:sz="0" w:space="0" w:color="000000"/>
+                <w:top w:val="none" w:sz="0" w:space="0" w:color="000000"/>
+                <w:left w:val="none" w:sz="0" w:space="0" w:color="000000"/>
+                <w:right w:val="none" w:sz="0" w:space="0" w:color="000000"/>
+              </w:pBdr>
+              <w:spacing w:after="100" w:before="100" w:line="240"/>
+              <w:ind w:left="100" w:right="100" w:firstLine="0" w:firstLineChars="0"/>
+              <w:rPr>
+                <w:rFonts w:ascii="Arial" w:hAnsi="Arial" w:eastAsia="Arial" w:cs="Arial"/>
+                <w:i w:val="false"/>
+                <w:b w:val="false"/>
+                <w:u w:val="none"/>
+                <w:sz w:val="18"/>
+                <w:szCs w:val="18"/>
+                <w:color w:val="000000"/>
+              </w:rPr>
+            </w:pPr>
+            <w:r>
+              <w:rPr>
+                <w:rFonts w:ascii="Arial" w:hAnsi="Arial" w:eastAsia="Arial" w:cs="Arial"/>
+                <w:i w:val="false"/>
+                <w:b w:val="false"/>
+                <w:u w:val="none"/>
+                <w:sz w:val="18"/>
+                <w:szCs w:val="18"/>
+                <w:color w:val="000000"/>
+              </w:rPr>
+              <w:t xml:space="preserve">38 (60.3)</w:t>
             </w:r>
           </w:p>
         </w:tc>
@@ -11181,7 +11181,7 @@
                 <w:szCs w:val="18"/>
                 <w:color w:val="000000"/>
               </w:rPr>
-              <w:t xml:space="preserve">X.27</w:t>
+              <w:t xml:space="preserve">X.28</w:t>
             </w:r>
           </w:p>
         </w:tc>
@@ -11287,113 +11287,113 @@
                 <w:szCs w:val="18"/>
                 <w:color w:val="000000"/>
               </w:rPr>
-              <w:t xml:space="preserve">131 (48.7)</w:t>
-            </w:r>
-          </w:p>
-        </w:tc>
-        <w:tc>
-          <w:tcPr>
-            <w:tcBorders>
-              <w:bottom w:val="single" w:sz="6" w:space="0" w:color="666666"/>
-              <w:top w:val="single" w:sz="6" w:space="0" w:color="666666"/>
-              <w:left w:val="none" w:sz="0" w:space="0" w:color="000000"/>
-              <w:right w:val="none" w:sz="0" w:space="0" w:color="000000"/>
-            </w:tcBorders>
-            <w:shd w:val="clear" w:color="auto" w:fill="FFFFFF"/>
-            <w:tcMar>
-              <w:top w:w="0" w:type="dxa"/>
-              <w:bottom w:w="0" w:type="dxa"/>
-              <w:left w:w="0" w:type="dxa"/>
-              <w:right w:w="0" w:type="dxa"/>
-            </w:tcMar>
-            <w:vAlign w:val="center"/>
-          </w:tcPr>
-          <w:p>
-            <w:pPr>
-              <w:pStyle w:val="Normal"/>
-              <w:jc w:val="left"/>
-              <w:pBdr>
-                <w:bottom w:val="none" w:sz="0" w:space="0" w:color="000000"/>
-                <w:top w:val="none" w:sz="0" w:space="0" w:color="000000"/>
-                <w:left w:val="none" w:sz="0" w:space="0" w:color="000000"/>
-                <w:right w:val="none" w:sz="0" w:space="0" w:color="000000"/>
-              </w:pBdr>
-              <w:spacing w:after="100" w:before="100" w:line="240"/>
-              <w:ind w:left="100" w:right="100" w:firstLine="0" w:firstLineChars="0"/>
-              <w:rPr>
-                <w:rFonts w:ascii="Arial" w:hAnsi="Arial" w:eastAsia="Arial" w:cs="Arial"/>
-                <w:i w:val="false"/>
-                <w:b w:val="false"/>
-                <w:u w:val="none"/>
-                <w:sz w:val="18"/>
-                <w:szCs w:val="18"/>
-                <w:color w:val="000000"/>
-              </w:rPr>
-            </w:pPr>
-            <w:r>
-              <w:rPr>
-                <w:rFonts w:ascii="Arial" w:hAnsi="Arial" w:eastAsia="Arial" w:cs="Arial"/>
-                <w:i w:val="false"/>
-                <w:b w:val="false"/>
-                <w:u w:val="none"/>
-                <w:sz w:val="18"/>
-                <w:szCs w:val="18"/>
-                <w:color w:val="000000"/>
-              </w:rPr>
-              <w:t xml:space="preserve">65 (50.0)</w:t>
-            </w:r>
-          </w:p>
-        </w:tc>
-        <w:tc>
-          <w:tcPr>
-            <w:tcBorders>
-              <w:bottom w:val="single" w:sz="6" w:space="0" w:color="666666"/>
-              <w:top w:val="single" w:sz="6" w:space="0" w:color="666666"/>
-              <w:left w:val="none" w:sz="0" w:space="0" w:color="000000"/>
-              <w:right w:val="none" w:sz="0" w:space="0" w:color="000000"/>
-            </w:tcBorders>
-            <w:shd w:val="clear" w:color="auto" w:fill="FFFFFF"/>
-            <w:tcMar>
-              <w:top w:w="0" w:type="dxa"/>
-              <w:bottom w:w="0" w:type="dxa"/>
-              <w:left w:w="0" w:type="dxa"/>
-              <w:right w:w="0" w:type="dxa"/>
-            </w:tcMar>
-            <w:vAlign w:val="center"/>
-          </w:tcPr>
-          <w:p>
-            <w:pPr>
-              <w:pStyle w:val="Normal"/>
-              <w:jc w:val="left"/>
-              <w:pBdr>
-                <w:bottom w:val="none" w:sz="0" w:space="0" w:color="000000"/>
-                <w:top w:val="none" w:sz="0" w:space="0" w:color="000000"/>
-                <w:left w:val="none" w:sz="0" w:space="0" w:color="000000"/>
-                <w:right w:val="none" w:sz="0" w:space="0" w:color="000000"/>
-              </w:pBdr>
-              <w:spacing w:after="100" w:before="100" w:line="240"/>
-              <w:ind w:left="100" w:right="100" w:firstLine="0" w:firstLineChars="0"/>
-              <w:rPr>
-                <w:rFonts w:ascii="Arial" w:hAnsi="Arial" w:eastAsia="Arial" w:cs="Arial"/>
-                <w:i w:val="false"/>
-                <w:b w:val="false"/>
-                <w:u w:val="none"/>
-                <w:sz w:val="18"/>
-                <w:szCs w:val="18"/>
-                <w:color w:val="000000"/>
-              </w:rPr>
-            </w:pPr>
-            <w:r>
-              <w:rPr>
-                <w:rFonts w:ascii="Arial" w:hAnsi="Arial" w:eastAsia="Arial" w:cs="Arial"/>
-                <w:i w:val="false"/>
-                <w:b w:val="false"/>
-                <w:u w:val="none"/>
-                <w:sz w:val="18"/>
-                <w:szCs w:val="18"/>
-                <w:color w:val="000000"/>
-              </w:rPr>
-              <w:t xml:space="preserve">24 (39.3)</w:t>
+              <w:t xml:space="preserve">141 (49.8)</w:t>
+            </w:r>
+          </w:p>
+        </w:tc>
+        <w:tc>
+          <w:tcPr>
+            <w:tcBorders>
+              <w:bottom w:val="single" w:sz="6" w:space="0" w:color="666666"/>
+              <w:top w:val="single" w:sz="6" w:space="0" w:color="666666"/>
+              <w:left w:val="none" w:sz="0" w:space="0" w:color="000000"/>
+              <w:right w:val="none" w:sz="0" w:space="0" w:color="000000"/>
+            </w:tcBorders>
+            <w:shd w:val="clear" w:color="auto" w:fill="FFFFFF"/>
+            <w:tcMar>
+              <w:top w:w="0" w:type="dxa"/>
+              <w:bottom w:w="0" w:type="dxa"/>
+              <w:left w:w="0" w:type="dxa"/>
+              <w:right w:w="0" w:type="dxa"/>
+            </w:tcMar>
+            <w:vAlign w:val="center"/>
+          </w:tcPr>
+          <w:p>
+            <w:pPr>
+              <w:pStyle w:val="Normal"/>
+              <w:jc w:val="left"/>
+              <w:pBdr>
+                <w:bottom w:val="none" w:sz="0" w:space="0" w:color="000000"/>
+                <w:top w:val="none" w:sz="0" w:space="0" w:color="000000"/>
+                <w:left w:val="none" w:sz="0" w:space="0" w:color="000000"/>
+                <w:right w:val="none" w:sz="0" w:space="0" w:color="000000"/>
+              </w:pBdr>
+              <w:spacing w:after="100" w:before="100" w:line="240"/>
+              <w:ind w:left="100" w:right="100" w:firstLine="0" w:firstLineChars="0"/>
+              <w:rPr>
+                <w:rFonts w:ascii="Arial" w:hAnsi="Arial" w:eastAsia="Arial" w:cs="Arial"/>
+                <w:i w:val="false"/>
+                <w:b w:val="false"/>
+                <w:u w:val="none"/>
+                <w:sz w:val="18"/>
+                <w:szCs w:val="18"/>
+                <w:color w:val="000000"/>
+              </w:rPr>
+            </w:pPr>
+            <w:r>
+              <w:rPr>
+                <w:rFonts w:ascii="Arial" w:hAnsi="Arial" w:eastAsia="Arial" w:cs="Arial"/>
+                <w:i w:val="false"/>
+                <w:b w:val="false"/>
+                <w:u w:val="none"/>
+                <w:sz w:val="18"/>
+                <w:szCs w:val="18"/>
+                <w:color w:val="000000"/>
+              </w:rPr>
+              <w:t xml:space="preserve">63 (49.2)</w:t>
+            </w:r>
+          </w:p>
+        </w:tc>
+        <w:tc>
+          <w:tcPr>
+            <w:tcBorders>
+              <w:bottom w:val="single" w:sz="6" w:space="0" w:color="666666"/>
+              <w:top w:val="single" w:sz="6" w:space="0" w:color="666666"/>
+              <w:left w:val="none" w:sz="0" w:space="0" w:color="000000"/>
+              <w:right w:val="none" w:sz="0" w:space="0" w:color="000000"/>
+            </w:tcBorders>
+            <w:shd w:val="clear" w:color="auto" w:fill="FFFFFF"/>
+            <w:tcMar>
+              <w:top w:w="0" w:type="dxa"/>
+              <w:bottom w:w="0" w:type="dxa"/>
+              <w:left w:w="0" w:type="dxa"/>
+              <w:right w:w="0" w:type="dxa"/>
+            </w:tcMar>
+            <w:vAlign w:val="center"/>
+          </w:tcPr>
+          <w:p>
+            <w:pPr>
+              <w:pStyle w:val="Normal"/>
+              <w:jc w:val="left"/>
+              <w:pBdr>
+                <w:bottom w:val="none" w:sz="0" w:space="0" w:color="000000"/>
+                <w:top w:val="none" w:sz="0" w:space="0" w:color="000000"/>
+                <w:left w:val="none" w:sz="0" w:space="0" w:color="000000"/>
+                <w:right w:val="none" w:sz="0" w:space="0" w:color="000000"/>
+              </w:pBdr>
+              <w:spacing w:after="100" w:before="100" w:line="240"/>
+              <w:ind w:left="100" w:right="100" w:firstLine="0" w:firstLineChars="0"/>
+              <w:rPr>
+                <w:rFonts w:ascii="Arial" w:hAnsi="Arial" w:eastAsia="Arial" w:cs="Arial"/>
+                <w:i w:val="false"/>
+                <w:b w:val="false"/>
+                <w:u w:val="none"/>
+                <w:sz w:val="18"/>
+                <w:szCs w:val="18"/>
+                <w:color w:val="000000"/>
+              </w:rPr>
+            </w:pPr>
+            <w:r>
+              <w:rPr>
+                <w:rFonts w:ascii="Arial" w:hAnsi="Arial" w:eastAsia="Arial" w:cs="Arial"/>
+                <w:i w:val="false"/>
+                <w:b w:val="false"/>
+                <w:u w:val="none"/>
+                <w:sz w:val="18"/>
+                <w:szCs w:val="18"/>
+                <w:color w:val="000000"/>
+              </w:rPr>
+              <w:t xml:space="preserve">25 (39.7)</w:t>
             </w:r>
           </w:p>
         </w:tc>
@@ -11558,113 +11558,113 @@
                 <w:szCs w:val="18"/>
                 <w:color w:val="000000"/>
               </w:rPr>
-              <w:t xml:space="preserve">259 (96.3)</w:t>
-            </w:r>
-          </w:p>
-        </w:tc>
-        <w:tc>
-          <w:tcPr>
-            <w:tcBorders>
-              <w:bottom w:val="single" w:sz="6" w:space="0" w:color="666666"/>
-              <w:top w:val="single" w:sz="6" w:space="0" w:color="666666"/>
-              <w:left w:val="none" w:sz="0" w:space="0" w:color="000000"/>
-              <w:right w:val="none" w:sz="0" w:space="0" w:color="000000"/>
-            </w:tcBorders>
-            <w:shd w:val="clear" w:color="auto" w:fill="FFFFFF"/>
-            <w:tcMar>
-              <w:top w:w="0" w:type="dxa"/>
-              <w:bottom w:w="0" w:type="dxa"/>
-              <w:left w:w="0" w:type="dxa"/>
-              <w:right w:w="0" w:type="dxa"/>
-            </w:tcMar>
-            <w:vAlign w:val="center"/>
-          </w:tcPr>
-          <w:p>
-            <w:pPr>
-              <w:pStyle w:val="Normal"/>
-              <w:jc w:val="left"/>
-              <w:pBdr>
-                <w:bottom w:val="none" w:sz="0" w:space="0" w:color="000000"/>
-                <w:top w:val="none" w:sz="0" w:space="0" w:color="000000"/>
-                <w:left w:val="none" w:sz="0" w:space="0" w:color="000000"/>
-                <w:right w:val="none" w:sz="0" w:space="0" w:color="000000"/>
-              </w:pBdr>
-              <w:spacing w:after="100" w:before="100" w:line="240"/>
-              <w:ind w:left="100" w:right="100" w:firstLine="0" w:firstLineChars="0"/>
-              <w:rPr>
-                <w:rFonts w:ascii="Arial" w:hAnsi="Arial" w:eastAsia="Arial" w:cs="Arial"/>
-                <w:i w:val="false"/>
-                <w:b w:val="false"/>
-                <w:u w:val="none"/>
-                <w:sz w:val="18"/>
-                <w:szCs w:val="18"/>
-                <w:color w:val="000000"/>
-              </w:rPr>
-            </w:pPr>
-            <w:r>
-              <w:rPr>
-                <w:rFonts w:ascii="Arial" w:hAnsi="Arial" w:eastAsia="Arial" w:cs="Arial"/>
-                <w:i w:val="false"/>
-                <w:b w:val="false"/>
-                <w:u w:val="none"/>
-                <w:sz w:val="18"/>
-                <w:szCs w:val="18"/>
-                <w:color w:val="000000"/>
-              </w:rPr>
-              <w:t xml:space="preserve">125 (96.2)</w:t>
-            </w:r>
-          </w:p>
-        </w:tc>
-        <w:tc>
-          <w:tcPr>
-            <w:tcBorders>
-              <w:bottom w:val="single" w:sz="6" w:space="0" w:color="666666"/>
-              <w:top w:val="single" w:sz="6" w:space="0" w:color="666666"/>
-              <w:left w:val="none" w:sz="0" w:space="0" w:color="000000"/>
-              <w:right w:val="none" w:sz="0" w:space="0" w:color="000000"/>
-            </w:tcBorders>
-            <w:shd w:val="clear" w:color="auto" w:fill="FFFFFF"/>
-            <w:tcMar>
-              <w:top w:w="0" w:type="dxa"/>
-              <w:bottom w:w="0" w:type="dxa"/>
-              <w:left w:w="0" w:type="dxa"/>
-              <w:right w:w="0" w:type="dxa"/>
-            </w:tcMar>
-            <w:vAlign w:val="center"/>
-          </w:tcPr>
-          <w:p>
-            <w:pPr>
-              <w:pStyle w:val="Normal"/>
-              <w:jc w:val="left"/>
-              <w:pBdr>
-                <w:bottom w:val="none" w:sz="0" w:space="0" w:color="000000"/>
-                <w:top w:val="none" w:sz="0" w:space="0" w:color="000000"/>
-                <w:left w:val="none" w:sz="0" w:space="0" w:color="000000"/>
-                <w:right w:val="none" w:sz="0" w:space="0" w:color="000000"/>
-              </w:pBdr>
-              <w:spacing w:after="100" w:before="100" w:line="240"/>
-              <w:ind w:left="100" w:right="100" w:firstLine="0" w:firstLineChars="0"/>
-              <w:rPr>
-                <w:rFonts w:ascii="Arial" w:hAnsi="Arial" w:eastAsia="Arial" w:cs="Arial"/>
-                <w:i w:val="false"/>
-                <w:b w:val="false"/>
-                <w:u w:val="none"/>
-                <w:sz w:val="18"/>
-                <w:szCs w:val="18"/>
-                <w:color w:val="000000"/>
-              </w:rPr>
-            </w:pPr>
-            <w:r>
-              <w:rPr>
-                <w:rFonts w:ascii="Arial" w:hAnsi="Arial" w:eastAsia="Arial" w:cs="Arial"/>
-                <w:i w:val="false"/>
-                <w:b w:val="false"/>
-                <w:u w:val="none"/>
-                <w:sz w:val="18"/>
-                <w:szCs w:val="18"/>
-                <w:color w:val="000000"/>
-              </w:rPr>
-              <w:t xml:space="preserve">59 (96.7)</w:t>
+              <w:t xml:space="preserve">272 (96.1)</w:t>
+            </w:r>
+          </w:p>
+        </w:tc>
+        <w:tc>
+          <w:tcPr>
+            <w:tcBorders>
+              <w:bottom w:val="single" w:sz="6" w:space="0" w:color="666666"/>
+              <w:top w:val="single" w:sz="6" w:space="0" w:color="666666"/>
+              <w:left w:val="none" w:sz="0" w:space="0" w:color="000000"/>
+              <w:right w:val="none" w:sz="0" w:space="0" w:color="000000"/>
+            </w:tcBorders>
+            <w:shd w:val="clear" w:color="auto" w:fill="FFFFFF"/>
+            <w:tcMar>
+              <w:top w:w="0" w:type="dxa"/>
+              <w:bottom w:w="0" w:type="dxa"/>
+              <w:left w:w="0" w:type="dxa"/>
+              <w:right w:w="0" w:type="dxa"/>
+            </w:tcMar>
+            <w:vAlign w:val="center"/>
+          </w:tcPr>
+          <w:p>
+            <w:pPr>
+              <w:pStyle w:val="Normal"/>
+              <w:jc w:val="left"/>
+              <w:pBdr>
+                <w:bottom w:val="none" w:sz="0" w:space="0" w:color="000000"/>
+                <w:top w:val="none" w:sz="0" w:space="0" w:color="000000"/>
+                <w:left w:val="none" w:sz="0" w:space="0" w:color="000000"/>
+                <w:right w:val="none" w:sz="0" w:space="0" w:color="000000"/>
+              </w:pBdr>
+              <w:spacing w:after="100" w:before="100" w:line="240"/>
+              <w:ind w:left="100" w:right="100" w:firstLine="0" w:firstLineChars="0"/>
+              <w:rPr>
+                <w:rFonts w:ascii="Arial" w:hAnsi="Arial" w:eastAsia="Arial" w:cs="Arial"/>
+                <w:i w:val="false"/>
+                <w:b w:val="false"/>
+                <w:u w:val="none"/>
+                <w:sz w:val="18"/>
+                <w:szCs w:val="18"/>
+                <w:color w:val="000000"/>
+              </w:rPr>
+            </w:pPr>
+            <w:r>
+              <w:rPr>
+                <w:rFonts w:ascii="Arial" w:hAnsi="Arial" w:eastAsia="Arial" w:cs="Arial"/>
+                <w:i w:val="false"/>
+                <w:b w:val="false"/>
+                <w:u w:val="none"/>
+                <w:sz w:val="18"/>
+                <w:szCs w:val="18"/>
+                <w:color w:val="000000"/>
+              </w:rPr>
+              <w:t xml:space="preserve">123 (96.1)</w:t>
+            </w:r>
+          </w:p>
+        </w:tc>
+        <w:tc>
+          <w:tcPr>
+            <w:tcBorders>
+              <w:bottom w:val="single" w:sz="6" w:space="0" w:color="666666"/>
+              <w:top w:val="single" w:sz="6" w:space="0" w:color="666666"/>
+              <w:left w:val="none" w:sz="0" w:space="0" w:color="000000"/>
+              <w:right w:val="none" w:sz="0" w:space="0" w:color="000000"/>
+            </w:tcBorders>
+            <w:shd w:val="clear" w:color="auto" w:fill="FFFFFF"/>
+            <w:tcMar>
+              <w:top w:w="0" w:type="dxa"/>
+              <w:bottom w:w="0" w:type="dxa"/>
+              <w:left w:w="0" w:type="dxa"/>
+              <w:right w:w="0" w:type="dxa"/>
+            </w:tcMar>
+            <w:vAlign w:val="center"/>
+          </w:tcPr>
+          <w:p>
+            <w:pPr>
+              <w:pStyle w:val="Normal"/>
+              <w:jc w:val="left"/>
+              <w:pBdr>
+                <w:bottom w:val="none" w:sz="0" w:space="0" w:color="000000"/>
+                <w:top w:val="none" w:sz="0" w:space="0" w:color="000000"/>
+                <w:left w:val="none" w:sz="0" w:space="0" w:color="000000"/>
+                <w:right w:val="none" w:sz="0" w:space="0" w:color="000000"/>
+              </w:pBdr>
+              <w:spacing w:after="100" w:before="100" w:line="240"/>
+              <w:ind w:left="100" w:right="100" w:firstLine="0" w:firstLineChars="0"/>
+              <w:rPr>
+                <w:rFonts w:ascii="Arial" w:hAnsi="Arial" w:eastAsia="Arial" w:cs="Arial"/>
+                <w:i w:val="false"/>
+                <w:b w:val="false"/>
+                <w:u w:val="none"/>
+                <w:sz w:val="18"/>
+                <w:szCs w:val="18"/>
+                <w:color w:val="000000"/>
+              </w:rPr>
+            </w:pPr>
+            <w:r>
+              <w:rPr>
+                <w:rFonts w:ascii="Arial" w:hAnsi="Arial" w:eastAsia="Arial" w:cs="Arial"/>
+                <w:i w:val="false"/>
+                <w:b w:val="false"/>
+                <w:u w:val="none"/>
+                <w:sz w:val="18"/>
+                <w:szCs w:val="18"/>
+                <w:color w:val="000000"/>
+              </w:rPr>
+              <w:t xml:space="preserve">61 (96.8)</w:t>
             </w:r>
           </w:p>
         </w:tc>
@@ -11723,7 +11723,7 @@
                 <w:szCs w:val="18"/>
                 <w:color w:val="000000"/>
               </w:rPr>
-              <w:t xml:space="preserve">X.28</w:t>
+              <w:t xml:space="preserve">X.29</w:t>
             </w:r>
           </w:p>
         </w:tc>
@@ -11829,7 +11829,7 @@
                 <w:szCs w:val="18"/>
                 <w:color w:val="000000"/>
               </w:rPr>
-              <w:t xml:space="preserve">10 (3.7)</w:t>
+              <w:t xml:space="preserve">11 (3.9)</w:t>
             </w:r>
           </w:p>
         </w:tc>
@@ -11882,7 +11882,7 @@
                 <w:szCs w:val="18"/>
                 <w:color w:val="000000"/>
               </w:rPr>
-              <w:t xml:space="preserve">5 (3.8)</w:t>
+              <w:t xml:space="preserve">5 (3.9)</w:t>
             </w:r>
           </w:p>
         </w:tc>
@@ -11935,7 +11935,7 @@
                 <w:szCs w:val="18"/>
                 <w:color w:val="000000"/>
               </w:rPr>
-              <w:t xml:space="preserve">2 (3.3)</w:t>
+              <w:t xml:space="preserve">2 (3.2)</w:t>
             </w:r>
           </w:p>
         </w:tc>
